--- a/tools/myCustomBlockly/iMi/ESP32Map/ESP32Map規劃.docx
+++ b/tools/myCustomBlockly/iMi/ESP32Map/ESP32Map規劃.docx
@@ -5161,15 +5161,1164 @@
             <w:pPr>
               <w:adjustRightInd w:val="0"/>
               <w:snapToGrid w:val="0"/>
-            </w:pPr>
-            <w:r>
               <w:rPr>
                 <w:rFonts w:ascii="Arial Unicode MS" w:hAnsi="Arial Unicode MS"/>
                 <w:color w:val="008800"/>
                 <w:sz w:val="20"/>
                 <w:szCs w:val="20"/>
               </w:rPr>
+            </w:pPr>
+            <w:r>
+              <w:rPr>
+                <w:rFonts w:ascii="Arial Unicode MS" w:hAnsi="Arial Unicode MS"/>
+                <w:color w:val="008800"/>
+                <w:sz w:val="20"/>
+                <w:szCs w:val="20"/>
+              </w:rPr>
               <w:lastRenderedPageBreak/>
+              <w:t>_05imi_</w:t>
+            </w:r>
+            <w:r>
+              <w:rPr>
+                <w:rFonts w:ascii="Arial Unicode MS" w:hAnsi="Arial Unicode MS" w:hint="eastAsia"/>
+                <w:color w:val="008800"/>
+                <w:sz w:val="20"/>
+                <w:szCs w:val="20"/>
+              </w:rPr>
+              <w:t>e</w:t>
+            </w:r>
+            <w:r>
+              <w:rPr>
+                <w:rFonts w:ascii="Arial Unicode MS" w:hAnsi="Arial Unicode MS"/>
+                <w:color w:val="008800"/>
+                <w:sz w:val="20"/>
+                <w:szCs w:val="20"/>
+              </w:rPr>
+              <w:t>spmap_map</w:t>
+            </w:r>
+            <w:r>
+              <w:rPr>
+                <w:rFonts w:ascii="Arial Unicode MS" w:hAnsi="Arial Unicode MS"/>
+                <w:color w:val="008800"/>
+                <w:sz w:val="20"/>
+                <w:szCs w:val="20"/>
+              </w:rPr>
+              <w:t>s</w:t>
+            </w:r>
+          </w:p>
+          <w:p>
+            <w:pPr>
+              <w:adjustRightInd w:val="0"/>
+              <w:snapToGrid w:val="0"/>
+              <w:rPr>
+                <w:rFonts w:ascii="Arial Unicode MS" w:hAnsi="Arial Unicode MS"/>
+                <w:color w:val="008800"/>
+                <w:sz w:val="20"/>
+                <w:szCs w:val="20"/>
+              </w:rPr>
+            </w:pPr>
+            <w:r>
+              <w:rPr>
+                <w:noProof/>
+              </w:rPr>
+              <mc:AlternateContent>
+                <mc:Choice Requires="wps">
+                  <w:drawing>
+                    <wp:inline distT="0" distB="0" distL="0" distR="0" wp14:anchorId="53145785" wp14:editId="4E6E609B">
+                      <wp:extent cx="1706880" cy="878156"/>
+                      <wp:effectExtent l="0" t="19050" r="26670" b="17780"/>
+                      <wp:docPr id="145" name="手繪多邊形: 圖案 22"/>
+                      <wp:cNvGraphicFramePr/>
+                      <a:graphic xmlns:a="http://schemas.openxmlformats.org/drawingml/2006/main">
+                        <a:graphicData uri="http://schemas.microsoft.com/office/word/2010/wordprocessingShape">
+                          <wps:wsp>
+                            <wps:cNvSpPr/>
+                            <wps:spPr>
+                              <a:xfrm>
+                                <a:off x="0" y="0"/>
+                                <a:ext cx="1706880" cy="878156"/>
+                              </a:xfrm>
+                              <a:custGeom>
+                                <a:avLst/>
+                                <a:gdLst>
+                                  <a:gd name="connsiteX0" fmla="*/ 66099 w 1606550"/>
+                                  <a:gd name="connsiteY0" fmla="*/ 0 h 831850"/>
+                                  <a:gd name="connsiteX1" fmla="*/ 1540451 w 1606550"/>
+                                  <a:gd name="connsiteY1" fmla="*/ 0 h 831850"/>
+                                  <a:gd name="connsiteX2" fmla="*/ 1606550 w 1606550"/>
+                                  <a:gd name="connsiteY2" fmla="*/ 66099 h 831850"/>
+                                  <a:gd name="connsiteX3" fmla="*/ 1606550 w 1606550"/>
+                                  <a:gd name="connsiteY3" fmla="*/ 346710 h 831850"/>
+                                  <a:gd name="connsiteX4" fmla="*/ 553720 w 1606550"/>
+                                  <a:gd name="connsiteY4" fmla="*/ 346710 h 831850"/>
+                                  <a:gd name="connsiteX5" fmla="*/ 263315 w 1606550"/>
+                                  <a:gd name="connsiteY5" fmla="*/ 346710 h 831850"/>
+                                  <a:gd name="connsiteX6" fmla="*/ 203200 w 1606550"/>
+                                  <a:gd name="connsiteY6" fmla="*/ 406825 h 831850"/>
+                                  <a:gd name="connsiteX7" fmla="*/ 203200 w 1606550"/>
+                                  <a:gd name="connsiteY7" fmla="*/ 647275 h 831850"/>
+                                  <a:gd name="connsiteX8" fmla="*/ 263315 w 1606550"/>
+                                  <a:gd name="connsiteY8" fmla="*/ 707390 h 831850"/>
+                                  <a:gd name="connsiteX9" fmla="*/ 533400 w 1606550"/>
+                                  <a:gd name="connsiteY9" fmla="*/ 707390 h 831850"/>
+                                  <a:gd name="connsiteX10" fmla="*/ 1606550 w 1606550"/>
+                                  <a:gd name="connsiteY10" fmla="*/ 707390 h 831850"/>
+                                  <a:gd name="connsiteX11" fmla="*/ 1606550 w 1606550"/>
+                                  <a:gd name="connsiteY11" fmla="*/ 765751 h 831850"/>
+                                  <a:gd name="connsiteX12" fmla="*/ 1540451 w 1606550"/>
+                                  <a:gd name="connsiteY12" fmla="*/ 831850 h 831850"/>
+                                  <a:gd name="connsiteX13" fmla="*/ 66099 w 1606550"/>
+                                  <a:gd name="connsiteY13" fmla="*/ 831850 h 831850"/>
+                                  <a:gd name="connsiteX14" fmla="*/ 0 w 1606550"/>
+                                  <a:gd name="connsiteY14" fmla="*/ 765751 h 831850"/>
+                                  <a:gd name="connsiteX15" fmla="*/ 0 w 1606550"/>
+                                  <a:gd name="connsiteY15" fmla="*/ 66099 h 831850"/>
+                                  <a:gd name="connsiteX16" fmla="*/ 66099 w 1606550"/>
+                                  <a:gd name="connsiteY16" fmla="*/ 0 h 831850"/>
+                                  <a:gd name="connsiteX0" fmla="*/ 66099 w 1606550"/>
+                                  <a:gd name="connsiteY0" fmla="*/ 0 h 831850"/>
+                                  <a:gd name="connsiteX1" fmla="*/ 1540451 w 1606550"/>
+                                  <a:gd name="connsiteY1" fmla="*/ 0 h 831850"/>
+                                  <a:gd name="connsiteX2" fmla="*/ 1606550 w 1606550"/>
+                                  <a:gd name="connsiteY2" fmla="*/ 66099 h 831850"/>
+                                  <a:gd name="connsiteX3" fmla="*/ 1606550 w 1606550"/>
+                                  <a:gd name="connsiteY3" fmla="*/ 346710 h 831850"/>
+                                  <a:gd name="connsiteX4" fmla="*/ 553720 w 1606550"/>
+                                  <a:gd name="connsiteY4" fmla="*/ 346710 h 831850"/>
+                                  <a:gd name="connsiteX5" fmla="*/ 263315 w 1606550"/>
+                                  <a:gd name="connsiteY5" fmla="*/ 346710 h 831850"/>
+                                  <a:gd name="connsiteX6" fmla="*/ 203200 w 1606550"/>
+                                  <a:gd name="connsiteY6" fmla="*/ 406825 h 831850"/>
+                                  <a:gd name="connsiteX7" fmla="*/ 203200 w 1606550"/>
+                                  <a:gd name="connsiteY7" fmla="*/ 647275 h 831850"/>
+                                  <a:gd name="connsiteX8" fmla="*/ 263315 w 1606550"/>
+                                  <a:gd name="connsiteY8" fmla="*/ 707390 h 831850"/>
+                                  <a:gd name="connsiteX9" fmla="*/ 533400 w 1606550"/>
+                                  <a:gd name="connsiteY9" fmla="*/ 707390 h 831850"/>
+                                  <a:gd name="connsiteX10" fmla="*/ 1606550 w 1606550"/>
+                                  <a:gd name="connsiteY10" fmla="*/ 707390 h 831850"/>
+                                  <a:gd name="connsiteX11" fmla="*/ 1606550 w 1606550"/>
+                                  <a:gd name="connsiteY11" fmla="*/ 765751 h 831850"/>
+                                  <a:gd name="connsiteX12" fmla="*/ 1540451 w 1606550"/>
+                                  <a:gd name="connsiteY12" fmla="*/ 831850 h 831850"/>
+                                  <a:gd name="connsiteX13" fmla="*/ 190061 w 1606550"/>
+                                  <a:gd name="connsiteY13" fmla="*/ 831215 h 831850"/>
+                                  <a:gd name="connsiteX14" fmla="*/ 66099 w 1606550"/>
+                                  <a:gd name="connsiteY14" fmla="*/ 831850 h 831850"/>
+                                  <a:gd name="connsiteX15" fmla="*/ 0 w 1606550"/>
+                                  <a:gd name="connsiteY15" fmla="*/ 765751 h 831850"/>
+                                  <a:gd name="connsiteX16" fmla="*/ 0 w 1606550"/>
+                                  <a:gd name="connsiteY16" fmla="*/ 66099 h 831850"/>
+                                  <a:gd name="connsiteX17" fmla="*/ 66099 w 1606550"/>
+                                  <a:gd name="connsiteY17" fmla="*/ 0 h 831850"/>
+                                  <a:gd name="connsiteX0" fmla="*/ 66099 w 1606550"/>
+                                  <a:gd name="connsiteY0" fmla="*/ 0 h 838835"/>
+                                  <a:gd name="connsiteX1" fmla="*/ 1540451 w 1606550"/>
+                                  <a:gd name="connsiteY1" fmla="*/ 0 h 838835"/>
+                                  <a:gd name="connsiteX2" fmla="*/ 1606550 w 1606550"/>
+                                  <a:gd name="connsiteY2" fmla="*/ 66099 h 838835"/>
+                                  <a:gd name="connsiteX3" fmla="*/ 1606550 w 1606550"/>
+                                  <a:gd name="connsiteY3" fmla="*/ 346710 h 838835"/>
+                                  <a:gd name="connsiteX4" fmla="*/ 553720 w 1606550"/>
+                                  <a:gd name="connsiteY4" fmla="*/ 346710 h 838835"/>
+                                  <a:gd name="connsiteX5" fmla="*/ 263315 w 1606550"/>
+                                  <a:gd name="connsiteY5" fmla="*/ 346710 h 838835"/>
+                                  <a:gd name="connsiteX6" fmla="*/ 203200 w 1606550"/>
+                                  <a:gd name="connsiteY6" fmla="*/ 406825 h 838835"/>
+                                  <a:gd name="connsiteX7" fmla="*/ 203200 w 1606550"/>
+                                  <a:gd name="connsiteY7" fmla="*/ 647275 h 838835"/>
+                                  <a:gd name="connsiteX8" fmla="*/ 263315 w 1606550"/>
+                                  <a:gd name="connsiteY8" fmla="*/ 707390 h 838835"/>
+                                  <a:gd name="connsiteX9" fmla="*/ 533400 w 1606550"/>
+                                  <a:gd name="connsiteY9" fmla="*/ 707390 h 838835"/>
+                                  <a:gd name="connsiteX10" fmla="*/ 1606550 w 1606550"/>
+                                  <a:gd name="connsiteY10" fmla="*/ 707390 h 838835"/>
+                                  <a:gd name="connsiteX11" fmla="*/ 1606550 w 1606550"/>
+                                  <a:gd name="connsiteY11" fmla="*/ 765751 h 838835"/>
+                                  <a:gd name="connsiteX12" fmla="*/ 1540451 w 1606550"/>
+                                  <a:gd name="connsiteY12" fmla="*/ 831850 h 838835"/>
+                                  <a:gd name="connsiteX13" fmla="*/ 326330 w 1606550"/>
+                                  <a:gd name="connsiteY13" fmla="*/ 838835 h 838835"/>
+                                  <a:gd name="connsiteX14" fmla="*/ 190061 w 1606550"/>
+                                  <a:gd name="connsiteY14" fmla="*/ 831215 h 838835"/>
+                                  <a:gd name="connsiteX15" fmla="*/ 66099 w 1606550"/>
+                                  <a:gd name="connsiteY15" fmla="*/ 831850 h 838835"/>
+                                  <a:gd name="connsiteX16" fmla="*/ 0 w 1606550"/>
+                                  <a:gd name="connsiteY16" fmla="*/ 765751 h 838835"/>
+                                  <a:gd name="connsiteX17" fmla="*/ 0 w 1606550"/>
+                                  <a:gd name="connsiteY17" fmla="*/ 66099 h 838835"/>
+                                  <a:gd name="connsiteX18" fmla="*/ 66099 w 1606550"/>
+                                  <a:gd name="connsiteY18" fmla="*/ 0 h 838835"/>
+                                  <a:gd name="connsiteX0" fmla="*/ 66099 w 1606550"/>
+                                  <a:gd name="connsiteY0" fmla="*/ 0 h 866844"/>
+                                  <a:gd name="connsiteX1" fmla="*/ 1540451 w 1606550"/>
+                                  <a:gd name="connsiteY1" fmla="*/ 0 h 866844"/>
+                                  <a:gd name="connsiteX2" fmla="*/ 1606550 w 1606550"/>
+                                  <a:gd name="connsiteY2" fmla="*/ 66099 h 866844"/>
+                                  <a:gd name="connsiteX3" fmla="*/ 1606550 w 1606550"/>
+                                  <a:gd name="connsiteY3" fmla="*/ 346710 h 866844"/>
+                                  <a:gd name="connsiteX4" fmla="*/ 553720 w 1606550"/>
+                                  <a:gd name="connsiteY4" fmla="*/ 346710 h 866844"/>
+                                  <a:gd name="connsiteX5" fmla="*/ 263315 w 1606550"/>
+                                  <a:gd name="connsiteY5" fmla="*/ 346710 h 866844"/>
+                                  <a:gd name="connsiteX6" fmla="*/ 203200 w 1606550"/>
+                                  <a:gd name="connsiteY6" fmla="*/ 406825 h 866844"/>
+                                  <a:gd name="connsiteX7" fmla="*/ 203200 w 1606550"/>
+                                  <a:gd name="connsiteY7" fmla="*/ 647275 h 866844"/>
+                                  <a:gd name="connsiteX8" fmla="*/ 263315 w 1606550"/>
+                                  <a:gd name="connsiteY8" fmla="*/ 707390 h 866844"/>
+                                  <a:gd name="connsiteX9" fmla="*/ 533400 w 1606550"/>
+                                  <a:gd name="connsiteY9" fmla="*/ 707390 h 866844"/>
+                                  <a:gd name="connsiteX10" fmla="*/ 1606550 w 1606550"/>
+                                  <a:gd name="connsiteY10" fmla="*/ 707390 h 866844"/>
+                                  <a:gd name="connsiteX11" fmla="*/ 1606550 w 1606550"/>
+                                  <a:gd name="connsiteY11" fmla="*/ 765751 h 866844"/>
+                                  <a:gd name="connsiteX12" fmla="*/ 1540451 w 1606550"/>
+                                  <a:gd name="connsiteY12" fmla="*/ 831850 h 866844"/>
+                                  <a:gd name="connsiteX13" fmla="*/ 326330 w 1606550"/>
+                                  <a:gd name="connsiteY13" fmla="*/ 838835 h 866844"/>
+                                  <a:gd name="connsiteX14" fmla="*/ 190061 w 1606550"/>
+                                  <a:gd name="connsiteY14" fmla="*/ 831215 h 866844"/>
+                                  <a:gd name="connsiteX15" fmla="*/ 66099 w 1606550"/>
+                                  <a:gd name="connsiteY15" fmla="*/ 831850 h 866844"/>
+                                  <a:gd name="connsiteX16" fmla="*/ 0 w 1606550"/>
+                                  <a:gd name="connsiteY16" fmla="*/ 765751 h 866844"/>
+                                  <a:gd name="connsiteX17" fmla="*/ 0 w 1606550"/>
+                                  <a:gd name="connsiteY17" fmla="*/ 66099 h 866844"/>
+                                  <a:gd name="connsiteX18" fmla="*/ 66099 w 1606550"/>
+                                  <a:gd name="connsiteY18" fmla="*/ 0 h 866844"/>
+                                  <a:gd name="connsiteX0" fmla="*/ 66099 w 1606550"/>
+                                  <a:gd name="connsiteY0" fmla="*/ 0 h 871170"/>
+                                  <a:gd name="connsiteX1" fmla="*/ 1540451 w 1606550"/>
+                                  <a:gd name="connsiteY1" fmla="*/ 0 h 871170"/>
+                                  <a:gd name="connsiteX2" fmla="*/ 1606550 w 1606550"/>
+                                  <a:gd name="connsiteY2" fmla="*/ 66099 h 871170"/>
+                                  <a:gd name="connsiteX3" fmla="*/ 1606550 w 1606550"/>
+                                  <a:gd name="connsiteY3" fmla="*/ 346710 h 871170"/>
+                                  <a:gd name="connsiteX4" fmla="*/ 553720 w 1606550"/>
+                                  <a:gd name="connsiteY4" fmla="*/ 346710 h 871170"/>
+                                  <a:gd name="connsiteX5" fmla="*/ 263315 w 1606550"/>
+                                  <a:gd name="connsiteY5" fmla="*/ 346710 h 871170"/>
+                                  <a:gd name="connsiteX6" fmla="*/ 203200 w 1606550"/>
+                                  <a:gd name="connsiteY6" fmla="*/ 406825 h 871170"/>
+                                  <a:gd name="connsiteX7" fmla="*/ 203200 w 1606550"/>
+                                  <a:gd name="connsiteY7" fmla="*/ 647275 h 871170"/>
+                                  <a:gd name="connsiteX8" fmla="*/ 263315 w 1606550"/>
+                                  <a:gd name="connsiteY8" fmla="*/ 707390 h 871170"/>
+                                  <a:gd name="connsiteX9" fmla="*/ 533400 w 1606550"/>
+                                  <a:gd name="connsiteY9" fmla="*/ 707390 h 871170"/>
+                                  <a:gd name="connsiteX10" fmla="*/ 1606550 w 1606550"/>
+                                  <a:gd name="connsiteY10" fmla="*/ 707390 h 871170"/>
+                                  <a:gd name="connsiteX11" fmla="*/ 1606550 w 1606550"/>
+                                  <a:gd name="connsiteY11" fmla="*/ 765751 h 871170"/>
+                                  <a:gd name="connsiteX12" fmla="*/ 1540451 w 1606550"/>
+                                  <a:gd name="connsiteY12" fmla="*/ 831850 h 871170"/>
+                                  <a:gd name="connsiteX13" fmla="*/ 326330 w 1606550"/>
+                                  <a:gd name="connsiteY13" fmla="*/ 838835 h 871170"/>
+                                  <a:gd name="connsiteX14" fmla="*/ 190061 w 1606550"/>
+                                  <a:gd name="connsiteY14" fmla="*/ 831215 h 871170"/>
+                                  <a:gd name="connsiteX15" fmla="*/ 66099 w 1606550"/>
+                                  <a:gd name="connsiteY15" fmla="*/ 831850 h 871170"/>
+                                  <a:gd name="connsiteX16" fmla="*/ 0 w 1606550"/>
+                                  <a:gd name="connsiteY16" fmla="*/ 765751 h 871170"/>
+                                  <a:gd name="connsiteX17" fmla="*/ 0 w 1606550"/>
+                                  <a:gd name="connsiteY17" fmla="*/ 66099 h 871170"/>
+                                  <a:gd name="connsiteX18" fmla="*/ 66099 w 1606550"/>
+                                  <a:gd name="connsiteY18" fmla="*/ 0 h 871170"/>
+                                  <a:gd name="connsiteX0" fmla="*/ 66099 w 1606550"/>
+                                  <a:gd name="connsiteY0" fmla="*/ 0 h 871170"/>
+                                  <a:gd name="connsiteX1" fmla="*/ 186475 w 1606550"/>
+                                  <a:gd name="connsiteY1" fmla="*/ 634 h 871170"/>
+                                  <a:gd name="connsiteX2" fmla="*/ 1540451 w 1606550"/>
+                                  <a:gd name="connsiteY2" fmla="*/ 0 h 871170"/>
+                                  <a:gd name="connsiteX3" fmla="*/ 1606550 w 1606550"/>
+                                  <a:gd name="connsiteY3" fmla="*/ 66099 h 871170"/>
+                                  <a:gd name="connsiteX4" fmla="*/ 1606550 w 1606550"/>
+                                  <a:gd name="connsiteY4" fmla="*/ 346710 h 871170"/>
+                                  <a:gd name="connsiteX5" fmla="*/ 553720 w 1606550"/>
+                                  <a:gd name="connsiteY5" fmla="*/ 346710 h 871170"/>
+                                  <a:gd name="connsiteX6" fmla="*/ 263315 w 1606550"/>
+                                  <a:gd name="connsiteY6" fmla="*/ 346710 h 871170"/>
+                                  <a:gd name="connsiteX7" fmla="*/ 203200 w 1606550"/>
+                                  <a:gd name="connsiteY7" fmla="*/ 406825 h 871170"/>
+                                  <a:gd name="connsiteX8" fmla="*/ 203200 w 1606550"/>
+                                  <a:gd name="connsiteY8" fmla="*/ 647275 h 871170"/>
+                                  <a:gd name="connsiteX9" fmla="*/ 263315 w 1606550"/>
+                                  <a:gd name="connsiteY9" fmla="*/ 707390 h 871170"/>
+                                  <a:gd name="connsiteX10" fmla="*/ 533400 w 1606550"/>
+                                  <a:gd name="connsiteY10" fmla="*/ 707390 h 871170"/>
+                                  <a:gd name="connsiteX11" fmla="*/ 1606550 w 1606550"/>
+                                  <a:gd name="connsiteY11" fmla="*/ 707390 h 871170"/>
+                                  <a:gd name="connsiteX12" fmla="*/ 1606550 w 1606550"/>
+                                  <a:gd name="connsiteY12" fmla="*/ 765751 h 871170"/>
+                                  <a:gd name="connsiteX13" fmla="*/ 1540451 w 1606550"/>
+                                  <a:gd name="connsiteY13" fmla="*/ 831850 h 871170"/>
+                                  <a:gd name="connsiteX14" fmla="*/ 326330 w 1606550"/>
+                                  <a:gd name="connsiteY14" fmla="*/ 838835 h 871170"/>
+                                  <a:gd name="connsiteX15" fmla="*/ 190061 w 1606550"/>
+                                  <a:gd name="connsiteY15" fmla="*/ 831215 h 871170"/>
+                                  <a:gd name="connsiteX16" fmla="*/ 66099 w 1606550"/>
+                                  <a:gd name="connsiteY16" fmla="*/ 831850 h 871170"/>
+                                  <a:gd name="connsiteX17" fmla="*/ 0 w 1606550"/>
+                                  <a:gd name="connsiteY17" fmla="*/ 765751 h 871170"/>
+                                  <a:gd name="connsiteX18" fmla="*/ 0 w 1606550"/>
+                                  <a:gd name="connsiteY18" fmla="*/ 66099 h 871170"/>
+                                  <a:gd name="connsiteX19" fmla="*/ 66099 w 1606550"/>
+                                  <a:gd name="connsiteY19" fmla="*/ 0 h 871170"/>
+                                  <a:gd name="connsiteX0" fmla="*/ 66099 w 1606550"/>
+                                  <a:gd name="connsiteY0" fmla="*/ 6986 h 878156"/>
+                                  <a:gd name="connsiteX1" fmla="*/ 186475 w 1606550"/>
+                                  <a:gd name="connsiteY1" fmla="*/ 7620 h 878156"/>
+                                  <a:gd name="connsiteX2" fmla="*/ 315572 w 1606550"/>
+                                  <a:gd name="connsiteY2" fmla="*/ 0 h 878156"/>
+                                  <a:gd name="connsiteX3" fmla="*/ 1540451 w 1606550"/>
+                                  <a:gd name="connsiteY3" fmla="*/ 6986 h 878156"/>
+                                  <a:gd name="connsiteX4" fmla="*/ 1606550 w 1606550"/>
+                                  <a:gd name="connsiteY4" fmla="*/ 73085 h 878156"/>
+                                  <a:gd name="connsiteX5" fmla="*/ 1606550 w 1606550"/>
+                                  <a:gd name="connsiteY5" fmla="*/ 353696 h 878156"/>
+                                  <a:gd name="connsiteX6" fmla="*/ 553720 w 1606550"/>
+                                  <a:gd name="connsiteY6" fmla="*/ 353696 h 878156"/>
+                                  <a:gd name="connsiteX7" fmla="*/ 263315 w 1606550"/>
+                                  <a:gd name="connsiteY7" fmla="*/ 353696 h 878156"/>
+                                  <a:gd name="connsiteX8" fmla="*/ 203200 w 1606550"/>
+                                  <a:gd name="connsiteY8" fmla="*/ 413811 h 878156"/>
+                                  <a:gd name="connsiteX9" fmla="*/ 203200 w 1606550"/>
+                                  <a:gd name="connsiteY9" fmla="*/ 654261 h 878156"/>
+                                  <a:gd name="connsiteX10" fmla="*/ 263315 w 1606550"/>
+                                  <a:gd name="connsiteY10" fmla="*/ 714376 h 878156"/>
+                                  <a:gd name="connsiteX11" fmla="*/ 533400 w 1606550"/>
+                                  <a:gd name="connsiteY11" fmla="*/ 714376 h 878156"/>
+                                  <a:gd name="connsiteX12" fmla="*/ 1606550 w 1606550"/>
+                                  <a:gd name="connsiteY12" fmla="*/ 714376 h 878156"/>
+                                  <a:gd name="connsiteX13" fmla="*/ 1606550 w 1606550"/>
+                                  <a:gd name="connsiteY13" fmla="*/ 772737 h 878156"/>
+                                  <a:gd name="connsiteX14" fmla="*/ 1540451 w 1606550"/>
+                                  <a:gd name="connsiteY14" fmla="*/ 838836 h 878156"/>
+                                  <a:gd name="connsiteX15" fmla="*/ 326330 w 1606550"/>
+                                  <a:gd name="connsiteY15" fmla="*/ 845821 h 878156"/>
+                                  <a:gd name="connsiteX16" fmla="*/ 190061 w 1606550"/>
+                                  <a:gd name="connsiteY16" fmla="*/ 838201 h 878156"/>
+                                  <a:gd name="connsiteX17" fmla="*/ 66099 w 1606550"/>
+                                  <a:gd name="connsiteY17" fmla="*/ 838836 h 878156"/>
+                                  <a:gd name="connsiteX18" fmla="*/ 0 w 1606550"/>
+                                  <a:gd name="connsiteY18" fmla="*/ 772737 h 878156"/>
+                                  <a:gd name="connsiteX19" fmla="*/ 0 w 1606550"/>
+                                  <a:gd name="connsiteY19" fmla="*/ 73085 h 878156"/>
+                                  <a:gd name="connsiteX20" fmla="*/ 66099 w 1606550"/>
+                                  <a:gd name="connsiteY20" fmla="*/ 6986 h 878156"/>
+                                  <a:gd name="connsiteX0" fmla="*/ 66099 w 1606550"/>
+                                  <a:gd name="connsiteY0" fmla="*/ 6986 h 878156"/>
+                                  <a:gd name="connsiteX1" fmla="*/ 186475 w 1606550"/>
+                                  <a:gd name="connsiteY1" fmla="*/ 7620 h 878156"/>
+                                  <a:gd name="connsiteX2" fmla="*/ 315572 w 1606550"/>
+                                  <a:gd name="connsiteY2" fmla="*/ 0 h 878156"/>
+                                  <a:gd name="connsiteX3" fmla="*/ 1540451 w 1606550"/>
+                                  <a:gd name="connsiteY3" fmla="*/ 6986 h 878156"/>
+                                  <a:gd name="connsiteX4" fmla="*/ 1606550 w 1606550"/>
+                                  <a:gd name="connsiteY4" fmla="*/ 73085 h 878156"/>
+                                  <a:gd name="connsiteX5" fmla="*/ 1606550 w 1606550"/>
+                                  <a:gd name="connsiteY5" fmla="*/ 353696 h 878156"/>
+                                  <a:gd name="connsiteX6" fmla="*/ 553720 w 1606550"/>
+                                  <a:gd name="connsiteY6" fmla="*/ 353696 h 878156"/>
+                                  <a:gd name="connsiteX7" fmla="*/ 263315 w 1606550"/>
+                                  <a:gd name="connsiteY7" fmla="*/ 353696 h 878156"/>
+                                  <a:gd name="connsiteX8" fmla="*/ 203200 w 1606550"/>
+                                  <a:gd name="connsiteY8" fmla="*/ 413811 h 878156"/>
+                                  <a:gd name="connsiteX9" fmla="*/ 203200 w 1606550"/>
+                                  <a:gd name="connsiteY9" fmla="*/ 654261 h 878156"/>
+                                  <a:gd name="connsiteX10" fmla="*/ 263315 w 1606550"/>
+                                  <a:gd name="connsiteY10" fmla="*/ 714376 h 878156"/>
+                                  <a:gd name="connsiteX11" fmla="*/ 533400 w 1606550"/>
+                                  <a:gd name="connsiteY11" fmla="*/ 714376 h 878156"/>
+                                  <a:gd name="connsiteX12" fmla="*/ 1606550 w 1606550"/>
+                                  <a:gd name="connsiteY12" fmla="*/ 714376 h 878156"/>
+                                  <a:gd name="connsiteX13" fmla="*/ 1606550 w 1606550"/>
+                                  <a:gd name="connsiteY13" fmla="*/ 772737 h 878156"/>
+                                  <a:gd name="connsiteX14" fmla="*/ 1540451 w 1606550"/>
+                                  <a:gd name="connsiteY14" fmla="*/ 838836 h 878156"/>
+                                  <a:gd name="connsiteX15" fmla="*/ 326330 w 1606550"/>
+                                  <a:gd name="connsiteY15" fmla="*/ 845821 h 878156"/>
+                                  <a:gd name="connsiteX16" fmla="*/ 190061 w 1606550"/>
+                                  <a:gd name="connsiteY16" fmla="*/ 838201 h 878156"/>
+                                  <a:gd name="connsiteX17" fmla="*/ 66099 w 1606550"/>
+                                  <a:gd name="connsiteY17" fmla="*/ 838836 h 878156"/>
+                                  <a:gd name="connsiteX18" fmla="*/ 0 w 1606550"/>
+                                  <a:gd name="connsiteY18" fmla="*/ 772737 h 878156"/>
+                                  <a:gd name="connsiteX19" fmla="*/ 0 w 1606550"/>
+                                  <a:gd name="connsiteY19" fmla="*/ 73085 h 878156"/>
+                                  <a:gd name="connsiteX20" fmla="*/ 66099 w 1606550"/>
+                                  <a:gd name="connsiteY20" fmla="*/ 6986 h 878156"/>
+                                  <a:gd name="connsiteX0" fmla="*/ 66099 w 1606550"/>
+                                  <a:gd name="connsiteY0" fmla="*/ 6986 h 878156"/>
+                                  <a:gd name="connsiteX1" fmla="*/ 186475 w 1606550"/>
+                                  <a:gd name="connsiteY1" fmla="*/ 7620 h 878156"/>
+                                  <a:gd name="connsiteX2" fmla="*/ 315572 w 1606550"/>
+                                  <a:gd name="connsiteY2" fmla="*/ 0 h 878156"/>
+                                  <a:gd name="connsiteX3" fmla="*/ 1540451 w 1606550"/>
+                                  <a:gd name="connsiteY3" fmla="*/ 6986 h 878156"/>
+                                  <a:gd name="connsiteX4" fmla="*/ 1606550 w 1606550"/>
+                                  <a:gd name="connsiteY4" fmla="*/ 73085 h 878156"/>
+                                  <a:gd name="connsiteX5" fmla="*/ 1606550 w 1606550"/>
+                                  <a:gd name="connsiteY5" fmla="*/ 353696 h 878156"/>
+                                  <a:gd name="connsiteX6" fmla="*/ 553720 w 1606550"/>
+                                  <a:gd name="connsiteY6" fmla="*/ 353696 h 878156"/>
+                                  <a:gd name="connsiteX7" fmla="*/ 263315 w 1606550"/>
+                                  <a:gd name="connsiteY7" fmla="*/ 353696 h 878156"/>
+                                  <a:gd name="connsiteX8" fmla="*/ 203200 w 1606550"/>
+                                  <a:gd name="connsiteY8" fmla="*/ 413811 h 878156"/>
+                                  <a:gd name="connsiteX9" fmla="*/ 203200 w 1606550"/>
+                                  <a:gd name="connsiteY9" fmla="*/ 654261 h 878156"/>
+                                  <a:gd name="connsiteX10" fmla="*/ 263315 w 1606550"/>
+                                  <a:gd name="connsiteY10" fmla="*/ 714376 h 878156"/>
+                                  <a:gd name="connsiteX11" fmla="*/ 533400 w 1606550"/>
+                                  <a:gd name="connsiteY11" fmla="*/ 714376 h 878156"/>
+                                  <a:gd name="connsiteX12" fmla="*/ 1606550 w 1606550"/>
+                                  <a:gd name="connsiteY12" fmla="*/ 714376 h 878156"/>
+                                  <a:gd name="connsiteX13" fmla="*/ 1606550 w 1606550"/>
+                                  <a:gd name="connsiteY13" fmla="*/ 772737 h 878156"/>
+                                  <a:gd name="connsiteX14" fmla="*/ 1540451 w 1606550"/>
+                                  <a:gd name="connsiteY14" fmla="*/ 838836 h 878156"/>
+                                  <a:gd name="connsiteX15" fmla="*/ 326330 w 1606550"/>
+                                  <a:gd name="connsiteY15" fmla="*/ 845821 h 878156"/>
+                                  <a:gd name="connsiteX16" fmla="*/ 190061 w 1606550"/>
+                                  <a:gd name="connsiteY16" fmla="*/ 838201 h 878156"/>
+                                  <a:gd name="connsiteX17" fmla="*/ 66099 w 1606550"/>
+                                  <a:gd name="connsiteY17" fmla="*/ 838836 h 878156"/>
+                                  <a:gd name="connsiteX18" fmla="*/ 0 w 1606550"/>
+                                  <a:gd name="connsiteY18" fmla="*/ 772737 h 878156"/>
+                                  <a:gd name="connsiteX19" fmla="*/ 0 w 1606550"/>
+                                  <a:gd name="connsiteY19" fmla="*/ 73085 h 878156"/>
+                                  <a:gd name="connsiteX20" fmla="*/ 66099 w 1606550"/>
+                                  <a:gd name="connsiteY20" fmla="*/ 6986 h 878156"/>
+                                </a:gdLst>
+                                <a:ahLst/>
+                                <a:cxnLst>
+                                  <a:cxn ang="0">
+                                    <a:pos x="connsiteX0" y="connsiteY0"/>
+                                  </a:cxn>
+                                  <a:cxn ang="0">
+                                    <a:pos x="connsiteX1" y="connsiteY1"/>
+                                  </a:cxn>
+                                  <a:cxn ang="0">
+                                    <a:pos x="connsiteX2" y="connsiteY2"/>
+                                  </a:cxn>
+                                  <a:cxn ang="0">
+                                    <a:pos x="connsiteX3" y="connsiteY3"/>
+                                  </a:cxn>
+                                  <a:cxn ang="0">
+                                    <a:pos x="connsiteX4" y="connsiteY4"/>
+                                  </a:cxn>
+                                  <a:cxn ang="0">
+                                    <a:pos x="connsiteX5" y="connsiteY5"/>
+                                  </a:cxn>
+                                  <a:cxn ang="0">
+                                    <a:pos x="connsiteX6" y="connsiteY6"/>
+                                  </a:cxn>
+                                  <a:cxn ang="0">
+                                    <a:pos x="connsiteX7" y="connsiteY7"/>
+                                  </a:cxn>
+                                  <a:cxn ang="0">
+                                    <a:pos x="connsiteX8" y="connsiteY8"/>
+                                  </a:cxn>
+                                  <a:cxn ang="0">
+                                    <a:pos x="connsiteX9" y="connsiteY9"/>
+                                  </a:cxn>
+                                  <a:cxn ang="0">
+                                    <a:pos x="connsiteX10" y="connsiteY10"/>
+                                  </a:cxn>
+                                  <a:cxn ang="0">
+                                    <a:pos x="connsiteX11" y="connsiteY11"/>
+                                  </a:cxn>
+                                  <a:cxn ang="0">
+                                    <a:pos x="connsiteX12" y="connsiteY12"/>
+                                  </a:cxn>
+                                  <a:cxn ang="0">
+                                    <a:pos x="connsiteX13" y="connsiteY13"/>
+                                  </a:cxn>
+                                  <a:cxn ang="0">
+                                    <a:pos x="connsiteX14" y="connsiteY14"/>
+                                  </a:cxn>
+                                  <a:cxn ang="0">
+                                    <a:pos x="connsiteX15" y="connsiteY15"/>
+                                  </a:cxn>
+                                  <a:cxn ang="0">
+                                    <a:pos x="connsiteX16" y="connsiteY16"/>
+                                  </a:cxn>
+                                  <a:cxn ang="0">
+                                    <a:pos x="connsiteX17" y="connsiteY17"/>
+                                  </a:cxn>
+                                  <a:cxn ang="0">
+                                    <a:pos x="connsiteX18" y="connsiteY18"/>
+                                  </a:cxn>
+                                  <a:cxn ang="0">
+                                    <a:pos x="connsiteX19" y="connsiteY19"/>
+                                  </a:cxn>
+                                  <a:cxn ang="0">
+                                    <a:pos x="connsiteX20" y="connsiteY20"/>
+                                  </a:cxn>
+                                </a:cxnLst>
+                                <a:rect l="l" t="t" r="r" b="b"/>
+                                <a:pathLst>
+                                  <a:path w="1606550" h="878156">
+                                    <a:moveTo>
+                                      <a:pt x="66099" y="6986"/>
+                                    </a:moveTo>
+                                    <a:lnTo>
+                                      <a:pt x="186475" y="7620"/>
+                                    </a:lnTo>
+                                    <a:cubicBezTo>
+                                      <a:pt x="233093" y="46990"/>
+                                      <a:pt x="261782" y="67310"/>
+                                      <a:pt x="315572" y="0"/>
+                                    </a:cubicBezTo>
+                                    <a:lnTo>
+                                      <a:pt x="1540451" y="6986"/>
+                                    </a:lnTo>
+                                    <a:cubicBezTo>
+                                      <a:pt x="1576956" y="6986"/>
+                                      <a:pt x="1606550" y="36580"/>
+                                      <a:pt x="1606550" y="73085"/>
+                                    </a:cubicBezTo>
+                                    <a:lnTo>
+                                      <a:pt x="1606550" y="353696"/>
+                                    </a:lnTo>
+                                    <a:lnTo>
+                                      <a:pt x="553720" y="353696"/>
+                                    </a:lnTo>
+                                    <a:cubicBezTo>
+                                      <a:pt x="411198" y="475616"/>
+                                      <a:pt x="360117" y="353696"/>
+                                      <a:pt x="263315" y="353696"/>
+                                    </a:cubicBezTo>
+                                    <a:cubicBezTo>
+                                      <a:pt x="230114" y="353696"/>
+                                      <a:pt x="203200" y="380610"/>
+                                      <a:pt x="203200" y="413811"/>
+                                    </a:cubicBezTo>
+                                    <a:lnTo>
+                                      <a:pt x="203200" y="654261"/>
+                                    </a:lnTo>
+                                    <a:cubicBezTo>
+                                      <a:pt x="203200" y="687462"/>
+                                      <a:pt x="230114" y="714376"/>
+                                      <a:pt x="263315" y="714376"/>
+                                    </a:cubicBezTo>
+                                    <a:cubicBezTo>
+                                      <a:pt x="353343" y="714376"/>
+                                      <a:pt x="341772" y="851536"/>
+                                      <a:pt x="533400" y="714376"/>
+                                    </a:cubicBezTo>
+                                    <a:lnTo>
+                                      <a:pt x="1606550" y="714376"/>
+                                    </a:lnTo>
+                                    <a:lnTo>
+                                      <a:pt x="1606550" y="772737"/>
+                                    </a:lnTo>
+                                    <a:cubicBezTo>
+                                      <a:pt x="1606550" y="809242"/>
+                                      <a:pt x="1576956" y="838836"/>
+                                      <a:pt x="1540451" y="838836"/>
+                                    </a:cubicBezTo>
+                                    <a:lnTo>
+                                      <a:pt x="326330" y="845821"/>
+                                    </a:lnTo>
+                                    <a:cubicBezTo>
+                                      <a:pt x="273735" y="911861"/>
+                                      <a:pt x="249828" y="859791"/>
+                                      <a:pt x="190061" y="838201"/>
+                                    </a:cubicBezTo>
+                                    <a:lnTo>
+                                      <a:pt x="66099" y="838836"/>
+                                    </a:lnTo>
+                                    <a:cubicBezTo>
+                                      <a:pt x="29594" y="838836"/>
+                                      <a:pt x="0" y="809242"/>
+                                      <a:pt x="0" y="772737"/>
+                                    </a:cubicBezTo>
+                                    <a:lnTo>
+                                      <a:pt x="0" y="73085"/>
+                                    </a:lnTo>
+                                    <a:cubicBezTo>
+                                      <a:pt x="0" y="36580"/>
+                                      <a:pt x="29594" y="6986"/>
+                                      <a:pt x="66099" y="6986"/>
+                                    </a:cubicBezTo>
+                                    <a:close/>
+                                  </a:path>
+                                </a:pathLst>
+                              </a:custGeom>
+                            </wps:spPr>
+                            <wps:style>
+                              <a:lnRef idx="2">
+                                <a:schemeClr val="accent1">
+                                  <a:shade val="50000"/>
+                                </a:schemeClr>
+                              </a:lnRef>
+                              <a:fillRef idx="1">
+                                <a:schemeClr val="accent1"/>
+                              </a:fillRef>
+                              <a:effectRef idx="0">
+                                <a:schemeClr val="accent1"/>
+                              </a:effectRef>
+                              <a:fontRef idx="minor">
+                                <a:schemeClr val="lt1"/>
+                              </a:fontRef>
+                            </wps:style>
+                            <wps:txbx>
+                              <w:txbxContent>
+                                <w:p>
+                                  <w:pPr>
+                                    <w:pStyle w:val="Web"/>
+                                    <w:spacing w:before="0" w:beforeAutospacing="0" w:after="0" w:afterAutospacing="0"/>
+                                    <w:rPr>
+                                      <w:rFonts w:hint="eastAsia"/>
+                                    </w:rPr>
+                                  </w:pPr>
+                                  <w:r>
+                                    <w:rPr>
+                                      <w:rFonts w:asciiTheme="minorHAnsi" w:cs="Times New Roman" w:hint="eastAsia"/>
+                                      <w:color w:val="FFFFFF"/>
+                                      <w:kern w:val="2"/>
+                                    </w:rPr>
+                                    <w:t>地圖陣列</w:t>
+                                  </w:r>
+                                </w:p>
+                              </w:txbxContent>
+                            </wps:txbx>
+                            <wps:bodyPr rot="0" spcFirstLastPara="0" vert="horz" wrap="square" lIns="91440" tIns="45720" rIns="91440" bIns="45720" numCol="1" spcCol="0" rtlCol="0" fromWordArt="0" anchor="t" anchorCtr="0" forceAA="0" compatLnSpc="1">
+                              <a:prstTxWarp prst="textNoShape">
+                                <a:avLst/>
+                              </a:prstTxWarp>
+                              <a:noAutofit/>
+                            </wps:bodyPr>
+                          </wps:wsp>
+                        </a:graphicData>
+                      </a:graphic>
+                    </wp:inline>
+                  </w:drawing>
+                </mc:Choice>
+                <mc:Fallback>
+                  <w:pict>
+                    <v:shape w14:anchorId="53145785" id="手繪多邊形: 圖案 22" o:spid="_x0000_s1041" style="width:134.4pt;height:69.15pt;visibility:visible;mso-wrap-style:square;mso-left-percent:-10001;mso-top-percent:-10001;mso-position-horizontal:absolute;mso-position-horizontal-relative:char;mso-position-vertical:absolute;mso-position-vertical-relative:line;mso-left-percent:-10001;mso-top-percent:-10001;v-text-anchor:top" coordsize="1606550,878156" o:spt="100" o:gfxdata="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" adj="-11796480,,5400" path="m66099,6986r120376,634c233093,46990,261782,67310,315572,l1540451,6986v36505,,66099,29594,66099,66099l1606550,353696r-1052830,c411198,475616,360117,353696,263315,353696v-33201,,-60115,26914,-60115,60115l203200,654261v,33201,26914,60115,60115,60115c353343,714376,341772,851536,533400,714376r1073150,l1606550,772737v,36505,-29594,66099,-66099,66099l326330,845821v-52595,66040,-76502,13970,-136269,-7620l66099,838836c29594,838836,,809242,,772737l,73085c,36580,29594,6986,66099,6986xe" fillcolor="#4472c4 [3204]" strokecolor="#1f3763 [1604]" strokeweight="1pt">
+                      <v:stroke joinstyle="miter"/>
+                      <v:formulas/>
+                      <v:path arrowok="t" o:connecttype="custom" o:connectlocs="70227,6986;198120,7620;335280,0;1636653,6986;1706880,73085;1706880,353696;588300,353696;279759,353696;215890,413811;215890,654261;279759,714376;566711,714376;1706880,714376;1706880,772737;1636653,838836;346710,845821;201930,838201;70227,838836;0,772737;0,73085;70227,6986" o:connectangles="0,0,0,0,0,0,0,0,0,0,0,0,0,0,0,0,0,0,0,0,0" textboxrect="0,0,1606550,878156"/>
+                      <v:textbox>
+                        <w:txbxContent>
+                          <w:p>
+                            <w:pPr>
+                              <w:pStyle w:val="Web"/>
+                              <w:spacing w:before="0" w:beforeAutospacing="0" w:after="0" w:afterAutospacing="0"/>
+                              <w:rPr>
+                                <w:rFonts w:hint="eastAsia"/>
+                              </w:rPr>
+                            </w:pPr>
+                            <w:r>
+                              <w:rPr>
+                                <w:rFonts w:asciiTheme="minorHAnsi" w:cs="Times New Roman" w:hint="eastAsia"/>
+                                <w:color w:val="FFFFFF"/>
+                                <w:kern w:val="2"/>
+                              </w:rPr>
+                              <w:t>地圖陣列</w:t>
+                            </w:r>
+                          </w:p>
+                        </w:txbxContent>
+                      </v:textbox>
+                      <w10:anchorlock/>
+                    </v:shape>
+                  </w:pict>
+                </mc:Fallback>
+              </mc:AlternateContent>
+            </w:r>
+          </w:p>
+          <w:p>
+            <w:pPr>
+              <w:adjustRightInd w:val="0"/>
+              <w:snapToGrid w:val="0"/>
+              <w:rPr>
+                <w:rFonts w:ascii="Arial Unicode MS" w:hAnsi="Arial Unicode MS"/>
+                <w:color w:val="008800"/>
+                <w:sz w:val="20"/>
+                <w:szCs w:val="20"/>
+              </w:rPr>
+            </w:pPr>
+            <w:r>
+              <w:rPr>
+                <w:rFonts w:ascii="Arial Unicode MS" w:hAnsi="Arial Unicode MS"/>
+                <w:color w:val="008800"/>
+                <w:sz w:val="20"/>
+                <w:szCs w:val="20"/>
+              </w:rPr>
+              <w:t>statements_msg</w:t>
+            </w:r>
+          </w:p>
+          <w:p>
+            <w:pPr>
+              <w:adjustRightInd w:val="0"/>
+              <w:snapToGrid w:val="0"/>
+              <w:rPr>
+                <w:rFonts w:ascii="Arial Unicode MS" w:hAnsi="Arial Unicode MS" w:hint="eastAsia"/>
+                <w:color w:val="008800"/>
+                <w:sz w:val="20"/>
+                <w:szCs w:val="20"/>
+              </w:rPr>
+            </w:pPr>
+          </w:p>
+          <w:p>
+            <w:pPr>
+              <w:spacing w:line="200" w:lineRule="exact"/>
+              <w:rPr>
+                <w:sz w:val="16"/>
+                <w:szCs w:val="14"/>
+              </w:rPr>
+            </w:pPr>
+            <w:r>
+              <w:rPr>
+                <w:sz w:val="16"/>
+                <w:szCs w:val="14"/>
+              </w:rPr>
+              <w:t>int grid[4][6] = {</w:t>
+            </w:r>
+          </w:p>
+          <w:p>
+            <w:pPr>
+              <w:spacing w:line="200" w:lineRule="exact"/>
+              <w:rPr>
+                <w:sz w:val="16"/>
+                <w:szCs w:val="14"/>
+              </w:rPr>
+            </w:pPr>
+          </w:p>
+          <w:p>
+            <w:pPr>
+              <w:spacing w:line="200" w:lineRule="exact"/>
+              <w:rPr>
+                <w:sz w:val="16"/>
+                <w:szCs w:val="14"/>
+              </w:rPr>
+            </w:pPr>
+          </w:p>
+          <w:p>
+            <w:pPr>
+              <w:spacing w:line="200" w:lineRule="exact"/>
+              <w:rPr>
+                <w:sz w:val="16"/>
+                <w:szCs w:val="14"/>
+              </w:rPr>
+            </w:pPr>
+            <w:r>
+              <w:rPr>
+                <w:noProof/>
+              </w:rPr>
+              <mc:AlternateContent>
+                <mc:Choice Requires="wps">
+                  <w:drawing>
+                    <wp:inline distT="0" distB="0" distL="0" distR="0" wp14:anchorId="452E9AF2" wp14:editId="27FB184C">
+                      <wp:extent cx="1310637" cy="295959"/>
+                      <wp:effectExtent l="0" t="0" r="23495" b="27940"/>
+                      <wp:docPr id="12" name="圓角矩形 4"/>
+                      <wp:cNvGraphicFramePr/>
+                      <a:graphic xmlns:a="http://schemas.openxmlformats.org/drawingml/2006/main">
+                        <a:graphicData uri="http://schemas.microsoft.com/office/word/2010/wordprocessingShape">
+                          <wps:wsp>
+                            <wps:cNvSpPr/>
+                            <wps:spPr>
+                              <a:xfrm>
+                                <a:off x="0" y="0"/>
+                                <a:ext cx="1310637" cy="295959"/>
+                              </a:xfrm>
+                              <a:custGeom>
+                                <a:avLst/>
+                                <a:gdLst>
+                                  <a:gd name="connsiteX0" fmla="*/ 0 w 4424680"/>
+                                  <a:gd name="connsiteY0" fmla="*/ 60115 h 360680"/>
+                                  <a:gd name="connsiteX1" fmla="*/ 60115 w 4424680"/>
+                                  <a:gd name="connsiteY1" fmla="*/ 0 h 360680"/>
+                                  <a:gd name="connsiteX2" fmla="*/ 4364565 w 4424680"/>
+                                  <a:gd name="connsiteY2" fmla="*/ 0 h 360680"/>
+                                  <a:gd name="connsiteX3" fmla="*/ 4424680 w 4424680"/>
+                                  <a:gd name="connsiteY3" fmla="*/ 60115 h 360680"/>
+                                  <a:gd name="connsiteX4" fmla="*/ 4424680 w 4424680"/>
+                                  <a:gd name="connsiteY4" fmla="*/ 300565 h 360680"/>
+                                  <a:gd name="connsiteX5" fmla="*/ 4364565 w 4424680"/>
+                                  <a:gd name="connsiteY5" fmla="*/ 360680 h 360680"/>
+                                  <a:gd name="connsiteX6" fmla="*/ 60115 w 4424680"/>
+                                  <a:gd name="connsiteY6" fmla="*/ 360680 h 360680"/>
+                                  <a:gd name="connsiteX7" fmla="*/ 0 w 4424680"/>
+                                  <a:gd name="connsiteY7" fmla="*/ 300565 h 360680"/>
+                                  <a:gd name="connsiteX8" fmla="*/ 0 w 4424680"/>
+                                  <a:gd name="connsiteY8" fmla="*/ 60115 h 360680"/>
+                                  <a:gd name="connsiteX0" fmla="*/ 0 w 4424680"/>
+                                  <a:gd name="connsiteY0" fmla="*/ 60115 h 360680"/>
+                                  <a:gd name="connsiteX1" fmla="*/ 60115 w 4424680"/>
+                                  <a:gd name="connsiteY1" fmla="*/ 0 h 360680"/>
+                                  <a:gd name="connsiteX2" fmla="*/ 279400 w 4424680"/>
+                                  <a:gd name="connsiteY2" fmla="*/ 0 h 360680"/>
+                                  <a:gd name="connsiteX3" fmla="*/ 4364565 w 4424680"/>
+                                  <a:gd name="connsiteY3" fmla="*/ 0 h 360680"/>
+                                  <a:gd name="connsiteX4" fmla="*/ 4424680 w 4424680"/>
+                                  <a:gd name="connsiteY4" fmla="*/ 60115 h 360680"/>
+                                  <a:gd name="connsiteX5" fmla="*/ 4424680 w 4424680"/>
+                                  <a:gd name="connsiteY5" fmla="*/ 300565 h 360680"/>
+                                  <a:gd name="connsiteX6" fmla="*/ 4364565 w 4424680"/>
+                                  <a:gd name="connsiteY6" fmla="*/ 360680 h 360680"/>
+                                  <a:gd name="connsiteX7" fmla="*/ 60115 w 4424680"/>
+                                  <a:gd name="connsiteY7" fmla="*/ 360680 h 360680"/>
+                                  <a:gd name="connsiteX8" fmla="*/ 0 w 4424680"/>
+                                  <a:gd name="connsiteY8" fmla="*/ 300565 h 360680"/>
+                                  <a:gd name="connsiteX9" fmla="*/ 0 w 4424680"/>
+                                  <a:gd name="connsiteY9" fmla="*/ 60115 h 360680"/>
+                                  <a:gd name="connsiteX0" fmla="*/ 0 w 4424680"/>
+                                  <a:gd name="connsiteY0" fmla="*/ 60115 h 360680"/>
+                                  <a:gd name="connsiteX1" fmla="*/ 60115 w 4424680"/>
+                                  <a:gd name="connsiteY1" fmla="*/ 0 h 360680"/>
+                                  <a:gd name="connsiteX2" fmla="*/ 4364565 w 4424680"/>
+                                  <a:gd name="connsiteY2" fmla="*/ 0 h 360680"/>
+                                  <a:gd name="connsiteX3" fmla="*/ 4424680 w 4424680"/>
+                                  <a:gd name="connsiteY3" fmla="*/ 60115 h 360680"/>
+                                  <a:gd name="connsiteX4" fmla="*/ 4424680 w 4424680"/>
+                                  <a:gd name="connsiteY4" fmla="*/ 300565 h 360680"/>
+                                  <a:gd name="connsiteX5" fmla="*/ 4364565 w 4424680"/>
+                                  <a:gd name="connsiteY5" fmla="*/ 360680 h 360680"/>
+                                  <a:gd name="connsiteX6" fmla="*/ 60115 w 4424680"/>
+                                  <a:gd name="connsiteY6" fmla="*/ 360680 h 360680"/>
+                                  <a:gd name="connsiteX7" fmla="*/ 0 w 4424680"/>
+                                  <a:gd name="connsiteY7" fmla="*/ 300565 h 360680"/>
+                                  <a:gd name="connsiteX8" fmla="*/ 0 w 4424680"/>
+                                  <a:gd name="connsiteY8" fmla="*/ 60115 h 360680"/>
+                                  <a:gd name="connsiteX0" fmla="*/ 0 w 4424680"/>
+                                  <a:gd name="connsiteY0" fmla="*/ 60115 h 360680"/>
+                                  <a:gd name="connsiteX1" fmla="*/ 60115 w 4424680"/>
+                                  <a:gd name="connsiteY1" fmla="*/ 0 h 360680"/>
+                                  <a:gd name="connsiteX2" fmla="*/ 350520 w 4424680"/>
+                                  <a:gd name="connsiteY2" fmla="*/ 0 h 360680"/>
+                                  <a:gd name="connsiteX3" fmla="*/ 4364565 w 4424680"/>
+                                  <a:gd name="connsiteY3" fmla="*/ 0 h 360680"/>
+                                  <a:gd name="connsiteX4" fmla="*/ 4424680 w 4424680"/>
+                                  <a:gd name="connsiteY4" fmla="*/ 60115 h 360680"/>
+                                  <a:gd name="connsiteX5" fmla="*/ 4424680 w 4424680"/>
+                                  <a:gd name="connsiteY5" fmla="*/ 300565 h 360680"/>
+                                  <a:gd name="connsiteX6" fmla="*/ 4364565 w 4424680"/>
+                                  <a:gd name="connsiteY6" fmla="*/ 360680 h 360680"/>
+                                  <a:gd name="connsiteX7" fmla="*/ 60115 w 4424680"/>
+                                  <a:gd name="connsiteY7" fmla="*/ 360680 h 360680"/>
+                                  <a:gd name="connsiteX8" fmla="*/ 0 w 4424680"/>
+                                  <a:gd name="connsiteY8" fmla="*/ 300565 h 360680"/>
+                                  <a:gd name="connsiteX9" fmla="*/ 0 w 4424680"/>
+                                  <a:gd name="connsiteY9" fmla="*/ 60115 h 360680"/>
+                                  <a:gd name="connsiteX0" fmla="*/ 0 w 4424680"/>
+                                  <a:gd name="connsiteY0" fmla="*/ 121075 h 421640"/>
+                                  <a:gd name="connsiteX1" fmla="*/ 60115 w 4424680"/>
+                                  <a:gd name="connsiteY1" fmla="*/ 60960 h 421640"/>
+                                  <a:gd name="connsiteX2" fmla="*/ 350520 w 4424680"/>
+                                  <a:gd name="connsiteY2" fmla="*/ 60960 h 421640"/>
+                                  <a:gd name="connsiteX3" fmla="*/ 4364565 w 4424680"/>
+                                  <a:gd name="connsiteY3" fmla="*/ 60960 h 421640"/>
+                                  <a:gd name="connsiteX4" fmla="*/ 4424680 w 4424680"/>
+                                  <a:gd name="connsiteY4" fmla="*/ 121075 h 421640"/>
+                                  <a:gd name="connsiteX5" fmla="*/ 4424680 w 4424680"/>
+                                  <a:gd name="connsiteY5" fmla="*/ 361525 h 421640"/>
+                                  <a:gd name="connsiteX6" fmla="*/ 4364565 w 4424680"/>
+                                  <a:gd name="connsiteY6" fmla="*/ 421640 h 421640"/>
+                                  <a:gd name="connsiteX7" fmla="*/ 60115 w 4424680"/>
+                                  <a:gd name="connsiteY7" fmla="*/ 421640 h 421640"/>
+                                  <a:gd name="connsiteX8" fmla="*/ 0 w 4424680"/>
+                                  <a:gd name="connsiteY8" fmla="*/ 361525 h 421640"/>
+                                  <a:gd name="connsiteX9" fmla="*/ 0 w 4424680"/>
+                                  <a:gd name="connsiteY9" fmla="*/ 121075 h 421640"/>
+                                  <a:gd name="connsiteX0" fmla="*/ 0 w 4424680"/>
+                                  <a:gd name="connsiteY0" fmla="*/ 121075 h 421640"/>
+                                  <a:gd name="connsiteX1" fmla="*/ 60115 w 4424680"/>
+                                  <a:gd name="connsiteY1" fmla="*/ 60960 h 421640"/>
+                                  <a:gd name="connsiteX2" fmla="*/ 350520 w 4424680"/>
+                                  <a:gd name="connsiteY2" fmla="*/ 60960 h 421640"/>
+                                  <a:gd name="connsiteX3" fmla="*/ 4364565 w 4424680"/>
+                                  <a:gd name="connsiteY3" fmla="*/ 60960 h 421640"/>
+                                  <a:gd name="connsiteX4" fmla="*/ 4424680 w 4424680"/>
+                                  <a:gd name="connsiteY4" fmla="*/ 121075 h 421640"/>
+                                  <a:gd name="connsiteX5" fmla="*/ 4424680 w 4424680"/>
+                                  <a:gd name="connsiteY5" fmla="*/ 361525 h 421640"/>
+                                  <a:gd name="connsiteX6" fmla="*/ 4364565 w 4424680"/>
+                                  <a:gd name="connsiteY6" fmla="*/ 421640 h 421640"/>
+                                  <a:gd name="connsiteX7" fmla="*/ 330200 w 4424680"/>
+                                  <a:gd name="connsiteY7" fmla="*/ 421640 h 421640"/>
+                                  <a:gd name="connsiteX8" fmla="*/ 60115 w 4424680"/>
+                                  <a:gd name="connsiteY8" fmla="*/ 421640 h 421640"/>
+                                  <a:gd name="connsiteX9" fmla="*/ 0 w 4424680"/>
+                                  <a:gd name="connsiteY9" fmla="*/ 361525 h 421640"/>
+                                  <a:gd name="connsiteX10" fmla="*/ 0 w 4424680"/>
+                                  <a:gd name="connsiteY10" fmla="*/ 121075 h 421640"/>
+                                  <a:gd name="connsiteX0" fmla="*/ 0 w 4424680"/>
+                                  <a:gd name="connsiteY0" fmla="*/ 60115 h 360680"/>
+                                  <a:gd name="connsiteX1" fmla="*/ 60115 w 4424680"/>
+                                  <a:gd name="connsiteY1" fmla="*/ 0 h 360680"/>
+                                  <a:gd name="connsiteX2" fmla="*/ 350520 w 4424680"/>
+                                  <a:gd name="connsiteY2" fmla="*/ 0 h 360680"/>
+                                  <a:gd name="connsiteX3" fmla="*/ 4364565 w 4424680"/>
+                                  <a:gd name="connsiteY3" fmla="*/ 0 h 360680"/>
+                                  <a:gd name="connsiteX4" fmla="*/ 4424680 w 4424680"/>
+                                  <a:gd name="connsiteY4" fmla="*/ 60115 h 360680"/>
+                                  <a:gd name="connsiteX5" fmla="*/ 4424680 w 4424680"/>
+                                  <a:gd name="connsiteY5" fmla="*/ 300565 h 360680"/>
+                                  <a:gd name="connsiteX6" fmla="*/ 4364565 w 4424680"/>
+                                  <a:gd name="connsiteY6" fmla="*/ 360680 h 360680"/>
+                                  <a:gd name="connsiteX7" fmla="*/ 330200 w 4424680"/>
+                                  <a:gd name="connsiteY7" fmla="*/ 360680 h 360680"/>
+                                  <a:gd name="connsiteX8" fmla="*/ 60115 w 4424680"/>
+                                  <a:gd name="connsiteY8" fmla="*/ 360680 h 360680"/>
+                                  <a:gd name="connsiteX9" fmla="*/ 0 w 4424680"/>
+                                  <a:gd name="connsiteY9" fmla="*/ 300565 h 360680"/>
+                                  <a:gd name="connsiteX10" fmla="*/ 0 w 4424680"/>
+                                  <a:gd name="connsiteY10" fmla="*/ 60115 h 360680"/>
+                                  <a:gd name="connsiteX0" fmla="*/ 0 w 4424680"/>
+                                  <a:gd name="connsiteY0" fmla="*/ 60115 h 421640"/>
+                                  <a:gd name="connsiteX1" fmla="*/ 60115 w 4424680"/>
+                                  <a:gd name="connsiteY1" fmla="*/ 0 h 421640"/>
+                                  <a:gd name="connsiteX2" fmla="*/ 350520 w 4424680"/>
+                                  <a:gd name="connsiteY2" fmla="*/ 0 h 421640"/>
+                                  <a:gd name="connsiteX3" fmla="*/ 4364565 w 4424680"/>
+                                  <a:gd name="connsiteY3" fmla="*/ 0 h 421640"/>
+                                  <a:gd name="connsiteX4" fmla="*/ 4424680 w 4424680"/>
+                                  <a:gd name="connsiteY4" fmla="*/ 60115 h 421640"/>
+                                  <a:gd name="connsiteX5" fmla="*/ 4424680 w 4424680"/>
+                                  <a:gd name="connsiteY5" fmla="*/ 300565 h 421640"/>
+                                  <a:gd name="connsiteX6" fmla="*/ 4364565 w 4424680"/>
+                                  <a:gd name="connsiteY6" fmla="*/ 360680 h 421640"/>
+                                  <a:gd name="connsiteX7" fmla="*/ 330200 w 4424680"/>
+                                  <a:gd name="connsiteY7" fmla="*/ 360680 h 421640"/>
+                                  <a:gd name="connsiteX8" fmla="*/ 60115 w 4424680"/>
+                                  <a:gd name="connsiteY8" fmla="*/ 360680 h 421640"/>
+                                  <a:gd name="connsiteX9" fmla="*/ 0 w 4424680"/>
+                                  <a:gd name="connsiteY9" fmla="*/ 300565 h 421640"/>
+                                  <a:gd name="connsiteX10" fmla="*/ 0 w 4424680"/>
+                                  <a:gd name="connsiteY10" fmla="*/ 60115 h 421640"/>
+                                </a:gdLst>
+                                <a:ahLst/>
+                                <a:cxnLst>
+                                  <a:cxn ang="0">
+                                    <a:pos x="connsiteX0" y="connsiteY0"/>
+                                  </a:cxn>
+                                  <a:cxn ang="0">
+                                    <a:pos x="connsiteX1" y="connsiteY1"/>
+                                  </a:cxn>
+                                  <a:cxn ang="0">
+                                    <a:pos x="connsiteX2" y="connsiteY2"/>
+                                  </a:cxn>
+                                  <a:cxn ang="0">
+                                    <a:pos x="connsiteX3" y="connsiteY3"/>
+                                  </a:cxn>
+                                  <a:cxn ang="0">
+                                    <a:pos x="connsiteX4" y="connsiteY4"/>
+                                  </a:cxn>
+                                  <a:cxn ang="0">
+                                    <a:pos x="connsiteX5" y="connsiteY5"/>
+                                  </a:cxn>
+                                  <a:cxn ang="0">
+                                    <a:pos x="connsiteX6" y="connsiteY6"/>
+                                  </a:cxn>
+                                  <a:cxn ang="0">
+                                    <a:pos x="connsiteX7" y="connsiteY7"/>
+                                  </a:cxn>
+                                  <a:cxn ang="0">
+                                    <a:pos x="connsiteX8" y="connsiteY8"/>
+                                  </a:cxn>
+                                  <a:cxn ang="0">
+                                    <a:pos x="connsiteX9" y="connsiteY9"/>
+                                  </a:cxn>
+                                  <a:cxn ang="0">
+                                    <a:pos x="connsiteX10" y="connsiteY10"/>
+                                  </a:cxn>
+                                </a:cxnLst>
+                                <a:rect l="l" t="t" r="r" b="b"/>
+                                <a:pathLst>
+                                  <a:path w="4424680" h="421640">
+                                    <a:moveTo>
+                                      <a:pt x="0" y="60115"/>
+                                    </a:moveTo>
+                                    <a:cubicBezTo>
+                                      <a:pt x="0" y="26914"/>
+                                      <a:pt x="26914" y="0"/>
+                                      <a:pt x="60115" y="0"/>
+                                    </a:cubicBezTo>
+                                    <a:cubicBezTo>
+                                      <a:pt x="156917" y="0"/>
+                                      <a:pt x="207998" y="121920"/>
+                                      <a:pt x="350520" y="0"/>
+                                    </a:cubicBezTo>
+                                    <a:lnTo>
+                                      <a:pt x="4364565" y="0"/>
+                                    </a:lnTo>
+                                    <a:cubicBezTo>
+                                      <a:pt x="4397766" y="0"/>
+                                      <a:pt x="4424680" y="26914"/>
+                                      <a:pt x="4424680" y="60115"/>
+                                    </a:cubicBezTo>
+                                    <a:lnTo>
+                                      <a:pt x="4424680" y="300565"/>
+                                    </a:lnTo>
+                                    <a:cubicBezTo>
+                                      <a:pt x="4424680" y="333766"/>
+                                      <a:pt x="4397766" y="360680"/>
+                                      <a:pt x="4364565" y="360680"/>
+                                    </a:cubicBezTo>
+                                    <a:lnTo>
+                                      <a:pt x="330200" y="360680"/>
+                                    </a:lnTo>
+                                    <a:cubicBezTo>
+                                      <a:pt x="138572" y="497840"/>
+                                      <a:pt x="150143" y="360680"/>
+                                      <a:pt x="60115" y="360680"/>
+                                    </a:cubicBezTo>
+                                    <a:cubicBezTo>
+                                      <a:pt x="26914" y="360680"/>
+                                      <a:pt x="0" y="333766"/>
+                                      <a:pt x="0" y="300565"/>
+                                    </a:cubicBezTo>
+                                    <a:lnTo>
+                                      <a:pt x="0" y="60115"/>
+                                    </a:lnTo>
+                                    <a:close/>
+                                  </a:path>
+                                </a:pathLst>
+                              </a:custGeom>
+                            </wps:spPr>
+                            <wps:style>
+                              <a:lnRef idx="2">
+                                <a:schemeClr val="accent1">
+                                  <a:shade val="50000"/>
+                                </a:schemeClr>
+                              </a:lnRef>
+                              <a:fillRef idx="1">
+                                <a:schemeClr val="accent1"/>
+                              </a:fillRef>
+                              <a:effectRef idx="0">
+                                <a:schemeClr val="accent1"/>
+                              </a:effectRef>
+                              <a:fontRef idx="minor">
+                                <a:schemeClr val="lt1"/>
+                              </a:fontRef>
+                            </wps:style>
+                            <wps:txbx>
+                              <w:txbxContent>
+                                <w:p>
+                                  <w:pPr>
+                                    <w:pStyle w:val="Web"/>
+                                    <w:spacing w:before="0" w:beforeAutospacing="0" w:after="0" w:afterAutospacing="0"/>
+                                  </w:pPr>
+                                  <w:r>
+                                    <w:rPr>
+                                      <w:rFonts w:asciiTheme="minorHAnsi" w:eastAsiaTheme="minorEastAsia" w:hAnsi="Calibri" w:cs="Times New Roman"/>
+                                      <w:color w:val="FFFFFF" w:themeColor="light1"/>
+                                      <w:kern w:val="2"/>
+                                    </w:rPr>
+                                    <w:t>Statements</w:t>
+                                  </w:r>
+                                  <w:r>
+                                    <w:rPr>
+                                      <w:rFonts w:asciiTheme="minorHAnsi" w:eastAsiaTheme="minorEastAsia" w:cs="Times New Roman" w:hint="eastAsia"/>
+                                      <w:color w:val="FFFFFF" w:themeColor="light1"/>
+                                      <w:kern w:val="2"/>
+                                    </w:rPr>
+                                    <w:t>區塊</w:t>
+                                  </w:r>
+                                </w:p>
+                              </w:txbxContent>
+                            </wps:txbx>
+                            <wps:bodyPr rot="0" spcFirstLastPara="0" vert="horz" wrap="square" lIns="91440" tIns="45720" rIns="91440" bIns="45720" numCol="1" spcCol="0" rtlCol="0" fromWordArt="0" anchor="ctr" anchorCtr="0" forceAA="0" compatLnSpc="1">
+                              <a:prstTxWarp prst="textNoShape">
+                                <a:avLst/>
+                              </a:prstTxWarp>
+                              <a:noAutofit/>
+                            </wps:bodyPr>
+                          </wps:wsp>
+                        </a:graphicData>
+                      </a:graphic>
+                    </wp:inline>
+                  </w:drawing>
+                </mc:Choice>
+                <mc:Fallback>
+                  <w:pict>
+                    <v:shape w14:anchorId="452E9AF2" id="圓角矩形 4" o:spid="_x0000_s1042" style="width:103.2pt;height:23.3pt;visibility:visible;mso-wrap-style:square;mso-left-percent:-10001;mso-top-percent:-10001;mso-position-horizontal:absolute;mso-position-horizontal-relative:char;mso-position-vertical:absolute;mso-position-vertical-relative:line;mso-left-percent:-10001;mso-top-percent:-10001;v-text-anchor:middle" coordsize="4424680,421640" o:spt="100" o:gfxdata="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" adj="-11796480,,5400" path="m,60115c,26914,26914,,60115,v96802,,147883,121920,290405,l4364565,v33201,,60115,26914,60115,60115l4424680,300565v,33201,-26914,60115,-60115,60115l330200,360680v-191628,137160,-180057,,-270085,c26914,360680,,333766,,300565l,60115xe" fillcolor="#4472c4 [3204]" strokecolor="#1f3763 [1604]" strokeweight="1pt">
+                      <v:stroke joinstyle="miter"/>
+                      <v:formulas/>
+                      <v:path arrowok="t" o:connecttype="custom" o:connectlocs="0,42196;17807,0;103828,0;1292830,0;1310637,42196;1310637,210974;1292830,253170;97809,253170;17807,253170;0,210974;0,42196" o:connectangles="0,0,0,0,0,0,0,0,0,0,0" textboxrect="0,0,4424680,421640"/>
+                      <v:textbox>
+                        <w:txbxContent>
+                          <w:p>
+                            <w:pPr>
+                              <w:pStyle w:val="Web"/>
+                              <w:spacing w:before="0" w:beforeAutospacing="0" w:after="0" w:afterAutospacing="0"/>
+                            </w:pPr>
+                            <w:r>
+                              <w:rPr>
+                                <w:rFonts w:asciiTheme="minorHAnsi" w:eastAsiaTheme="minorEastAsia" w:hAnsi="Calibri" w:cs="Times New Roman"/>
+                                <w:color w:val="FFFFFF" w:themeColor="light1"/>
+                                <w:kern w:val="2"/>
+                              </w:rPr>
+                              <w:t>Statements</w:t>
+                            </w:r>
+                            <w:r>
+                              <w:rPr>
+                                <w:rFonts w:asciiTheme="minorHAnsi" w:eastAsiaTheme="minorEastAsia" w:cs="Times New Roman" w:hint="eastAsia"/>
+                                <w:color w:val="FFFFFF" w:themeColor="light1"/>
+                                <w:kern w:val="2"/>
+                              </w:rPr>
+                              <w:t>區塊</w:t>
+                            </w:r>
+                          </w:p>
+                        </w:txbxContent>
+                      </v:textbox>
+                      <w10:anchorlock/>
+                    </v:shape>
+                  </w:pict>
+                </mc:Fallback>
+              </mc:AlternateContent>
+            </w:r>
+          </w:p>
+          <w:p>
+            <w:pPr>
+              <w:adjustRightInd w:val="0"/>
+              <w:snapToGrid w:val="0"/>
+              <w:rPr>
+                <w:rFonts w:ascii="Arial Unicode MS" w:hAnsi="Arial Unicode MS" w:hint="eastAsia"/>
+                <w:color w:val="008800"/>
+                <w:sz w:val="20"/>
+                <w:szCs w:val="20"/>
+              </w:rPr>
+            </w:pPr>
+            <w:r>
+              <w:rPr>
+                <w:sz w:val="16"/>
+                <w:szCs w:val="14"/>
+              </w:rPr>
+              <w:t xml:space="preserve">  };</w:t>
+            </w:r>
+          </w:p>
+          <w:p>
+            <w:pPr>
+              <w:adjustRightInd w:val="0"/>
+              <w:snapToGrid w:val="0"/>
+              <w:rPr>
+                <w:rFonts w:ascii="Arial Unicode MS" w:hAnsi="Arial Unicode MS"/>
+                <w:color w:val="008800"/>
+                <w:sz w:val="20"/>
+                <w:szCs w:val="20"/>
+              </w:rPr>
+            </w:pPr>
+          </w:p>
+          <w:p>
+            <w:pPr>
+              <w:adjustRightInd w:val="0"/>
+              <w:snapToGrid w:val="0"/>
+            </w:pPr>
+            <w:r>
+              <w:rPr>
+                <w:rFonts w:ascii="Arial Unicode MS" w:hAnsi="Arial Unicode MS"/>
+                <w:color w:val="008800"/>
+                <w:sz w:val="20"/>
+                <w:szCs w:val="20"/>
+              </w:rPr>
               <w:t>_05imi_</w:t>
             </w:r>
             <w:r>
@@ -5217,10 +6366,16 @@
               <mc:AlternateContent>
                 <mc:Choice Requires="wpg">
                   <w:drawing>
-                    <wp:inline distT="0" distB="0" distL="0" distR="0" wp14:anchorId="46BA5D51" wp14:editId="651CDEDB">
-                      <wp:extent cx="2078228" cy="1380910"/>
-                      <wp:effectExtent l="0" t="0" r="17780" b="10160"/>
-                      <wp:docPr id="37" name="群組 2"/>
+                    <wp:inline distT="0" distB="0" distL="0" distR="0" wp14:anchorId="21FB4D4D" wp14:editId="3049F37D">
+                      <wp:extent cx="2078228" cy="356019"/>
+                      <wp:effectExtent l="0" t="0" r="17780" b="25400"/>
+                      <wp:docPr id="4" name="群組 3">
+                        <a:extLst xmlns:a="http://schemas.openxmlformats.org/drawingml/2006/main">
+                          <a:ext uri="{FF2B5EF4-FFF2-40B4-BE49-F238E27FC236}">
+                            <a16:creationId xmlns:a16="http://schemas.microsoft.com/office/drawing/2014/main" id="{A02F5007-4DEE-4075-9ACC-DB56FAFD055B}"/>
+                          </a:ext>
+                        </a:extLst>
+                      </wp:docPr>
                       <wp:cNvGraphicFramePr/>
                       <a:graphic xmlns:a="http://schemas.openxmlformats.org/drawingml/2006/main">
                         <a:graphicData uri="http://schemas.microsoft.com/office/word/2010/wordprocessingGroup">
@@ -5229,18 +6384,24 @@
                             <wpg:grpSpPr>
                               <a:xfrm>
                                 <a:off x="0" y="0"/>
-                                <a:ext cx="2078228" cy="1380910"/>
+                                <a:ext cx="2078228" cy="356019"/>
                                 <a:chOff x="0" y="0"/>
-                                <a:chExt cx="2078228" cy="1380910"/>
+                                <a:chExt cx="2078228" cy="356019"/>
                               </a:xfrm>
                             </wpg:grpSpPr>
                             <wps:wsp>
-                              <wps:cNvPr id="38" name="圓角矩形 4"/>
+                              <wps:cNvPr id="2" name="圓角矩形 4">
+                                <a:extLst>
+                                  <a:ext uri="{FF2B5EF4-FFF2-40B4-BE49-F238E27FC236}">
+                                    <a16:creationId xmlns:a16="http://schemas.microsoft.com/office/drawing/2014/main" id="{12693324-BB8A-4EF0-911F-120B52AF01D0}"/>
+                                  </a:ext>
+                                </a:extLst>
+                              </wps:cNvPr>
                               <wps:cNvSpPr/>
                               <wps:spPr>
                                 <a:xfrm>
                                   <a:off x="0" y="0"/>
-                                  <a:ext cx="2078228" cy="1380910"/>
+                                  <a:ext cx="2078228" cy="356019"/>
                                 </a:xfrm>
                                 <a:custGeom>
                                   <a:avLst/>
@@ -5565,7 +6726,13 @@
                               </wps:bodyPr>
                             </wps:wsp>
                             <wpg:grpSp>
-                              <wpg:cNvPr id="42" name="群組 42"/>
+                              <wpg:cNvPr id="3" name="群組 3">
+                                <a:extLst>
+                                  <a:ext uri="{FF2B5EF4-FFF2-40B4-BE49-F238E27FC236}">
+                                    <a16:creationId xmlns:a16="http://schemas.microsoft.com/office/drawing/2014/main" id="{B3D6B8DE-20C5-4DB9-9BC7-6B43F9F9D937}"/>
+                                  </a:ext>
+                                </a:extLst>
+                              </wpg:cNvPr>
                               <wpg:cNvGrpSpPr/>
                               <wpg:grpSpPr>
                                 <a:xfrm>
@@ -5576,7 +6743,13 @@
                                 </a:xfrm>
                               </wpg:grpSpPr>
                               <wps:wsp>
-                                <wps:cNvPr id="43" name="手繪多邊形: 圖案 43"/>
+                                <wps:cNvPr id="5" name="手繪多邊形: 圖案 5">
+                                  <a:extLst>
+                                    <a:ext uri="{FF2B5EF4-FFF2-40B4-BE49-F238E27FC236}">
+                                      <a16:creationId xmlns:a16="http://schemas.microsoft.com/office/drawing/2014/main" id="{CA69C971-2702-4CBF-B887-2808C3511312}"/>
+                                    </a:ext>
+                                  </a:extLst>
+                                </wps:cNvPr>
                                 <wps:cNvSpPr/>
                                 <wps:spPr>
                                   <a:xfrm>
@@ -5720,7 +6893,13 @@
                                 </wps:bodyPr>
                               </wps:wsp>
                               <wps:wsp>
-                                <wps:cNvPr id="44" name="手繪多邊形: 圖案 44"/>
+                                <wps:cNvPr id="6" name="手繪多邊形: 圖案 6">
+                                  <a:extLst>
+                                    <a:ext uri="{FF2B5EF4-FFF2-40B4-BE49-F238E27FC236}">
+                                      <a16:creationId xmlns:a16="http://schemas.microsoft.com/office/drawing/2014/main" id="{DC3ECA74-FB0E-4100-B7F7-0500A237D421}"/>
+                                    </a:ext>
+                                  </a:extLst>
+                                </wps:cNvPr>
                                 <wps:cNvSpPr/>
                                 <wps:spPr>
                                   <a:xfrm>
@@ -5864,7 +7043,13 @@
                                 </wps:bodyPr>
                               </wps:wsp>
                               <wps:wsp>
-                                <wps:cNvPr id="45" name="手繪多邊形: 圖案 45"/>
+                                <wps:cNvPr id="7" name="手繪多邊形: 圖案 7">
+                                  <a:extLst>
+                                    <a:ext uri="{FF2B5EF4-FFF2-40B4-BE49-F238E27FC236}">
+                                      <a16:creationId xmlns:a16="http://schemas.microsoft.com/office/drawing/2014/main" id="{78138566-24AD-4699-928B-2EB8A9FEF365}"/>
+                                    </a:ext>
+                                  </a:extLst>
+                                </wps:cNvPr>
                                 <wps:cNvSpPr/>
                                 <wps:spPr>
                                   <a:xfrm>
@@ -6008,7 +7193,13 @@
                                 </wps:bodyPr>
                               </wps:wsp>
                               <wps:wsp>
-                                <wps:cNvPr id="47" name="手繪多邊形: 圖案 47"/>
+                                <wps:cNvPr id="8" name="手繪多邊形: 圖案 8">
+                                  <a:extLst>
+                                    <a:ext uri="{FF2B5EF4-FFF2-40B4-BE49-F238E27FC236}">
+                                      <a16:creationId xmlns:a16="http://schemas.microsoft.com/office/drawing/2014/main" id="{E5EE9EAE-AF7F-4C0E-ADFC-6090D13F9E2B}"/>
+                                    </a:ext>
+                                  </a:extLst>
+                                </wps:cNvPr>
                                 <wps:cNvSpPr/>
                                 <wps:spPr>
                                   <a:xfrm>
@@ -6152,7 +7343,13 @@
                                 </wps:bodyPr>
                               </wps:wsp>
                               <wps:wsp>
-                                <wps:cNvPr id="50" name="手繪多邊形: 圖案 50"/>
+                                <wps:cNvPr id="9" name="手繪多邊形: 圖案 9">
+                                  <a:extLst>
+                                    <a:ext uri="{FF2B5EF4-FFF2-40B4-BE49-F238E27FC236}">
+                                      <a16:creationId xmlns:a16="http://schemas.microsoft.com/office/drawing/2014/main" id="{FB5B7E53-40D1-4385-B45F-5DA60EF3CDE8}"/>
+                                    </a:ext>
+                                  </a:extLst>
+                                </wps:cNvPr>
                                 <wps:cNvSpPr/>
                                 <wps:spPr>
                                   <a:xfrm>
@@ -6296,2639 +7493,17 @@
                                 </wps:bodyPr>
                               </wps:wsp>
                               <wps:wsp>
-                                <wps:cNvPr id="52" name="手繪多邊形: 圖案 52"/>
+                                <wps:cNvPr id="10" name="手繪多邊形: 圖案 10">
+                                  <a:extLst>
+                                    <a:ext uri="{FF2B5EF4-FFF2-40B4-BE49-F238E27FC236}">
+                                      <a16:creationId xmlns:a16="http://schemas.microsoft.com/office/drawing/2014/main" id="{07F9982E-E889-44E5-ACF9-ED931F71E801}"/>
+                                    </a:ext>
+                                  </a:extLst>
+                                </wps:cNvPr>
                                 <wps:cNvSpPr/>
                                 <wps:spPr>
                                   <a:xfrm>
                                     <a:off x="1633066" y="96520"/>
-                                    <a:ext cx="219078" cy="175260"/>
-                                  </a:xfrm>
-                                  <a:custGeom>
-                                    <a:avLst/>
-                                    <a:gdLst>
-                                      <a:gd name="connsiteX0" fmla="*/ 84890 w 453390"/>
-                                      <a:gd name="connsiteY0" fmla="*/ 0 h 263525"/>
-                                      <a:gd name="connsiteX1" fmla="*/ 453390 w 453390"/>
-                                      <a:gd name="connsiteY1" fmla="*/ 0 h 263525"/>
-                                      <a:gd name="connsiteX2" fmla="*/ 453390 w 453390"/>
-                                      <a:gd name="connsiteY2" fmla="*/ 263525 h 263525"/>
-                                      <a:gd name="connsiteX3" fmla="*/ 84890 w 453390"/>
-                                      <a:gd name="connsiteY3" fmla="*/ 263525 h 263525"/>
-                                      <a:gd name="connsiteX4" fmla="*/ 59217 w 453390"/>
-                                      <a:gd name="connsiteY4" fmla="*/ 168771 h 263525"/>
-                                      <a:gd name="connsiteX5" fmla="*/ 4819 w 453390"/>
-                                      <a:gd name="connsiteY5" fmla="*/ 221542 h 263525"/>
-                                      <a:gd name="connsiteX6" fmla="*/ 0 w 453390"/>
-                                      <a:gd name="connsiteY6" fmla="*/ 54571 h 263525"/>
-                                      <a:gd name="connsiteX7" fmla="*/ 55658 w 453390"/>
-                                      <a:gd name="connsiteY7" fmla="*/ 89403 h 263525"/>
-                                      <a:gd name="connsiteX8" fmla="*/ 84890 w 453390"/>
-                                      <a:gd name="connsiteY8" fmla="*/ 0 h 263525"/>
-                                    </a:gdLst>
-                                    <a:ahLst/>
-                                    <a:cxnLst>
-                                      <a:cxn ang="0">
-                                        <a:pos x="connsiteX0" y="connsiteY0"/>
-                                      </a:cxn>
-                                      <a:cxn ang="0">
-                                        <a:pos x="connsiteX1" y="connsiteY1"/>
-                                      </a:cxn>
-                                      <a:cxn ang="0">
-                                        <a:pos x="connsiteX2" y="connsiteY2"/>
-                                      </a:cxn>
-                                      <a:cxn ang="0">
-                                        <a:pos x="connsiteX3" y="connsiteY3"/>
-                                      </a:cxn>
-                                      <a:cxn ang="0">
-                                        <a:pos x="connsiteX4" y="connsiteY4"/>
-                                      </a:cxn>
-                                      <a:cxn ang="0">
-                                        <a:pos x="connsiteX5" y="connsiteY5"/>
-                                      </a:cxn>
-                                      <a:cxn ang="0">
-                                        <a:pos x="connsiteX6" y="connsiteY6"/>
-                                      </a:cxn>
-                                      <a:cxn ang="0">
-                                        <a:pos x="connsiteX7" y="connsiteY7"/>
-                                      </a:cxn>
-                                      <a:cxn ang="0">
-                                        <a:pos x="connsiteX8" y="connsiteY8"/>
-                                      </a:cxn>
-                                    </a:cxnLst>
-                                    <a:rect l="l" t="t" r="r" b="b"/>
-                                    <a:pathLst>
-                                      <a:path w="453390" h="263525">
-                                        <a:moveTo>
-                                          <a:pt x="84890" y="0"/>
-                                        </a:moveTo>
-                                        <a:lnTo>
-                                          <a:pt x="453390" y="0"/>
-                                        </a:lnTo>
-                                        <a:lnTo>
-                                          <a:pt x="453390" y="263525"/>
-                                        </a:lnTo>
-                                        <a:lnTo>
-                                          <a:pt x="84890" y="263525"/>
-                                        </a:lnTo>
-                                        <a:cubicBezTo>
-                                          <a:pt x="68745" y="263525"/>
-                                          <a:pt x="59217" y="193028"/>
-                                          <a:pt x="59217" y="168771"/>
-                                        </a:cubicBezTo>
-                                        <a:lnTo>
-                                          <a:pt x="4819" y="221542"/>
-                                        </a:lnTo>
-                                        <a:lnTo>
-                                          <a:pt x="0" y="54571"/>
-                                        </a:lnTo>
-                                        <a:lnTo>
-                                          <a:pt x="55658" y="89403"/>
-                                        </a:lnTo>
-                                        <a:cubicBezTo>
-                                          <a:pt x="55658" y="65146"/>
-                                          <a:pt x="68745" y="0"/>
-                                          <a:pt x="84890" y="0"/>
-                                        </a:cubicBezTo>
-                                        <a:close/>
-                                      </a:path>
-                                    </a:pathLst>
-                                  </a:custGeom>
-                                </wps:spPr>
-                                <wps:style>
-                                  <a:lnRef idx="2">
-                                    <a:schemeClr val="accent5">
-                                      <a:shade val="50000"/>
-                                    </a:schemeClr>
-                                  </a:lnRef>
-                                  <a:fillRef idx="1">
-                                    <a:schemeClr val="accent5"/>
-                                  </a:fillRef>
-                                  <a:effectRef idx="0">
-                                    <a:schemeClr val="accent5"/>
-                                  </a:effectRef>
-                                  <a:fontRef idx="minor">
-                                    <a:schemeClr val="lt1"/>
-                                  </a:fontRef>
-                                </wps:style>
-                                <wps:txbx>
-                                  <w:txbxContent>
-                                    <w:p>
-                                      <w:pPr>
-                                        <w:ind w:firstLine="115"/>
-                                        <w:jc w:val="center"/>
-                                        <w:rPr>
-                                          <w:rFonts w:hAnsi="Calibri" w:cs="Times New Roman"/>
-                                          <w:color w:val="FFFFFF"/>
-                                          <w:szCs w:val="24"/>
-                                        </w:rPr>
-                                      </w:pPr>
-                                      <w:r>
-                                        <w:rPr>
-                                          <w:rFonts w:hAnsi="Calibri" w:cs="Times New Roman"/>
-                                          <w:color w:val="FFFFFF"/>
-                                        </w:rPr>
-                                        <w:t>1</w:t>
-                                      </w:r>
-                                    </w:p>
-                                  </w:txbxContent>
-                                </wps:txbx>
-                                <wps:bodyPr rot="0" spcFirstLastPara="0" vert="horz" wrap="square" lIns="0" tIns="0" rIns="0" bIns="0" numCol="1" spcCol="0" rtlCol="0" fromWordArt="0" anchor="ctr" anchorCtr="0" forceAA="0" compatLnSpc="1">
-                                  <a:prstTxWarp prst="textNoShape">
-                                    <a:avLst/>
-                                  </a:prstTxWarp>
-                                  <a:noAutofit/>
-                                </wps:bodyPr>
-                              </wps:wsp>
-                            </wpg:grpSp>
-                            <wpg:grpSp>
-                              <wpg:cNvPr id="53" name="群組 53"/>
-                              <wpg:cNvGrpSpPr/>
-                              <wpg:grpSpPr>
-                                <a:xfrm>
-                                  <a:off x="221457" y="405977"/>
-                                  <a:ext cx="1630687" cy="175260"/>
-                                  <a:chOff x="221457" y="405977"/>
-                                  <a:chExt cx="1630687" cy="175260"/>
-                                </a:xfrm>
-                              </wpg:grpSpPr>
-                              <wps:wsp>
-                                <wps:cNvPr id="54" name="手繪多邊形: 圖案 54"/>
-                                <wps:cNvSpPr/>
-                                <wps:spPr>
-                                  <a:xfrm>
-                                    <a:off x="221457" y="405977"/>
-                                    <a:ext cx="219078" cy="175260"/>
-                                  </a:xfrm>
-                                  <a:custGeom>
-                                    <a:avLst/>
-                                    <a:gdLst>
-                                      <a:gd name="connsiteX0" fmla="*/ 84890 w 453390"/>
-                                      <a:gd name="connsiteY0" fmla="*/ 0 h 263525"/>
-                                      <a:gd name="connsiteX1" fmla="*/ 453390 w 453390"/>
-                                      <a:gd name="connsiteY1" fmla="*/ 0 h 263525"/>
-                                      <a:gd name="connsiteX2" fmla="*/ 453390 w 453390"/>
-                                      <a:gd name="connsiteY2" fmla="*/ 263525 h 263525"/>
-                                      <a:gd name="connsiteX3" fmla="*/ 84890 w 453390"/>
-                                      <a:gd name="connsiteY3" fmla="*/ 263525 h 263525"/>
-                                      <a:gd name="connsiteX4" fmla="*/ 59217 w 453390"/>
-                                      <a:gd name="connsiteY4" fmla="*/ 168771 h 263525"/>
-                                      <a:gd name="connsiteX5" fmla="*/ 4819 w 453390"/>
-                                      <a:gd name="connsiteY5" fmla="*/ 221542 h 263525"/>
-                                      <a:gd name="connsiteX6" fmla="*/ 0 w 453390"/>
-                                      <a:gd name="connsiteY6" fmla="*/ 54571 h 263525"/>
-                                      <a:gd name="connsiteX7" fmla="*/ 55658 w 453390"/>
-                                      <a:gd name="connsiteY7" fmla="*/ 89403 h 263525"/>
-                                      <a:gd name="connsiteX8" fmla="*/ 84890 w 453390"/>
-                                      <a:gd name="connsiteY8" fmla="*/ 0 h 263525"/>
-                                    </a:gdLst>
-                                    <a:ahLst/>
-                                    <a:cxnLst>
-                                      <a:cxn ang="0">
-                                        <a:pos x="connsiteX0" y="connsiteY0"/>
-                                      </a:cxn>
-                                      <a:cxn ang="0">
-                                        <a:pos x="connsiteX1" y="connsiteY1"/>
-                                      </a:cxn>
-                                      <a:cxn ang="0">
-                                        <a:pos x="connsiteX2" y="connsiteY2"/>
-                                      </a:cxn>
-                                      <a:cxn ang="0">
-                                        <a:pos x="connsiteX3" y="connsiteY3"/>
-                                      </a:cxn>
-                                      <a:cxn ang="0">
-                                        <a:pos x="connsiteX4" y="connsiteY4"/>
-                                      </a:cxn>
-                                      <a:cxn ang="0">
-                                        <a:pos x="connsiteX5" y="connsiteY5"/>
-                                      </a:cxn>
-                                      <a:cxn ang="0">
-                                        <a:pos x="connsiteX6" y="connsiteY6"/>
-                                      </a:cxn>
-                                      <a:cxn ang="0">
-                                        <a:pos x="connsiteX7" y="connsiteY7"/>
-                                      </a:cxn>
-                                      <a:cxn ang="0">
-                                        <a:pos x="connsiteX8" y="connsiteY8"/>
-                                      </a:cxn>
-                                    </a:cxnLst>
-                                    <a:rect l="l" t="t" r="r" b="b"/>
-                                    <a:pathLst>
-                                      <a:path w="453390" h="263525">
-                                        <a:moveTo>
-                                          <a:pt x="84890" y="0"/>
-                                        </a:moveTo>
-                                        <a:lnTo>
-                                          <a:pt x="453390" y="0"/>
-                                        </a:lnTo>
-                                        <a:lnTo>
-                                          <a:pt x="453390" y="263525"/>
-                                        </a:lnTo>
-                                        <a:lnTo>
-                                          <a:pt x="84890" y="263525"/>
-                                        </a:lnTo>
-                                        <a:cubicBezTo>
-                                          <a:pt x="68745" y="263525"/>
-                                          <a:pt x="59217" y="193028"/>
-                                          <a:pt x="59217" y="168771"/>
-                                        </a:cubicBezTo>
-                                        <a:lnTo>
-                                          <a:pt x="4819" y="221542"/>
-                                        </a:lnTo>
-                                        <a:lnTo>
-                                          <a:pt x="0" y="54571"/>
-                                        </a:lnTo>
-                                        <a:lnTo>
-                                          <a:pt x="55658" y="89403"/>
-                                        </a:lnTo>
-                                        <a:cubicBezTo>
-                                          <a:pt x="55658" y="65146"/>
-                                          <a:pt x="68745" y="0"/>
-                                          <a:pt x="84890" y="0"/>
-                                        </a:cubicBezTo>
-                                        <a:close/>
-                                      </a:path>
-                                    </a:pathLst>
-                                  </a:custGeom>
-                                </wps:spPr>
-                                <wps:style>
-                                  <a:lnRef idx="2">
-                                    <a:schemeClr val="accent5">
-                                      <a:shade val="50000"/>
-                                    </a:schemeClr>
-                                  </a:lnRef>
-                                  <a:fillRef idx="1">
-                                    <a:schemeClr val="accent5"/>
-                                  </a:fillRef>
-                                  <a:effectRef idx="0">
-                                    <a:schemeClr val="accent5"/>
-                                  </a:effectRef>
-                                  <a:fontRef idx="minor">
-                                    <a:schemeClr val="lt1"/>
-                                  </a:fontRef>
-                                </wps:style>
-                                <wps:txbx>
-                                  <w:txbxContent>
-                                    <w:p>
-                                      <w:pPr>
-                                        <w:ind w:firstLine="115"/>
-                                        <w:jc w:val="center"/>
-                                        <w:rPr>
-                                          <w:rFonts w:hAnsi="Calibri" w:cs="Times New Roman"/>
-                                          <w:color w:val="FFFFFF"/>
-                                          <w:szCs w:val="24"/>
-                                        </w:rPr>
-                                      </w:pPr>
-                                      <w:r>
-                                        <w:rPr>
-                                          <w:rFonts w:hAnsi="Calibri" w:cs="Times New Roman"/>
-                                          <w:color w:val="FFFFFF"/>
-                                        </w:rPr>
-                                        <w:t>1</w:t>
-                                      </w:r>
-                                    </w:p>
-                                  </w:txbxContent>
-                                </wps:txbx>
-                                <wps:bodyPr rot="0" spcFirstLastPara="0" vert="horz" wrap="square" lIns="0" tIns="0" rIns="0" bIns="0" numCol="1" spcCol="0" rtlCol="0" fromWordArt="0" anchor="ctr" anchorCtr="0" forceAA="0" compatLnSpc="1">
-                                  <a:prstTxWarp prst="textNoShape">
-                                    <a:avLst/>
-                                  </a:prstTxWarp>
-                                  <a:noAutofit/>
-                                </wps:bodyPr>
-                              </wps:wsp>
-                              <wps:wsp>
-                                <wps:cNvPr id="55" name="手繪多邊形: 圖案 55"/>
-                                <wps:cNvSpPr/>
-                                <wps:spPr>
-                                  <a:xfrm>
-                                    <a:off x="502443" y="405977"/>
-                                    <a:ext cx="219078" cy="175260"/>
-                                  </a:xfrm>
-                                  <a:custGeom>
-                                    <a:avLst/>
-                                    <a:gdLst>
-                                      <a:gd name="connsiteX0" fmla="*/ 84890 w 453390"/>
-                                      <a:gd name="connsiteY0" fmla="*/ 0 h 263525"/>
-                                      <a:gd name="connsiteX1" fmla="*/ 453390 w 453390"/>
-                                      <a:gd name="connsiteY1" fmla="*/ 0 h 263525"/>
-                                      <a:gd name="connsiteX2" fmla="*/ 453390 w 453390"/>
-                                      <a:gd name="connsiteY2" fmla="*/ 263525 h 263525"/>
-                                      <a:gd name="connsiteX3" fmla="*/ 84890 w 453390"/>
-                                      <a:gd name="connsiteY3" fmla="*/ 263525 h 263525"/>
-                                      <a:gd name="connsiteX4" fmla="*/ 59217 w 453390"/>
-                                      <a:gd name="connsiteY4" fmla="*/ 168771 h 263525"/>
-                                      <a:gd name="connsiteX5" fmla="*/ 4819 w 453390"/>
-                                      <a:gd name="connsiteY5" fmla="*/ 221542 h 263525"/>
-                                      <a:gd name="connsiteX6" fmla="*/ 0 w 453390"/>
-                                      <a:gd name="connsiteY6" fmla="*/ 54571 h 263525"/>
-                                      <a:gd name="connsiteX7" fmla="*/ 55658 w 453390"/>
-                                      <a:gd name="connsiteY7" fmla="*/ 89403 h 263525"/>
-                                      <a:gd name="connsiteX8" fmla="*/ 84890 w 453390"/>
-                                      <a:gd name="connsiteY8" fmla="*/ 0 h 263525"/>
-                                    </a:gdLst>
-                                    <a:ahLst/>
-                                    <a:cxnLst>
-                                      <a:cxn ang="0">
-                                        <a:pos x="connsiteX0" y="connsiteY0"/>
-                                      </a:cxn>
-                                      <a:cxn ang="0">
-                                        <a:pos x="connsiteX1" y="connsiteY1"/>
-                                      </a:cxn>
-                                      <a:cxn ang="0">
-                                        <a:pos x="connsiteX2" y="connsiteY2"/>
-                                      </a:cxn>
-                                      <a:cxn ang="0">
-                                        <a:pos x="connsiteX3" y="connsiteY3"/>
-                                      </a:cxn>
-                                      <a:cxn ang="0">
-                                        <a:pos x="connsiteX4" y="connsiteY4"/>
-                                      </a:cxn>
-                                      <a:cxn ang="0">
-                                        <a:pos x="connsiteX5" y="connsiteY5"/>
-                                      </a:cxn>
-                                      <a:cxn ang="0">
-                                        <a:pos x="connsiteX6" y="connsiteY6"/>
-                                      </a:cxn>
-                                      <a:cxn ang="0">
-                                        <a:pos x="connsiteX7" y="connsiteY7"/>
-                                      </a:cxn>
-                                      <a:cxn ang="0">
-                                        <a:pos x="connsiteX8" y="connsiteY8"/>
-                                      </a:cxn>
-                                    </a:cxnLst>
-                                    <a:rect l="l" t="t" r="r" b="b"/>
-                                    <a:pathLst>
-                                      <a:path w="453390" h="263525">
-                                        <a:moveTo>
-                                          <a:pt x="84890" y="0"/>
-                                        </a:moveTo>
-                                        <a:lnTo>
-                                          <a:pt x="453390" y="0"/>
-                                        </a:lnTo>
-                                        <a:lnTo>
-                                          <a:pt x="453390" y="263525"/>
-                                        </a:lnTo>
-                                        <a:lnTo>
-                                          <a:pt x="84890" y="263525"/>
-                                        </a:lnTo>
-                                        <a:cubicBezTo>
-                                          <a:pt x="68745" y="263525"/>
-                                          <a:pt x="59217" y="193028"/>
-                                          <a:pt x="59217" y="168771"/>
-                                        </a:cubicBezTo>
-                                        <a:lnTo>
-                                          <a:pt x="4819" y="221542"/>
-                                        </a:lnTo>
-                                        <a:lnTo>
-                                          <a:pt x="0" y="54571"/>
-                                        </a:lnTo>
-                                        <a:lnTo>
-                                          <a:pt x="55658" y="89403"/>
-                                        </a:lnTo>
-                                        <a:cubicBezTo>
-                                          <a:pt x="55658" y="65146"/>
-                                          <a:pt x="68745" y="0"/>
-                                          <a:pt x="84890" y="0"/>
-                                        </a:cubicBezTo>
-                                        <a:close/>
-                                      </a:path>
-                                    </a:pathLst>
-                                  </a:custGeom>
-                                </wps:spPr>
-                                <wps:style>
-                                  <a:lnRef idx="2">
-                                    <a:schemeClr val="accent5">
-                                      <a:shade val="50000"/>
-                                    </a:schemeClr>
-                                  </a:lnRef>
-                                  <a:fillRef idx="1">
-                                    <a:schemeClr val="accent5"/>
-                                  </a:fillRef>
-                                  <a:effectRef idx="0">
-                                    <a:schemeClr val="accent5"/>
-                                  </a:effectRef>
-                                  <a:fontRef idx="minor">
-                                    <a:schemeClr val="lt1"/>
-                                  </a:fontRef>
-                                </wps:style>
-                                <wps:txbx>
-                                  <w:txbxContent>
-                                    <w:p>
-                                      <w:pPr>
-                                        <w:ind w:firstLine="115"/>
-                                        <w:jc w:val="center"/>
-                                        <w:rPr>
-                                          <w:rFonts w:hAnsi="Calibri" w:cs="Times New Roman"/>
-                                          <w:color w:val="FFFFFF"/>
-                                          <w:szCs w:val="24"/>
-                                        </w:rPr>
-                                      </w:pPr>
-                                      <w:r>
-                                        <w:rPr>
-                                          <w:rFonts w:hAnsi="Calibri" w:cs="Times New Roman"/>
-                                          <w:color w:val="FFFFFF"/>
-                                        </w:rPr>
-                                        <w:t>1</w:t>
-                                      </w:r>
-                                    </w:p>
-                                  </w:txbxContent>
-                                </wps:txbx>
-                                <wps:bodyPr rot="0" spcFirstLastPara="0" vert="horz" wrap="square" lIns="0" tIns="0" rIns="0" bIns="0" numCol="1" spcCol="0" rtlCol="0" fromWordArt="0" anchor="ctr" anchorCtr="0" forceAA="0" compatLnSpc="1">
-                                  <a:prstTxWarp prst="textNoShape">
-                                    <a:avLst/>
-                                  </a:prstTxWarp>
-                                  <a:noAutofit/>
-                                </wps:bodyPr>
-                              </wps:wsp>
-                              <wps:wsp>
-                                <wps:cNvPr id="56" name="手繪多邊形: 圖案 56"/>
-                                <wps:cNvSpPr/>
-                                <wps:spPr>
-                                  <a:xfrm>
-                                    <a:off x="783429" y="405977"/>
-                                    <a:ext cx="219078" cy="175260"/>
-                                  </a:xfrm>
-                                  <a:custGeom>
-                                    <a:avLst/>
-                                    <a:gdLst>
-                                      <a:gd name="connsiteX0" fmla="*/ 84890 w 453390"/>
-                                      <a:gd name="connsiteY0" fmla="*/ 0 h 263525"/>
-                                      <a:gd name="connsiteX1" fmla="*/ 453390 w 453390"/>
-                                      <a:gd name="connsiteY1" fmla="*/ 0 h 263525"/>
-                                      <a:gd name="connsiteX2" fmla="*/ 453390 w 453390"/>
-                                      <a:gd name="connsiteY2" fmla="*/ 263525 h 263525"/>
-                                      <a:gd name="connsiteX3" fmla="*/ 84890 w 453390"/>
-                                      <a:gd name="connsiteY3" fmla="*/ 263525 h 263525"/>
-                                      <a:gd name="connsiteX4" fmla="*/ 59217 w 453390"/>
-                                      <a:gd name="connsiteY4" fmla="*/ 168771 h 263525"/>
-                                      <a:gd name="connsiteX5" fmla="*/ 4819 w 453390"/>
-                                      <a:gd name="connsiteY5" fmla="*/ 221542 h 263525"/>
-                                      <a:gd name="connsiteX6" fmla="*/ 0 w 453390"/>
-                                      <a:gd name="connsiteY6" fmla="*/ 54571 h 263525"/>
-                                      <a:gd name="connsiteX7" fmla="*/ 55658 w 453390"/>
-                                      <a:gd name="connsiteY7" fmla="*/ 89403 h 263525"/>
-                                      <a:gd name="connsiteX8" fmla="*/ 84890 w 453390"/>
-                                      <a:gd name="connsiteY8" fmla="*/ 0 h 263525"/>
-                                    </a:gdLst>
-                                    <a:ahLst/>
-                                    <a:cxnLst>
-                                      <a:cxn ang="0">
-                                        <a:pos x="connsiteX0" y="connsiteY0"/>
-                                      </a:cxn>
-                                      <a:cxn ang="0">
-                                        <a:pos x="connsiteX1" y="connsiteY1"/>
-                                      </a:cxn>
-                                      <a:cxn ang="0">
-                                        <a:pos x="connsiteX2" y="connsiteY2"/>
-                                      </a:cxn>
-                                      <a:cxn ang="0">
-                                        <a:pos x="connsiteX3" y="connsiteY3"/>
-                                      </a:cxn>
-                                      <a:cxn ang="0">
-                                        <a:pos x="connsiteX4" y="connsiteY4"/>
-                                      </a:cxn>
-                                      <a:cxn ang="0">
-                                        <a:pos x="connsiteX5" y="connsiteY5"/>
-                                      </a:cxn>
-                                      <a:cxn ang="0">
-                                        <a:pos x="connsiteX6" y="connsiteY6"/>
-                                      </a:cxn>
-                                      <a:cxn ang="0">
-                                        <a:pos x="connsiteX7" y="connsiteY7"/>
-                                      </a:cxn>
-                                      <a:cxn ang="0">
-                                        <a:pos x="connsiteX8" y="connsiteY8"/>
-                                      </a:cxn>
-                                    </a:cxnLst>
-                                    <a:rect l="l" t="t" r="r" b="b"/>
-                                    <a:pathLst>
-                                      <a:path w="453390" h="263525">
-                                        <a:moveTo>
-                                          <a:pt x="84890" y="0"/>
-                                        </a:moveTo>
-                                        <a:lnTo>
-                                          <a:pt x="453390" y="0"/>
-                                        </a:lnTo>
-                                        <a:lnTo>
-                                          <a:pt x="453390" y="263525"/>
-                                        </a:lnTo>
-                                        <a:lnTo>
-                                          <a:pt x="84890" y="263525"/>
-                                        </a:lnTo>
-                                        <a:cubicBezTo>
-                                          <a:pt x="68745" y="263525"/>
-                                          <a:pt x="59217" y="193028"/>
-                                          <a:pt x="59217" y="168771"/>
-                                        </a:cubicBezTo>
-                                        <a:lnTo>
-                                          <a:pt x="4819" y="221542"/>
-                                        </a:lnTo>
-                                        <a:lnTo>
-                                          <a:pt x="0" y="54571"/>
-                                        </a:lnTo>
-                                        <a:lnTo>
-                                          <a:pt x="55658" y="89403"/>
-                                        </a:lnTo>
-                                        <a:cubicBezTo>
-                                          <a:pt x="55658" y="65146"/>
-                                          <a:pt x="68745" y="0"/>
-                                          <a:pt x="84890" y="0"/>
-                                        </a:cubicBezTo>
-                                        <a:close/>
-                                      </a:path>
-                                    </a:pathLst>
-                                  </a:custGeom>
-                                </wps:spPr>
-                                <wps:style>
-                                  <a:lnRef idx="2">
-                                    <a:schemeClr val="accent5">
-                                      <a:shade val="50000"/>
-                                    </a:schemeClr>
-                                  </a:lnRef>
-                                  <a:fillRef idx="1">
-                                    <a:schemeClr val="accent5"/>
-                                  </a:fillRef>
-                                  <a:effectRef idx="0">
-                                    <a:schemeClr val="accent5"/>
-                                  </a:effectRef>
-                                  <a:fontRef idx="minor">
-                                    <a:schemeClr val="lt1"/>
-                                  </a:fontRef>
-                                </wps:style>
-                                <wps:txbx>
-                                  <w:txbxContent>
-                                    <w:p>
-                                      <w:pPr>
-                                        <w:ind w:firstLine="115"/>
-                                        <w:jc w:val="center"/>
-                                        <w:rPr>
-                                          <w:rFonts w:hAnsi="Calibri" w:cs="Times New Roman"/>
-                                          <w:color w:val="FFFFFF"/>
-                                          <w:szCs w:val="24"/>
-                                        </w:rPr>
-                                      </w:pPr>
-                                      <w:r>
-                                        <w:rPr>
-                                          <w:rFonts w:hAnsi="Calibri" w:cs="Times New Roman"/>
-                                          <w:color w:val="FFFFFF"/>
-                                        </w:rPr>
-                                        <w:t>1</w:t>
-                                      </w:r>
-                                    </w:p>
-                                  </w:txbxContent>
-                                </wps:txbx>
-                                <wps:bodyPr rot="0" spcFirstLastPara="0" vert="horz" wrap="square" lIns="0" tIns="0" rIns="0" bIns="0" numCol="1" spcCol="0" rtlCol="0" fromWordArt="0" anchor="ctr" anchorCtr="0" forceAA="0" compatLnSpc="1">
-                                  <a:prstTxWarp prst="textNoShape">
-                                    <a:avLst/>
-                                  </a:prstTxWarp>
-                                  <a:noAutofit/>
-                                </wps:bodyPr>
-                              </wps:wsp>
-                              <wps:wsp>
-                                <wps:cNvPr id="57" name="手繪多邊形: 圖案 57"/>
-                                <wps:cNvSpPr/>
-                                <wps:spPr>
-                                  <a:xfrm>
-                                    <a:off x="1064415" y="405977"/>
-                                    <a:ext cx="219078" cy="175260"/>
-                                  </a:xfrm>
-                                  <a:custGeom>
-                                    <a:avLst/>
-                                    <a:gdLst>
-                                      <a:gd name="connsiteX0" fmla="*/ 84890 w 453390"/>
-                                      <a:gd name="connsiteY0" fmla="*/ 0 h 263525"/>
-                                      <a:gd name="connsiteX1" fmla="*/ 453390 w 453390"/>
-                                      <a:gd name="connsiteY1" fmla="*/ 0 h 263525"/>
-                                      <a:gd name="connsiteX2" fmla="*/ 453390 w 453390"/>
-                                      <a:gd name="connsiteY2" fmla="*/ 263525 h 263525"/>
-                                      <a:gd name="connsiteX3" fmla="*/ 84890 w 453390"/>
-                                      <a:gd name="connsiteY3" fmla="*/ 263525 h 263525"/>
-                                      <a:gd name="connsiteX4" fmla="*/ 59217 w 453390"/>
-                                      <a:gd name="connsiteY4" fmla="*/ 168771 h 263525"/>
-                                      <a:gd name="connsiteX5" fmla="*/ 4819 w 453390"/>
-                                      <a:gd name="connsiteY5" fmla="*/ 221542 h 263525"/>
-                                      <a:gd name="connsiteX6" fmla="*/ 0 w 453390"/>
-                                      <a:gd name="connsiteY6" fmla="*/ 54571 h 263525"/>
-                                      <a:gd name="connsiteX7" fmla="*/ 55658 w 453390"/>
-                                      <a:gd name="connsiteY7" fmla="*/ 89403 h 263525"/>
-                                      <a:gd name="connsiteX8" fmla="*/ 84890 w 453390"/>
-                                      <a:gd name="connsiteY8" fmla="*/ 0 h 263525"/>
-                                    </a:gdLst>
-                                    <a:ahLst/>
-                                    <a:cxnLst>
-                                      <a:cxn ang="0">
-                                        <a:pos x="connsiteX0" y="connsiteY0"/>
-                                      </a:cxn>
-                                      <a:cxn ang="0">
-                                        <a:pos x="connsiteX1" y="connsiteY1"/>
-                                      </a:cxn>
-                                      <a:cxn ang="0">
-                                        <a:pos x="connsiteX2" y="connsiteY2"/>
-                                      </a:cxn>
-                                      <a:cxn ang="0">
-                                        <a:pos x="connsiteX3" y="connsiteY3"/>
-                                      </a:cxn>
-                                      <a:cxn ang="0">
-                                        <a:pos x="connsiteX4" y="connsiteY4"/>
-                                      </a:cxn>
-                                      <a:cxn ang="0">
-                                        <a:pos x="connsiteX5" y="connsiteY5"/>
-                                      </a:cxn>
-                                      <a:cxn ang="0">
-                                        <a:pos x="connsiteX6" y="connsiteY6"/>
-                                      </a:cxn>
-                                      <a:cxn ang="0">
-                                        <a:pos x="connsiteX7" y="connsiteY7"/>
-                                      </a:cxn>
-                                      <a:cxn ang="0">
-                                        <a:pos x="connsiteX8" y="connsiteY8"/>
-                                      </a:cxn>
-                                    </a:cxnLst>
-                                    <a:rect l="l" t="t" r="r" b="b"/>
-                                    <a:pathLst>
-                                      <a:path w="453390" h="263525">
-                                        <a:moveTo>
-                                          <a:pt x="84890" y="0"/>
-                                        </a:moveTo>
-                                        <a:lnTo>
-                                          <a:pt x="453390" y="0"/>
-                                        </a:lnTo>
-                                        <a:lnTo>
-                                          <a:pt x="453390" y="263525"/>
-                                        </a:lnTo>
-                                        <a:lnTo>
-                                          <a:pt x="84890" y="263525"/>
-                                        </a:lnTo>
-                                        <a:cubicBezTo>
-                                          <a:pt x="68745" y="263525"/>
-                                          <a:pt x="59217" y="193028"/>
-                                          <a:pt x="59217" y="168771"/>
-                                        </a:cubicBezTo>
-                                        <a:lnTo>
-                                          <a:pt x="4819" y="221542"/>
-                                        </a:lnTo>
-                                        <a:lnTo>
-                                          <a:pt x="0" y="54571"/>
-                                        </a:lnTo>
-                                        <a:lnTo>
-                                          <a:pt x="55658" y="89403"/>
-                                        </a:lnTo>
-                                        <a:cubicBezTo>
-                                          <a:pt x="55658" y="65146"/>
-                                          <a:pt x="68745" y="0"/>
-                                          <a:pt x="84890" y="0"/>
-                                        </a:cubicBezTo>
-                                        <a:close/>
-                                      </a:path>
-                                    </a:pathLst>
-                                  </a:custGeom>
-                                </wps:spPr>
-                                <wps:style>
-                                  <a:lnRef idx="2">
-                                    <a:schemeClr val="accent5">
-                                      <a:shade val="50000"/>
-                                    </a:schemeClr>
-                                  </a:lnRef>
-                                  <a:fillRef idx="1">
-                                    <a:schemeClr val="accent5"/>
-                                  </a:fillRef>
-                                  <a:effectRef idx="0">
-                                    <a:schemeClr val="accent5"/>
-                                  </a:effectRef>
-                                  <a:fontRef idx="minor">
-                                    <a:schemeClr val="lt1"/>
-                                  </a:fontRef>
-                                </wps:style>
-                                <wps:txbx>
-                                  <w:txbxContent>
-                                    <w:p>
-                                      <w:pPr>
-                                        <w:ind w:firstLine="115"/>
-                                        <w:jc w:val="center"/>
-                                        <w:rPr>
-                                          <w:rFonts w:hAnsi="Calibri" w:cs="Times New Roman"/>
-                                          <w:color w:val="FFFFFF"/>
-                                          <w:szCs w:val="24"/>
-                                        </w:rPr>
-                                      </w:pPr>
-                                      <w:r>
-                                        <w:rPr>
-                                          <w:rFonts w:hAnsi="Calibri" w:cs="Times New Roman"/>
-                                          <w:color w:val="FFFFFF"/>
-                                        </w:rPr>
-                                        <w:t>1</w:t>
-                                      </w:r>
-                                    </w:p>
-                                  </w:txbxContent>
-                                </wps:txbx>
-                                <wps:bodyPr rot="0" spcFirstLastPara="0" vert="horz" wrap="square" lIns="0" tIns="0" rIns="0" bIns="0" numCol="1" spcCol="0" rtlCol="0" fromWordArt="0" anchor="ctr" anchorCtr="0" forceAA="0" compatLnSpc="1">
-                                  <a:prstTxWarp prst="textNoShape">
-                                    <a:avLst/>
-                                  </a:prstTxWarp>
-                                  <a:noAutofit/>
-                                </wps:bodyPr>
-                              </wps:wsp>
-                              <wps:wsp>
-                                <wps:cNvPr id="58" name="手繪多邊形: 圖案 58"/>
-                                <wps:cNvSpPr/>
-                                <wps:spPr>
-                                  <a:xfrm>
-                                    <a:off x="1352080" y="405977"/>
-                                    <a:ext cx="219078" cy="175260"/>
-                                  </a:xfrm>
-                                  <a:custGeom>
-                                    <a:avLst/>
-                                    <a:gdLst>
-                                      <a:gd name="connsiteX0" fmla="*/ 84890 w 453390"/>
-                                      <a:gd name="connsiteY0" fmla="*/ 0 h 263525"/>
-                                      <a:gd name="connsiteX1" fmla="*/ 453390 w 453390"/>
-                                      <a:gd name="connsiteY1" fmla="*/ 0 h 263525"/>
-                                      <a:gd name="connsiteX2" fmla="*/ 453390 w 453390"/>
-                                      <a:gd name="connsiteY2" fmla="*/ 263525 h 263525"/>
-                                      <a:gd name="connsiteX3" fmla="*/ 84890 w 453390"/>
-                                      <a:gd name="connsiteY3" fmla="*/ 263525 h 263525"/>
-                                      <a:gd name="connsiteX4" fmla="*/ 59217 w 453390"/>
-                                      <a:gd name="connsiteY4" fmla="*/ 168771 h 263525"/>
-                                      <a:gd name="connsiteX5" fmla="*/ 4819 w 453390"/>
-                                      <a:gd name="connsiteY5" fmla="*/ 221542 h 263525"/>
-                                      <a:gd name="connsiteX6" fmla="*/ 0 w 453390"/>
-                                      <a:gd name="connsiteY6" fmla="*/ 54571 h 263525"/>
-                                      <a:gd name="connsiteX7" fmla="*/ 55658 w 453390"/>
-                                      <a:gd name="connsiteY7" fmla="*/ 89403 h 263525"/>
-                                      <a:gd name="connsiteX8" fmla="*/ 84890 w 453390"/>
-                                      <a:gd name="connsiteY8" fmla="*/ 0 h 263525"/>
-                                    </a:gdLst>
-                                    <a:ahLst/>
-                                    <a:cxnLst>
-                                      <a:cxn ang="0">
-                                        <a:pos x="connsiteX0" y="connsiteY0"/>
-                                      </a:cxn>
-                                      <a:cxn ang="0">
-                                        <a:pos x="connsiteX1" y="connsiteY1"/>
-                                      </a:cxn>
-                                      <a:cxn ang="0">
-                                        <a:pos x="connsiteX2" y="connsiteY2"/>
-                                      </a:cxn>
-                                      <a:cxn ang="0">
-                                        <a:pos x="connsiteX3" y="connsiteY3"/>
-                                      </a:cxn>
-                                      <a:cxn ang="0">
-                                        <a:pos x="connsiteX4" y="connsiteY4"/>
-                                      </a:cxn>
-                                      <a:cxn ang="0">
-                                        <a:pos x="connsiteX5" y="connsiteY5"/>
-                                      </a:cxn>
-                                      <a:cxn ang="0">
-                                        <a:pos x="connsiteX6" y="connsiteY6"/>
-                                      </a:cxn>
-                                      <a:cxn ang="0">
-                                        <a:pos x="connsiteX7" y="connsiteY7"/>
-                                      </a:cxn>
-                                      <a:cxn ang="0">
-                                        <a:pos x="connsiteX8" y="connsiteY8"/>
-                                      </a:cxn>
-                                    </a:cxnLst>
-                                    <a:rect l="l" t="t" r="r" b="b"/>
-                                    <a:pathLst>
-                                      <a:path w="453390" h="263525">
-                                        <a:moveTo>
-                                          <a:pt x="84890" y="0"/>
-                                        </a:moveTo>
-                                        <a:lnTo>
-                                          <a:pt x="453390" y="0"/>
-                                        </a:lnTo>
-                                        <a:lnTo>
-                                          <a:pt x="453390" y="263525"/>
-                                        </a:lnTo>
-                                        <a:lnTo>
-                                          <a:pt x="84890" y="263525"/>
-                                        </a:lnTo>
-                                        <a:cubicBezTo>
-                                          <a:pt x="68745" y="263525"/>
-                                          <a:pt x="59217" y="193028"/>
-                                          <a:pt x="59217" y="168771"/>
-                                        </a:cubicBezTo>
-                                        <a:lnTo>
-                                          <a:pt x="4819" y="221542"/>
-                                        </a:lnTo>
-                                        <a:lnTo>
-                                          <a:pt x="0" y="54571"/>
-                                        </a:lnTo>
-                                        <a:lnTo>
-                                          <a:pt x="55658" y="89403"/>
-                                        </a:lnTo>
-                                        <a:cubicBezTo>
-                                          <a:pt x="55658" y="65146"/>
-                                          <a:pt x="68745" y="0"/>
-                                          <a:pt x="84890" y="0"/>
-                                        </a:cubicBezTo>
-                                        <a:close/>
-                                      </a:path>
-                                    </a:pathLst>
-                                  </a:custGeom>
-                                </wps:spPr>
-                                <wps:style>
-                                  <a:lnRef idx="2">
-                                    <a:schemeClr val="accent5">
-                                      <a:shade val="50000"/>
-                                    </a:schemeClr>
-                                  </a:lnRef>
-                                  <a:fillRef idx="1">
-                                    <a:schemeClr val="accent5"/>
-                                  </a:fillRef>
-                                  <a:effectRef idx="0">
-                                    <a:schemeClr val="accent5"/>
-                                  </a:effectRef>
-                                  <a:fontRef idx="minor">
-                                    <a:schemeClr val="lt1"/>
-                                  </a:fontRef>
-                                </wps:style>
-                                <wps:txbx>
-                                  <w:txbxContent>
-                                    <w:p>
-                                      <w:pPr>
-                                        <w:ind w:firstLine="115"/>
-                                        <w:jc w:val="center"/>
-                                        <w:rPr>
-                                          <w:rFonts w:hAnsi="Calibri" w:cs="Times New Roman"/>
-                                          <w:color w:val="FFFFFF"/>
-                                          <w:szCs w:val="24"/>
-                                        </w:rPr>
-                                      </w:pPr>
-                                      <w:r>
-                                        <w:rPr>
-                                          <w:rFonts w:hAnsi="Calibri" w:cs="Times New Roman"/>
-                                          <w:color w:val="FFFFFF"/>
-                                        </w:rPr>
-                                        <w:t>1</w:t>
-                                      </w:r>
-                                    </w:p>
-                                  </w:txbxContent>
-                                </wps:txbx>
-                                <wps:bodyPr rot="0" spcFirstLastPara="0" vert="horz" wrap="square" lIns="0" tIns="0" rIns="0" bIns="0" numCol="1" spcCol="0" rtlCol="0" fromWordArt="0" anchor="ctr" anchorCtr="0" forceAA="0" compatLnSpc="1">
-                                  <a:prstTxWarp prst="textNoShape">
-                                    <a:avLst/>
-                                  </a:prstTxWarp>
-                                  <a:noAutofit/>
-                                </wps:bodyPr>
-                              </wps:wsp>
-                              <wps:wsp>
-                                <wps:cNvPr id="59" name="手繪多邊形: 圖案 59"/>
-                                <wps:cNvSpPr/>
-                                <wps:spPr>
-                                  <a:xfrm>
-                                    <a:off x="1633066" y="405977"/>
-                                    <a:ext cx="219078" cy="175260"/>
-                                  </a:xfrm>
-                                  <a:custGeom>
-                                    <a:avLst/>
-                                    <a:gdLst>
-                                      <a:gd name="connsiteX0" fmla="*/ 84890 w 453390"/>
-                                      <a:gd name="connsiteY0" fmla="*/ 0 h 263525"/>
-                                      <a:gd name="connsiteX1" fmla="*/ 453390 w 453390"/>
-                                      <a:gd name="connsiteY1" fmla="*/ 0 h 263525"/>
-                                      <a:gd name="connsiteX2" fmla="*/ 453390 w 453390"/>
-                                      <a:gd name="connsiteY2" fmla="*/ 263525 h 263525"/>
-                                      <a:gd name="connsiteX3" fmla="*/ 84890 w 453390"/>
-                                      <a:gd name="connsiteY3" fmla="*/ 263525 h 263525"/>
-                                      <a:gd name="connsiteX4" fmla="*/ 59217 w 453390"/>
-                                      <a:gd name="connsiteY4" fmla="*/ 168771 h 263525"/>
-                                      <a:gd name="connsiteX5" fmla="*/ 4819 w 453390"/>
-                                      <a:gd name="connsiteY5" fmla="*/ 221542 h 263525"/>
-                                      <a:gd name="connsiteX6" fmla="*/ 0 w 453390"/>
-                                      <a:gd name="connsiteY6" fmla="*/ 54571 h 263525"/>
-                                      <a:gd name="connsiteX7" fmla="*/ 55658 w 453390"/>
-                                      <a:gd name="connsiteY7" fmla="*/ 89403 h 263525"/>
-                                      <a:gd name="connsiteX8" fmla="*/ 84890 w 453390"/>
-                                      <a:gd name="connsiteY8" fmla="*/ 0 h 263525"/>
-                                    </a:gdLst>
-                                    <a:ahLst/>
-                                    <a:cxnLst>
-                                      <a:cxn ang="0">
-                                        <a:pos x="connsiteX0" y="connsiteY0"/>
-                                      </a:cxn>
-                                      <a:cxn ang="0">
-                                        <a:pos x="connsiteX1" y="connsiteY1"/>
-                                      </a:cxn>
-                                      <a:cxn ang="0">
-                                        <a:pos x="connsiteX2" y="connsiteY2"/>
-                                      </a:cxn>
-                                      <a:cxn ang="0">
-                                        <a:pos x="connsiteX3" y="connsiteY3"/>
-                                      </a:cxn>
-                                      <a:cxn ang="0">
-                                        <a:pos x="connsiteX4" y="connsiteY4"/>
-                                      </a:cxn>
-                                      <a:cxn ang="0">
-                                        <a:pos x="connsiteX5" y="connsiteY5"/>
-                                      </a:cxn>
-                                      <a:cxn ang="0">
-                                        <a:pos x="connsiteX6" y="connsiteY6"/>
-                                      </a:cxn>
-                                      <a:cxn ang="0">
-                                        <a:pos x="connsiteX7" y="connsiteY7"/>
-                                      </a:cxn>
-                                      <a:cxn ang="0">
-                                        <a:pos x="connsiteX8" y="connsiteY8"/>
-                                      </a:cxn>
-                                    </a:cxnLst>
-                                    <a:rect l="l" t="t" r="r" b="b"/>
-                                    <a:pathLst>
-                                      <a:path w="453390" h="263525">
-                                        <a:moveTo>
-                                          <a:pt x="84890" y="0"/>
-                                        </a:moveTo>
-                                        <a:lnTo>
-                                          <a:pt x="453390" y="0"/>
-                                        </a:lnTo>
-                                        <a:lnTo>
-                                          <a:pt x="453390" y="263525"/>
-                                        </a:lnTo>
-                                        <a:lnTo>
-                                          <a:pt x="84890" y="263525"/>
-                                        </a:lnTo>
-                                        <a:cubicBezTo>
-                                          <a:pt x="68745" y="263525"/>
-                                          <a:pt x="59217" y="193028"/>
-                                          <a:pt x="59217" y="168771"/>
-                                        </a:cubicBezTo>
-                                        <a:lnTo>
-                                          <a:pt x="4819" y="221542"/>
-                                        </a:lnTo>
-                                        <a:lnTo>
-                                          <a:pt x="0" y="54571"/>
-                                        </a:lnTo>
-                                        <a:lnTo>
-                                          <a:pt x="55658" y="89403"/>
-                                        </a:lnTo>
-                                        <a:cubicBezTo>
-                                          <a:pt x="55658" y="65146"/>
-                                          <a:pt x="68745" y="0"/>
-                                          <a:pt x="84890" y="0"/>
-                                        </a:cubicBezTo>
-                                        <a:close/>
-                                      </a:path>
-                                    </a:pathLst>
-                                  </a:custGeom>
-                                </wps:spPr>
-                                <wps:style>
-                                  <a:lnRef idx="2">
-                                    <a:schemeClr val="accent5">
-                                      <a:shade val="50000"/>
-                                    </a:schemeClr>
-                                  </a:lnRef>
-                                  <a:fillRef idx="1">
-                                    <a:schemeClr val="accent5"/>
-                                  </a:fillRef>
-                                  <a:effectRef idx="0">
-                                    <a:schemeClr val="accent5"/>
-                                  </a:effectRef>
-                                  <a:fontRef idx="minor">
-                                    <a:schemeClr val="lt1"/>
-                                  </a:fontRef>
-                                </wps:style>
-                                <wps:txbx>
-                                  <w:txbxContent>
-                                    <w:p>
-                                      <w:pPr>
-                                        <w:ind w:firstLine="115"/>
-                                        <w:jc w:val="center"/>
-                                        <w:rPr>
-                                          <w:rFonts w:hAnsi="Calibri" w:cs="Times New Roman"/>
-                                          <w:color w:val="FFFFFF"/>
-                                          <w:szCs w:val="24"/>
-                                        </w:rPr>
-                                      </w:pPr>
-                                      <w:r>
-                                        <w:rPr>
-                                          <w:rFonts w:hAnsi="Calibri" w:cs="Times New Roman"/>
-                                          <w:color w:val="FFFFFF"/>
-                                        </w:rPr>
-                                        <w:t>1</w:t>
-                                      </w:r>
-                                    </w:p>
-                                  </w:txbxContent>
-                                </wps:txbx>
-                                <wps:bodyPr rot="0" spcFirstLastPara="0" vert="horz" wrap="square" lIns="0" tIns="0" rIns="0" bIns="0" numCol="1" spcCol="0" rtlCol="0" fromWordArt="0" anchor="ctr" anchorCtr="0" forceAA="0" compatLnSpc="1">
-                                  <a:prstTxWarp prst="textNoShape">
-                                    <a:avLst/>
-                                  </a:prstTxWarp>
-                                  <a:noAutofit/>
-                                </wps:bodyPr>
-                              </wps:wsp>
-                            </wpg:grpSp>
-                            <wpg:grpSp>
-                              <wpg:cNvPr id="61" name="群組 61"/>
-                              <wpg:cNvGrpSpPr/>
-                              <wpg:grpSpPr>
-                                <a:xfrm>
-                                  <a:off x="221457" y="715434"/>
-                                  <a:ext cx="1630687" cy="175260"/>
-                                  <a:chOff x="221457" y="715434"/>
-                                  <a:chExt cx="1630687" cy="175260"/>
-                                </a:xfrm>
-                              </wpg:grpSpPr>
-                              <wps:wsp>
-                                <wps:cNvPr id="62" name="手繪多邊形: 圖案 62"/>
-                                <wps:cNvSpPr/>
-                                <wps:spPr>
-                                  <a:xfrm>
-                                    <a:off x="221457" y="715434"/>
-                                    <a:ext cx="219078" cy="175260"/>
-                                  </a:xfrm>
-                                  <a:custGeom>
-                                    <a:avLst/>
-                                    <a:gdLst>
-                                      <a:gd name="connsiteX0" fmla="*/ 84890 w 453390"/>
-                                      <a:gd name="connsiteY0" fmla="*/ 0 h 263525"/>
-                                      <a:gd name="connsiteX1" fmla="*/ 453390 w 453390"/>
-                                      <a:gd name="connsiteY1" fmla="*/ 0 h 263525"/>
-                                      <a:gd name="connsiteX2" fmla="*/ 453390 w 453390"/>
-                                      <a:gd name="connsiteY2" fmla="*/ 263525 h 263525"/>
-                                      <a:gd name="connsiteX3" fmla="*/ 84890 w 453390"/>
-                                      <a:gd name="connsiteY3" fmla="*/ 263525 h 263525"/>
-                                      <a:gd name="connsiteX4" fmla="*/ 59217 w 453390"/>
-                                      <a:gd name="connsiteY4" fmla="*/ 168771 h 263525"/>
-                                      <a:gd name="connsiteX5" fmla="*/ 4819 w 453390"/>
-                                      <a:gd name="connsiteY5" fmla="*/ 221542 h 263525"/>
-                                      <a:gd name="connsiteX6" fmla="*/ 0 w 453390"/>
-                                      <a:gd name="connsiteY6" fmla="*/ 54571 h 263525"/>
-                                      <a:gd name="connsiteX7" fmla="*/ 55658 w 453390"/>
-                                      <a:gd name="connsiteY7" fmla="*/ 89403 h 263525"/>
-                                      <a:gd name="connsiteX8" fmla="*/ 84890 w 453390"/>
-                                      <a:gd name="connsiteY8" fmla="*/ 0 h 263525"/>
-                                    </a:gdLst>
-                                    <a:ahLst/>
-                                    <a:cxnLst>
-                                      <a:cxn ang="0">
-                                        <a:pos x="connsiteX0" y="connsiteY0"/>
-                                      </a:cxn>
-                                      <a:cxn ang="0">
-                                        <a:pos x="connsiteX1" y="connsiteY1"/>
-                                      </a:cxn>
-                                      <a:cxn ang="0">
-                                        <a:pos x="connsiteX2" y="connsiteY2"/>
-                                      </a:cxn>
-                                      <a:cxn ang="0">
-                                        <a:pos x="connsiteX3" y="connsiteY3"/>
-                                      </a:cxn>
-                                      <a:cxn ang="0">
-                                        <a:pos x="connsiteX4" y="connsiteY4"/>
-                                      </a:cxn>
-                                      <a:cxn ang="0">
-                                        <a:pos x="connsiteX5" y="connsiteY5"/>
-                                      </a:cxn>
-                                      <a:cxn ang="0">
-                                        <a:pos x="connsiteX6" y="connsiteY6"/>
-                                      </a:cxn>
-                                      <a:cxn ang="0">
-                                        <a:pos x="connsiteX7" y="connsiteY7"/>
-                                      </a:cxn>
-                                      <a:cxn ang="0">
-                                        <a:pos x="connsiteX8" y="connsiteY8"/>
-                                      </a:cxn>
-                                    </a:cxnLst>
-                                    <a:rect l="l" t="t" r="r" b="b"/>
-                                    <a:pathLst>
-                                      <a:path w="453390" h="263525">
-                                        <a:moveTo>
-                                          <a:pt x="84890" y="0"/>
-                                        </a:moveTo>
-                                        <a:lnTo>
-                                          <a:pt x="453390" y="0"/>
-                                        </a:lnTo>
-                                        <a:lnTo>
-                                          <a:pt x="453390" y="263525"/>
-                                        </a:lnTo>
-                                        <a:lnTo>
-                                          <a:pt x="84890" y="263525"/>
-                                        </a:lnTo>
-                                        <a:cubicBezTo>
-                                          <a:pt x="68745" y="263525"/>
-                                          <a:pt x="59217" y="193028"/>
-                                          <a:pt x="59217" y="168771"/>
-                                        </a:cubicBezTo>
-                                        <a:lnTo>
-                                          <a:pt x="4819" y="221542"/>
-                                        </a:lnTo>
-                                        <a:lnTo>
-                                          <a:pt x="0" y="54571"/>
-                                        </a:lnTo>
-                                        <a:lnTo>
-                                          <a:pt x="55658" y="89403"/>
-                                        </a:lnTo>
-                                        <a:cubicBezTo>
-                                          <a:pt x="55658" y="65146"/>
-                                          <a:pt x="68745" y="0"/>
-                                          <a:pt x="84890" y="0"/>
-                                        </a:cubicBezTo>
-                                        <a:close/>
-                                      </a:path>
-                                    </a:pathLst>
-                                  </a:custGeom>
-                                </wps:spPr>
-                                <wps:style>
-                                  <a:lnRef idx="2">
-                                    <a:schemeClr val="accent5">
-                                      <a:shade val="50000"/>
-                                    </a:schemeClr>
-                                  </a:lnRef>
-                                  <a:fillRef idx="1">
-                                    <a:schemeClr val="accent5"/>
-                                  </a:fillRef>
-                                  <a:effectRef idx="0">
-                                    <a:schemeClr val="accent5"/>
-                                  </a:effectRef>
-                                  <a:fontRef idx="minor">
-                                    <a:schemeClr val="lt1"/>
-                                  </a:fontRef>
-                                </wps:style>
-                                <wps:txbx>
-                                  <w:txbxContent>
-                                    <w:p>
-                                      <w:pPr>
-                                        <w:ind w:firstLine="115"/>
-                                        <w:jc w:val="center"/>
-                                        <w:rPr>
-                                          <w:rFonts w:hAnsi="Calibri" w:cs="Times New Roman"/>
-                                          <w:color w:val="FFFFFF"/>
-                                          <w:szCs w:val="24"/>
-                                        </w:rPr>
-                                      </w:pPr>
-                                      <w:r>
-                                        <w:rPr>
-                                          <w:rFonts w:hAnsi="Calibri" w:cs="Times New Roman"/>
-                                          <w:color w:val="FFFFFF"/>
-                                        </w:rPr>
-                                        <w:t>1</w:t>
-                                      </w:r>
-                                    </w:p>
-                                  </w:txbxContent>
-                                </wps:txbx>
-                                <wps:bodyPr rot="0" spcFirstLastPara="0" vert="horz" wrap="square" lIns="0" tIns="0" rIns="0" bIns="0" numCol="1" spcCol="0" rtlCol="0" fromWordArt="0" anchor="ctr" anchorCtr="0" forceAA="0" compatLnSpc="1">
-                                  <a:prstTxWarp prst="textNoShape">
-                                    <a:avLst/>
-                                  </a:prstTxWarp>
-                                  <a:noAutofit/>
-                                </wps:bodyPr>
-                              </wps:wsp>
-                              <wps:wsp>
-                                <wps:cNvPr id="63" name="手繪多邊形: 圖案 63"/>
-                                <wps:cNvSpPr/>
-                                <wps:spPr>
-                                  <a:xfrm>
-                                    <a:off x="502443" y="715434"/>
-                                    <a:ext cx="219078" cy="175260"/>
-                                  </a:xfrm>
-                                  <a:custGeom>
-                                    <a:avLst/>
-                                    <a:gdLst>
-                                      <a:gd name="connsiteX0" fmla="*/ 84890 w 453390"/>
-                                      <a:gd name="connsiteY0" fmla="*/ 0 h 263525"/>
-                                      <a:gd name="connsiteX1" fmla="*/ 453390 w 453390"/>
-                                      <a:gd name="connsiteY1" fmla="*/ 0 h 263525"/>
-                                      <a:gd name="connsiteX2" fmla="*/ 453390 w 453390"/>
-                                      <a:gd name="connsiteY2" fmla="*/ 263525 h 263525"/>
-                                      <a:gd name="connsiteX3" fmla="*/ 84890 w 453390"/>
-                                      <a:gd name="connsiteY3" fmla="*/ 263525 h 263525"/>
-                                      <a:gd name="connsiteX4" fmla="*/ 59217 w 453390"/>
-                                      <a:gd name="connsiteY4" fmla="*/ 168771 h 263525"/>
-                                      <a:gd name="connsiteX5" fmla="*/ 4819 w 453390"/>
-                                      <a:gd name="connsiteY5" fmla="*/ 221542 h 263525"/>
-                                      <a:gd name="connsiteX6" fmla="*/ 0 w 453390"/>
-                                      <a:gd name="connsiteY6" fmla="*/ 54571 h 263525"/>
-                                      <a:gd name="connsiteX7" fmla="*/ 55658 w 453390"/>
-                                      <a:gd name="connsiteY7" fmla="*/ 89403 h 263525"/>
-                                      <a:gd name="connsiteX8" fmla="*/ 84890 w 453390"/>
-                                      <a:gd name="connsiteY8" fmla="*/ 0 h 263525"/>
-                                    </a:gdLst>
-                                    <a:ahLst/>
-                                    <a:cxnLst>
-                                      <a:cxn ang="0">
-                                        <a:pos x="connsiteX0" y="connsiteY0"/>
-                                      </a:cxn>
-                                      <a:cxn ang="0">
-                                        <a:pos x="connsiteX1" y="connsiteY1"/>
-                                      </a:cxn>
-                                      <a:cxn ang="0">
-                                        <a:pos x="connsiteX2" y="connsiteY2"/>
-                                      </a:cxn>
-                                      <a:cxn ang="0">
-                                        <a:pos x="connsiteX3" y="connsiteY3"/>
-                                      </a:cxn>
-                                      <a:cxn ang="0">
-                                        <a:pos x="connsiteX4" y="connsiteY4"/>
-                                      </a:cxn>
-                                      <a:cxn ang="0">
-                                        <a:pos x="connsiteX5" y="connsiteY5"/>
-                                      </a:cxn>
-                                      <a:cxn ang="0">
-                                        <a:pos x="connsiteX6" y="connsiteY6"/>
-                                      </a:cxn>
-                                      <a:cxn ang="0">
-                                        <a:pos x="connsiteX7" y="connsiteY7"/>
-                                      </a:cxn>
-                                      <a:cxn ang="0">
-                                        <a:pos x="connsiteX8" y="connsiteY8"/>
-                                      </a:cxn>
-                                    </a:cxnLst>
-                                    <a:rect l="l" t="t" r="r" b="b"/>
-                                    <a:pathLst>
-                                      <a:path w="453390" h="263525">
-                                        <a:moveTo>
-                                          <a:pt x="84890" y="0"/>
-                                        </a:moveTo>
-                                        <a:lnTo>
-                                          <a:pt x="453390" y="0"/>
-                                        </a:lnTo>
-                                        <a:lnTo>
-                                          <a:pt x="453390" y="263525"/>
-                                        </a:lnTo>
-                                        <a:lnTo>
-                                          <a:pt x="84890" y="263525"/>
-                                        </a:lnTo>
-                                        <a:cubicBezTo>
-                                          <a:pt x="68745" y="263525"/>
-                                          <a:pt x="59217" y="193028"/>
-                                          <a:pt x="59217" y="168771"/>
-                                        </a:cubicBezTo>
-                                        <a:lnTo>
-                                          <a:pt x="4819" y="221542"/>
-                                        </a:lnTo>
-                                        <a:lnTo>
-                                          <a:pt x="0" y="54571"/>
-                                        </a:lnTo>
-                                        <a:lnTo>
-                                          <a:pt x="55658" y="89403"/>
-                                        </a:lnTo>
-                                        <a:cubicBezTo>
-                                          <a:pt x="55658" y="65146"/>
-                                          <a:pt x="68745" y="0"/>
-                                          <a:pt x="84890" y="0"/>
-                                        </a:cubicBezTo>
-                                        <a:close/>
-                                      </a:path>
-                                    </a:pathLst>
-                                  </a:custGeom>
-                                </wps:spPr>
-                                <wps:style>
-                                  <a:lnRef idx="2">
-                                    <a:schemeClr val="accent5">
-                                      <a:shade val="50000"/>
-                                    </a:schemeClr>
-                                  </a:lnRef>
-                                  <a:fillRef idx="1">
-                                    <a:schemeClr val="accent5"/>
-                                  </a:fillRef>
-                                  <a:effectRef idx="0">
-                                    <a:schemeClr val="accent5"/>
-                                  </a:effectRef>
-                                  <a:fontRef idx="minor">
-                                    <a:schemeClr val="lt1"/>
-                                  </a:fontRef>
-                                </wps:style>
-                                <wps:txbx>
-                                  <w:txbxContent>
-                                    <w:p>
-                                      <w:pPr>
-                                        <w:ind w:firstLine="115"/>
-                                        <w:jc w:val="center"/>
-                                        <w:rPr>
-                                          <w:rFonts w:hAnsi="Calibri" w:cs="Times New Roman"/>
-                                          <w:color w:val="FFFFFF"/>
-                                          <w:szCs w:val="24"/>
-                                        </w:rPr>
-                                      </w:pPr>
-                                      <w:r>
-                                        <w:rPr>
-                                          <w:rFonts w:hAnsi="Calibri" w:cs="Times New Roman"/>
-                                          <w:color w:val="FFFFFF"/>
-                                        </w:rPr>
-                                        <w:t>1</w:t>
-                                      </w:r>
-                                    </w:p>
-                                  </w:txbxContent>
-                                </wps:txbx>
-                                <wps:bodyPr rot="0" spcFirstLastPara="0" vert="horz" wrap="square" lIns="0" tIns="0" rIns="0" bIns="0" numCol="1" spcCol="0" rtlCol="0" fromWordArt="0" anchor="ctr" anchorCtr="0" forceAA="0" compatLnSpc="1">
-                                  <a:prstTxWarp prst="textNoShape">
-                                    <a:avLst/>
-                                  </a:prstTxWarp>
-                                  <a:noAutofit/>
-                                </wps:bodyPr>
-                              </wps:wsp>
-                              <wps:wsp>
-                                <wps:cNvPr id="64" name="手繪多邊形: 圖案 64"/>
-                                <wps:cNvSpPr/>
-                                <wps:spPr>
-                                  <a:xfrm>
-                                    <a:off x="783429" y="715434"/>
-                                    <a:ext cx="219078" cy="175260"/>
-                                  </a:xfrm>
-                                  <a:custGeom>
-                                    <a:avLst/>
-                                    <a:gdLst>
-                                      <a:gd name="connsiteX0" fmla="*/ 84890 w 453390"/>
-                                      <a:gd name="connsiteY0" fmla="*/ 0 h 263525"/>
-                                      <a:gd name="connsiteX1" fmla="*/ 453390 w 453390"/>
-                                      <a:gd name="connsiteY1" fmla="*/ 0 h 263525"/>
-                                      <a:gd name="connsiteX2" fmla="*/ 453390 w 453390"/>
-                                      <a:gd name="connsiteY2" fmla="*/ 263525 h 263525"/>
-                                      <a:gd name="connsiteX3" fmla="*/ 84890 w 453390"/>
-                                      <a:gd name="connsiteY3" fmla="*/ 263525 h 263525"/>
-                                      <a:gd name="connsiteX4" fmla="*/ 59217 w 453390"/>
-                                      <a:gd name="connsiteY4" fmla="*/ 168771 h 263525"/>
-                                      <a:gd name="connsiteX5" fmla="*/ 4819 w 453390"/>
-                                      <a:gd name="connsiteY5" fmla="*/ 221542 h 263525"/>
-                                      <a:gd name="connsiteX6" fmla="*/ 0 w 453390"/>
-                                      <a:gd name="connsiteY6" fmla="*/ 54571 h 263525"/>
-                                      <a:gd name="connsiteX7" fmla="*/ 55658 w 453390"/>
-                                      <a:gd name="connsiteY7" fmla="*/ 89403 h 263525"/>
-                                      <a:gd name="connsiteX8" fmla="*/ 84890 w 453390"/>
-                                      <a:gd name="connsiteY8" fmla="*/ 0 h 263525"/>
-                                    </a:gdLst>
-                                    <a:ahLst/>
-                                    <a:cxnLst>
-                                      <a:cxn ang="0">
-                                        <a:pos x="connsiteX0" y="connsiteY0"/>
-                                      </a:cxn>
-                                      <a:cxn ang="0">
-                                        <a:pos x="connsiteX1" y="connsiteY1"/>
-                                      </a:cxn>
-                                      <a:cxn ang="0">
-                                        <a:pos x="connsiteX2" y="connsiteY2"/>
-                                      </a:cxn>
-                                      <a:cxn ang="0">
-                                        <a:pos x="connsiteX3" y="connsiteY3"/>
-                                      </a:cxn>
-                                      <a:cxn ang="0">
-                                        <a:pos x="connsiteX4" y="connsiteY4"/>
-                                      </a:cxn>
-                                      <a:cxn ang="0">
-                                        <a:pos x="connsiteX5" y="connsiteY5"/>
-                                      </a:cxn>
-                                      <a:cxn ang="0">
-                                        <a:pos x="connsiteX6" y="connsiteY6"/>
-                                      </a:cxn>
-                                      <a:cxn ang="0">
-                                        <a:pos x="connsiteX7" y="connsiteY7"/>
-                                      </a:cxn>
-                                      <a:cxn ang="0">
-                                        <a:pos x="connsiteX8" y="connsiteY8"/>
-                                      </a:cxn>
-                                    </a:cxnLst>
-                                    <a:rect l="l" t="t" r="r" b="b"/>
-                                    <a:pathLst>
-                                      <a:path w="453390" h="263525">
-                                        <a:moveTo>
-                                          <a:pt x="84890" y="0"/>
-                                        </a:moveTo>
-                                        <a:lnTo>
-                                          <a:pt x="453390" y="0"/>
-                                        </a:lnTo>
-                                        <a:lnTo>
-                                          <a:pt x="453390" y="263525"/>
-                                        </a:lnTo>
-                                        <a:lnTo>
-                                          <a:pt x="84890" y="263525"/>
-                                        </a:lnTo>
-                                        <a:cubicBezTo>
-                                          <a:pt x="68745" y="263525"/>
-                                          <a:pt x="59217" y="193028"/>
-                                          <a:pt x="59217" y="168771"/>
-                                        </a:cubicBezTo>
-                                        <a:lnTo>
-                                          <a:pt x="4819" y="221542"/>
-                                        </a:lnTo>
-                                        <a:lnTo>
-                                          <a:pt x="0" y="54571"/>
-                                        </a:lnTo>
-                                        <a:lnTo>
-                                          <a:pt x="55658" y="89403"/>
-                                        </a:lnTo>
-                                        <a:cubicBezTo>
-                                          <a:pt x="55658" y="65146"/>
-                                          <a:pt x="68745" y="0"/>
-                                          <a:pt x="84890" y="0"/>
-                                        </a:cubicBezTo>
-                                        <a:close/>
-                                      </a:path>
-                                    </a:pathLst>
-                                  </a:custGeom>
-                                </wps:spPr>
-                                <wps:style>
-                                  <a:lnRef idx="2">
-                                    <a:schemeClr val="accent5">
-                                      <a:shade val="50000"/>
-                                    </a:schemeClr>
-                                  </a:lnRef>
-                                  <a:fillRef idx="1">
-                                    <a:schemeClr val="accent5"/>
-                                  </a:fillRef>
-                                  <a:effectRef idx="0">
-                                    <a:schemeClr val="accent5"/>
-                                  </a:effectRef>
-                                  <a:fontRef idx="minor">
-                                    <a:schemeClr val="lt1"/>
-                                  </a:fontRef>
-                                </wps:style>
-                                <wps:txbx>
-                                  <w:txbxContent>
-                                    <w:p>
-                                      <w:pPr>
-                                        <w:ind w:firstLine="115"/>
-                                        <w:jc w:val="center"/>
-                                        <w:rPr>
-                                          <w:rFonts w:hAnsi="Calibri" w:cs="Times New Roman"/>
-                                          <w:color w:val="FFFFFF"/>
-                                          <w:szCs w:val="24"/>
-                                        </w:rPr>
-                                      </w:pPr>
-                                      <w:r>
-                                        <w:rPr>
-                                          <w:rFonts w:hAnsi="Calibri" w:cs="Times New Roman"/>
-                                          <w:color w:val="FFFFFF"/>
-                                        </w:rPr>
-                                        <w:t>1</w:t>
-                                      </w:r>
-                                    </w:p>
-                                  </w:txbxContent>
-                                </wps:txbx>
-                                <wps:bodyPr rot="0" spcFirstLastPara="0" vert="horz" wrap="square" lIns="0" tIns="0" rIns="0" bIns="0" numCol="1" spcCol="0" rtlCol="0" fromWordArt="0" anchor="ctr" anchorCtr="0" forceAA="0" compatLnSpc="1">
-                                  <a:prstTxWarp prst="textNoShape">
-                                    <a:avLst/>
-                                  </a:prstTxWarp>
-                                  <a:noAutofit/>
-                                </wps:bodyPr>
-                              </wps:wsp>
-                              <wps:wsp>
-                                <wps:cNvPr id="65" name="手繪多邊形: 圖案 65"/>
-                                <wps:cNvSpPr/>
-                                <wps:spPr>
-                                  <a:xfrm>
-                                    <a:off x="1064415" y="715434"/>
-                                    <a:ext cx="219078" cy="175260"/>
-                                  </a:xfrm>
-                                  <a:custGeom>
-                                    <a:avLst/>
-                                    <a:gdLst>
-                                      <a:gd name="connsiteX0" fmla="*/ 84890 w 453390"/>
-                                      <a:gd name="connsiteY0" fmla="*/ 0 h 263525"/>
-                                      <a:gd name="connsiteX1" fmla="*/ 453390 w 453390"/>
-                                      <a:gd name="connsiteY1" fmla="*/ 0 h 263525"/>
-                                      <a:gd name="connsiteX2" fmla="*/ 453390 w 453390"/>
-                                      <a:gd name="connsiteY2" fmla="*/ 263525 h 263525"/>
-                                      <a:gd name="connsiteX3" fmla="*/ 84890 w 453390"/>
-                                      <a:gd name="connsiteY3" fmla="*/ 263525 h 263525"/>
-                                      <a:gd name="connsiteX4" fmla="*/ 59217 w 453390"/>
-                                      <a:gd name="connsiteY4" fmla="*/ 168771 h 263525"/>
-                                      <a:gd name="connsiteX5" fmla="*/ 4819 w 453390"/>
-                                      <a:gd name="connsiteY5" fmla="*/ 221542 h 263525"/>
-                                      <a:gd name="connsiteX6" fmla="*/ 0 w 453390"/>
-                                      <a:gd name="connsiteY6" fmla="*/ 54571 h 263525"/>
-                                      <a:gd name="connsiteX7" fmla="*/ 55658 w 453390"/>
-                                      <a:gd name="connsiteY7" fmla="*/ 89403 h 263525"/>
-                                      <a:gd name="connsiteX8" fmla="*/ 84890 w 453390"/>
-                                      <a:gd name="connsiteY8" fmla="*/ 0 h 263525"/>
-                                    </a:gdLst>
-                                    <a:ahLst/>
-                                    <a:cxnLst>
-                                      <a:cxn ang="0">
-                                        <a:pos x="connsiteX0" y="connsiteY0"/>
-                                      </a:cxn>
-                                      <a:cxn ang="0">
-                                        <a:pos x="connsiteX1" y="connsiteY1"/>
-                                      </a:cxn>
-                                      <a:cxn ang="0">
-                                        <a:pos x="connsiteX2" y="connsiteY2"/>
-                                      </a:cxn>
-                                      <a:cxn ang="0">
-                                        <a:pos x="connsiteX3" y="connsiteY3"/>
-                                      </a:cxn>
-                                      <a:cxn ang="0">
-                                        <a:pos x="connsiteX4" y="connsiteY4"/>
-                                      </a:cxn>
-                                      <a:cxn ang="0">
-                                        <a:pos x="connsiteX5" y="connsiteY5"/>
-                                      </a:cxn>
-                                      <a:cxn ang="0">
-                                        <a:pos x="connsiteX6" y="connsiteY6"/>
-                                      </a:cxn>
-                                      <a:cxn ang="0">
-                                        <a:pos x="connsiteX7" y="connsiteY7"/>
-                                      </a:cxn>
-                                      <a:cxn ang="0">
-                                        <a:pos x="connsiteX8" y="connsiteY8"/>
-                                      </a:cxn>
-                                    </a:cxnLst>
-                                    <a:rect l="l" t="t" r="r" b="b"/>
-                                    <a:pathLst>
-                                      <a:path w="453390" h="263525">
-                                        <a:moveTo>
-                                          <a:pt x="84890" y="0"/>
-                                        </a:moveTo>
-                                        <a:lnTo>
-                                          <a:pt x="453390" y="0"/>
-                                        </a:lnTo>
-                                        <a:lnTo>
-                                          <a:pt x="453390" y="263525"/>
-                                        </a:lnTo>
-                                        <a:lnTo>
-                                          <a:pt x="84890" y="263525"/>
-                                        </a:lnTo>
-                                        <a:cubicBezTo>
-                                          <a:pt x="68745" y="263525"/>
-                                          <a:pt x="59217" y="193028"/>
-                                          <a:pt x="59217" y="168771"/>
-                                        </a:cubicBezTo>
-                                        <a:lnTo>
-                                          <a:pt x="4819" y="221542"/>
-                                        </a:lnTo>
-                                        <a:lnTo>
-                                          <a:pt x="0" y="54571"/>
-                                        </a:lnTo>
-                                        <a:lnTo>
-                                          <a:pt x="55658" y="89403"/>
-                                        </a:lnTo>
-                                        <a:cubicBezTo>
-                                          <a:pt x="55658" y="65146"/>
-                                          <a:pt x="68745" y="0"/>
-                                          <a:pt x="84890" y="0"/>
-                                        </a:cubicBezTo>
-                                        <a:close/>
-                                      </a:path>
-                                    </a:pathLst>
-                                  </a:custGeom>
-                                </wps:spPr>
-                                <wps:style>
-                                  <a:lnRef idx="2">
-                                    <a:schemeClr val="accent5">
-                                      <a:shade val="50000"/>
-                                    </a:schemeClr>
-                                  </a:lnRef>
-                                  <a:fillRef idx="1">
-                                    <a:schemeClr val="accent5"/>
-                                  </a:fillRef>
-                                  <a:effectRef idx="0">
-                                    <a:schemeClr val="accent5"/>
-                                  </a:effectRef>
-                                  <a:fontRef idx="minor">
-                                    <a:schemeClr val="lt1"/>
-                                  </a:fontRef>
-                                </wps:style>
-                                <wps:txbx>
-                                  <w:txbxContent>
-                                    <w:p>
-                                      <w:pPr>
-                                        <w:ind w:firstLine="115"/>
-                                        <w:jc w:val="center"/>
-                                        <w:rPr>
-                                          <w:rFonts w:hAnsi="Calibri" w:cs="Times New Roman"/>
-                                          <w:color w:val="FFFFFF"/>
-                                          <w:szCs w:val="24"/>
-                                        </w:rPr>
-                                      </w:pPr>
-                                      <w:r>
-                                        <w:rPr>
-                                          <w:rFonts w:hAnsi="Calibri" w:cs="Times New Roman"/>
-                                          <w:color w:val="FFFFFF"/>
-                                        </w:rPr>
-                                        <w:t>1</w:t>
-                                      </w:r>
-                                    </w:p>
-                                  </w:txbxContent>
-                                </wps:txbx>
-                                <wps:bodyPr rot="0" spcFirstLastPara="0" vert="horz" wrap="square" lIns="0" tIns="0" rIns="0" bIns="0" numCol="1" spcCol="0" rtlCol="0" fromWordArt="0" anchor="ctr" anchorCtr="0" forceAA="0" compatLnSpc="1">
-                                  <a:prstTxWarp prst="textNoShape">
-                                    <a:avLst/>
-                                  </a:prstTxWarp>
-                                  <a:noAutofit/>
-                                </wps:bodyPr>
-                              </wps:wsp>
-                              <wps:wsp>
-                                <wps:cNvPr id="66" name="手繪多邊形: 圖案 66"/>
-                                <wps:cNvSpPr/>
-                                <wps:spPr>
-                                  <a:xfrm>
-                                    <a:off x="1352080" y="715434"/>
-                                    <a:ext cx="219078" cy="175260"/>
-                                  </a:xfrm>
-                                  <a:custGeom>
-                                    <a:avLst/>
-                                    <a:gdLst>
-                                      <a:gd name="connsiteX0" fmla="*/ 84890 w 453390"/>
-                                      <a:gd name="connsiteY0" fmla="*/ 0 h 263525"/>
-                                      <a:gd name="connsiteX1" fmla="*/ 453390 w 453390"/>
-                                      <a:gd name="connsiteY1" fmla="*/ 0 h 263525"/>
-                                      <a:gd name="connsiteX2" fmla="*/ 453390 w 453390"/>
-                                      <a:gd name="connsiteY2" fmla="*/ 263525 h 263525"/>
-                                      <a:gd name="connsiteX3" fmla="*/ 84890 w 453390"/>
-                                      <a:gd name="connsiteY3" fmla="*/ 263525 h 263525"/>
-                                      <a:gd name="connsiteX4" fmla="*/ 59217 w 453390"/>
-                                      <a:gd name="connsiteY4" fmla="*/ 168771 h 263525"/>
-                                      <a:gd name="connsiteX5" fmla="*/ 4819 w 453390"/>
-                                      <a:gd name="connsiteY5" fmla="*/ 221542 h 263525"/>
-                                      <a:gd name="connsiteX6" fmla="*/ 0 w 453390"/>
-                                      <a:gd name="connsiteY6" fmla="*/ 54571 h 263525"/>
-                                      <a:gd name="connsiteX7" fmla="*/ 55658 w 453390"/>
-                                      <a:gd name="connsiteY7" fmla="*/ 89403 h 263525"/>
-                                      <a:gd name="connsiteX8" fmla="*/ 84890 w 453390"/>
-                                      <a:gd name="connsiteY8" fmla="*/ 0 h 263525"/>
-                                    </a:gdLst>
-                                    <a:ahLst/>
-                                    <a:cxnLst>
-                                      <a:cxn ang="0">
-                                        <a:pos x="connsiteX0" y="connsiteY0"/>
-                                      </a:cxn>
-                                      <a:cxn ang="0">
-                                        <a:pos x="connsiteX1" y="connsiteY1"/>
-                                      </a:cxn>
-                                      <a:cxn ang="0">
-                                        <a:pos x="connsiteX2" y="connsiteY2"/>
-                                      </a:cxn>
-                                      <a:cxn ang="0">
-                                        <a:pos x="connsiteX3" y="connsiteY3"/>
-                                      </a:cxn>
-                                      <a:cxn ang="0">
-                                        <a:pos x="connsiteX4" y="connsiteY4"/>
-                                      </a:cxn>
-                                      <a:cxn ang="0">
-                                        <a:pos x="connsiteX5" y="connsiteY5"/>
-                                      </a:cxn>
-                                      <a:cxn ang="0">
-                                        <a:pos x="connsiteX6" y="connsiteY6"/>
-                                      </a:cxn>
-                                      <a:cxn ang="0">
-                                        <a:pos x="connsiteX7" y="connsiteY7"/>
-                                      </a:cxn>
-                                      <a:cxn ang="0">
-                                        <a:pos x="connsiteX8" y="connsiteY8"/>
-                                      </a:cxn>
-                                    </a:cxnLst>
-                                    <a:rect l="l" t="t" r="r" b="b"/>
-                                    <a:pathLst>
-                                      <a:path w="453390" h="263525">
-                                        <a:moveTo>
-                                          <a:pt x="84890" y="0"/>
-                                        </a:moveTo>
-                                        <a:lnTo>
-                                          <a:pt x="453390" y="0"/>
-                                        </a:lnTo>
-                                        <a:lnTo>
-                                          <a:pt x="453390" y="263525"/>
-                                        </a:lnTo>
-                                        <a:lnTo>
-                                          <a:pt x="84890" y="263525"/>
-                                        </a:lnTo>
-                                        <a:cubicBezTo>
-                                          <a:pt x="68745" y="263525"/>
-                                          <a:pt x="59217" y="193028"/>
-                                          <a:pt x="59217" y="168771"/>
-                                        </a:cubicBezTo>
-                                        <a:lnTo>
-                                          <a:pt x="4819" y="221542"/>
-                                        </a:lnTo>
-                                        <a:lnTo>
-                                          <a:pt x="0" y="54571"/>
-                                        </a:lnTo>
-                                        <a:lnTo>
-                                          <a:pt x="55658" y="89403"/>
-                                        </a:lnTo>
-                                        <a:cubicBezTo>
-                                          <a:pt x="55658" y="65146"/>
-                                          <a:pt x="68745" y="0"/>
-                                          <a:pt x="84890" y="0"/>
-                                        </a:cubicBezTo>
-                                        <a:close/>
-                                      </a:path>
-                                    </a:pathLst>
-                                  </a:custGeom>
-                                </wps:spPr>
-                                <wps:style>
-                                  <a:lnRef idx="2">
-                                    <a:schemeClr val="accent5">
-                                      <a:shade val="50000"/>
-                                    </a:schemeClr>
-                                  </a:lnRef>
-                                  <a:fillRef idx="1">
-                                    <a:schemeClr val="accent5"/>
-                                  </a:fillRef>
-                                  <a:effectRef idx="0">
-                                    <a:schemeClr val="accent5"/>
-                                  </a:effectRef>
-                                  <a:fontRef idx="minor">
-                                    <a:schemeClr val="lt1"/>
-                                  </a:fontRef>
-                                </wps:style>
-                                <wps:txbx>
-                                  <w:txbxContent>
-                                    <w:p>
-                                      <w:pPr>
-                                        <w:ind w:firstLine="115"/>
-                                        <w:jc w:val="center"/>
-                                        <w:rPr>
-                                          <w:rFonts w:hAnsi="Calibri" w:cs="Times New Roman"/>
-                                          <w:color w:val="FFFFFF"/>
-                                          <w:szCs w:val="24"/>
-                                        </w:rPr>
-                                      </w:pPr>
-                                      <w:r>
-                                        <w:rPr>
-                                          <w:rFonts w:hAnsi="Calibri" w:cs="Times New Roman"/>
-                                          <w:color w:val="FFFFFF"/>
-                                        </w:rPr>
-                                        <w:t>1</w:t>
-                                      </w:r>
-                                    </w:p>
-                                  </w:txbxContent>
-                                </wps:txbx>
-                                <wps:bodyPr rot="0" spcFirstLastPara="0" vert="horz" wrap="square" lIns="0" tIns="0" rIns="0" bIns="0" numCol="1" spcCol="0" rtlCol="0" fromWordArt="0" anchor="ctr" anchorCtr="0" forceAA="0" compatLnSpc="1">
-                                  <a:prstTxWarp prst="textNoShape">
-                                    <a:avLst/>
-                                  </a:prstTxWarp>
-                                  <a:noAutofit/>
-                                </wps:bodyPr>
-                              </wps:wsp>
-                              <wps:wsp>
-                                <wps:cNvPr id="72" name="手繪多邊形: 圖案 72"/>
-                                <wps:cNvSpPr/>
-                                <wps:spPr>
-                                  <a:xfrm>
-                                    <a:off x="1633066" y="715434"/>
-                                    <a:ext cx="219078" cy="175260"/>
-                                  </a:xfrm>
-                                  <a:custGeom>
-                                    <a:avLst/>
-                                    <a:gdLst>
-                                      <a:gd name="connsiteX0" fmla="*/ 84890 w 453390"/>
-                                      <a:gd name="connsiteY0" fmla="*/ 0 h 263525"/>
-                                      <a:gd name="connsiteX1" fmla="*/ 453390 w 453390"/>
-                                      <a:gd name="connsiteY1" fmla="*/ 0 h 263525"/>
-                                      <a:gd name="connsiteX2" fmla="*/ 453390 w 453390"/>
-                                      <a:gd name="connsiteY2" fmla="*/ 263525 h 263525"/>
-                                      <a:gd name="connsiteX3" fmla="*/ 84890 w 453390"/>
-                                      <a:gd name="connsiteY3" fmla="*/ 263525 h 263525"/>
-                                      <a:gd name="connsiteX4" fmla="*/ 59217 w 453390"/>
-                                      <a:gd name="connsiteY4" fmla="*/ 168771 h 263525"/>
-                                      <a:gd name="connsiteX5" fmla="*/ 4819 w 453390"/>
-                                      <a:gd name="connsiteY5" fmla="*/ 221542 h 263525"/>
-                                      <a:gd name="connsiteX6" fmla="*/ 0 w 453390"/>
-                                      <a:gd name="connsiteY6" fmla="*/ 54571 h 263525"/>
-                                      <a:gd name="connsiteX7" fmla="*/ 55658 w 453390"/>
-                                      <a:gd name="connsiteY7" fmla="*/ 89403 h 263525"/>
-                                      <a:gd name="connsiteX8" fmla="*/ 84890 w 453390"/>
-                                      <a:gd name="connsiteY8" fmla="*/ 0 h 263525"/>
-                                    </a:gdLst>
-                                    <a:ahLst/>
-                                    <a:cxnLst>
-                                      <a:cxn ang="0">
-                                        <a:pos x="connsiteX0" y="connsiteY0"/>
-                                      </a:cxn>
-                                      <a:cxn ang="0">
-                                        <a:pos x="connsiteX1" y="connsiteY1"/>
-                                      </a:cxn>
-                                      <a:cxn ang="0">
-                                        <a:pos x="connsiteX2" y="connsiteY2"/>
-                                      </a:cxn>
-                                      <a:cxn ang="0">
-                                        <a:pos x="connsiteX3" y="connsiteY3"/>
-                                      </a:cxn>
-                                      <a:cxn ang="0">
-                                        <a:pos x="connsiteX4" y="connsiteY4"/>
-                                      </a:cxn>
-                                      <a:cxn ang="0">
-                                        <a:pos x="connsiteX5" y="connsiteY5"/>
-                                      </a:cxn>
-                                      <a:cxn ang="0">
-                                        <a:pos x="connsiteX6" y="connsiteY6"/>
-                                      </a:cxn>
-                                      <a:cxn ang="0">
-                                        <a:pos x="connsiteX7" y="connsiteY7"/>
-                                      </a:cxn>
-                                      <a:cxn ang="0">
-                                        <a:pos x="connsiteX8" y="connsiteY8"/>
-                                      </a:cxn>
-                                    </a:cxnLst>
-                                    <a:rect l="l" t="t" r="r" b="b"/>
-                                    <a:pathLst>
-                                      <a:path w="453390" h="263525">
-                                        <a:moveTo>
-                                          <a:pt x="84890" y="0"/>
-                                        </a:moveTo>
-                                        <a:lnTo>
-                                          <a:pt x="453390" y="0"/>
-                                        </a:lnTo>
-                                        <a:lnTo>
-                                          <a:pt x="453390" y="263525"/>
-                                        </a:lnTo>
-                                        <a:lnTo>
-                                          <a:pt x="84890" y="263525"/>
-                                        </a:lnTo>
-                                        <a:cubicBezTo>
-                                          <a:pt x="68745" y="263525"/>
-                                          <a:pt x="59217" y="193028"/>
-                                          <a:pt x="59217" y="168771"/>
-                                        </a:cubicBezTo>
-                                        <a:lnTo>
-                                          <a:pt x="4819" y="221542"/>
-                                        </a:lnTo>
-                                        <a:lnTo>
-                                          <a:pt x="0" y="54571"/>
-                                        </a:lnTo>
-                                        <a:lnTo>
-                                          <a:pt x="55658" y="89403"/>
-                                        </a:lnTo>
-                                        <a:cubicBezTo>
-                                          <a:pt x="55658" y="65146"/>
-                                          <a:pt x="68745" y="0"/>
-                                          <a:pt x="84890" y="0"/>
-                                        </a:cubicBezTo>
-                                        <a:close/>
-                                      </a:path>
-                                    </a:pathLst>
-                                  </a:custGeom>
-                                </wps:spPr>
-                                <wps:style>
-                                  <a:lnRef idx="2">
-                                    <a:schemeClr val="accent5">
-                                      <a:shade val="50000"/>
-                                    </a:schemeClr>
-                                  </a:lnRef>
-                                  <a:fillRef idx="1">
-                                    <a:schemeClr val="accent5"/>
-                                  </a:fillRef>
-                                  <a:effectRef idx="0">
-                                    <a:schemeClr val="accent5"/>
-                                  </a:effectRef>
-                                  <a:fontRef idx="minor">
-                                    <a:schemeClr val="lt1"/>
-                                  </a:fontRef>
-                                </wps:style>
-                                <wps:txbx>
-                                  <w:txbxContent>
-                                    <w:p>
-                                      <w:pPr>
-                                        <w:ind w:firstLine="115"/>
-                                        <w:jc w:val="center"/>
-                                        <w:rPr>
-                                          <w:rFonts w:hAnsi="Calibri" w:cs="Times New Roman"/>
-                                          <w:color w:val="FFFFFF"/>
-                                          <w:szCs w:val="24"/>
-                                        </w:rPr>
-                                      </w:pPr>
-                                      <w:r>
-                                        <w:rPr>
-                                          <w:rFonts w:hAnsi="Calibri" w:cs="Times New Roman"/>
-                                          <w:color w:val="FFFFFF"/>
-                                        </w:rPr>
-                                        <w:t>1</w:t>
-                                      </w:r>
-                                    </w:p>
-                                  </w:txbxContent>
-                                </wps:txbx>
-                                <wps:bodyPr rot="0" spcFirstLastPara="0" vert="horz" wrap="square" lIns="0" tIns="0" rIns="0" bIns="0" numCol="1" spcCol="0" rtlCol="0" fromWordArt="0" anchor="ctr" anchorCtr="0" forceAA="0" compatLnSpc="1">
-                                  <a:prstTxWarp prst="textNoShape">
-                                    <a:avLst/>
-                                  </a:prstTxWarp>
-                                  <a:noAutofit/>
-                                </wps:bodyPr>
-                              </wps:wsp>
-                            </wpg:grpSp>
-                            <wpg:grpSp>
-                              <wpg:cNvPr id="73" name="群組 73"/>
-                              <wpg:cNvGrpSpPr/>
-                              <wpg:grpSpPr>
-                                <a:xfrm>
-                                  <a:off x="221457" y="1024891"/>
-                                  <a:ext cx="1630687" cy="175260"/>
-                                  <a:chOff x="221457" y="1024891"/>
-                                  <a:chExt cx="1630687" cy="175260"/>
-                                </a:xfrm>
-                              </wpg:grpSpPr>
-                              <wps:wsp>
-                                <wps:cNvPr id="74" name="手繪多邊形: 圖案 74"/>
-                                <wps:cNvSpPr/>
-                                <wps:spPr>
-                                  <a:xfrm>
-                                    <a:off x="221457" y="1024891"/>
-                                    <a:ext cx="219078" cy="175260"/>
-                                  </a:xfrm>
-                                  <a:custGeom>
-                                    <a:avLst/>
-                                    <a:gdLst>
-                                      <a:gd name="connsiteX0" fmla="*/ 84890 w 453390"/>
-                                      <a:gd name="connsiteY0" fmla="*/ 0 h 263525"/>
-                                      <a:gd name="connsiteX1" fmla="*/ 453390 w 453390"/>
-                                      <a:gd name="connsiteY1" fmla="*/ 0 h 263525"/>
-                                      <a:gd name="connsiteX2" fmla="*/ 453390 w 453390"/>
-                                      <a:gd name="connsiteY2" fmla="*/ 263525 h 263525"/>
-                                      <a:gd name="connsiteX3" fmla="*/ 84890 w 453390"/>
-                                      <a:gd name="connsiteY3" fmla="*/ 263525 h 263525"/>
-                                      <a:gd name="connsiteX4" fmla="*/ 59217 w 453390"/>
-                                      <a:gd name="connsiteY4" fmla="*/ 168771 h 263525"/>
-                                      <a:gd name="connsiteX5" fmla="*/ 4819 w 453390"/>
-                                      <a:gd name="connsiteY5" fmla="*/ 221542 h 263525"/>
-                                      <a:gd name="connsiteX6" fmla="*/ 0 w 453390"/>
-                                      <a:gd name="connsiteY6" fmla="*/ 54571 h 263525"/>
-                                      <a:gd name="connsiteX7" fmla="*/ 55658 w 453390"/>
-                                      <a:gd name="connsiteY7" fmla="*/ 89403 h 263525"/>
-                                      <a:gd name="connsiteX8" fmla="*/ 84890 w 453390"/>
-                                      <a:gd name="connsiteY8" fmla="*/ 0 h 263525"/>
-                                    </a:gdLst>
-                                    <a:ahLst/>
-                                    <a:cxnLst>
-                                      <a:cxn ang="0">
-                                        <a:pos x="connsiteX0" y="connsiteY0"/>
-                                      </a:cxn>
-                                      <a:cxn ang="0">
-                                        <a:pos x="connsiteX1" y="connsiteY1"/>
-                                      </a:cxn>
-                                      <a:cxn ang="0">
-                                        <a:pos x="connsiteX2" y="connsiteY2"/>
-                                      </a:cxn>
-                                      <a:cxn ang="0">
-                                        <a:pos x="connsiteX3" y="connsiteY3"/>
-                                      </a:cxn>
-                                      <a:cxn ang="0">
-                                        <a:pos x="connsiteX4" y="connsiteY4"/>
-                                      </a:cxn>
-                                      <a:cxn ang="0">
-                                        <a:pos x="connsiteX5" y="connsiteY5"/>
-                                      </a:cxn>
-                                      <a:cxn ang="0">
-                                        <a:pos x="connsiteX6" y="connsiteY6"/>
-                                      </a:cxn>
-                                      <a:cxn ang="0">
-                                        <a:pos x="connsiteX7" y="connsiteY7"/>
-                                      </a:cxn>
-                                      <a:cxn ang="0">
-                                        <a:pos x="connsiteX8" y="connsiteY8"/>
-                                      </a:cxn>
-                                    </a:cxnLst>
-                                    <a:rect l="l" t="t" r="r" b="b"/>
-                                    <a:pathLst>
-                                      <a:path w="453390" h="263525">
-                                        <a:moveTo>
-                                          <a:pt x="84890" y="0"/>
-                                        </a:moveTo>
-                                        <a:lnTo>
-                                          <a:pt x="453390" y="0"/>
-                                        </a:lnTo>
-                                        <a:lnTo>
-                                          <a:pt x="453390" y="263525"/>
-                                        </a:lnTo>
-                                        <a:lnTo>
-                                          <a:pt x="84890" y="263525"/>
-                                        </a:lnTo>
-                                        <a:cubicBezTo>
-                                          <a:pt x="68745" y="263525"/>
-                                          <a:pt x="59217" y="193028"/>
-                                          <a:pt x="59217" y="168771"/>
-                                        </a:cubicBezTo>
-                                        <a:lnTo>
-                                          <a:pt x="4819" y="221542"/>
-                                        </a:lnTo>
-                                        <a:lnTo>
-                                          <a:pt x="0" y="54571"/>
-                                        </a:lnTo>
-                                        <a:lnTo>
-                                          <a:pt x="55658" y="89403"/>
-                                        </a:lnTo>
-                                        <a:cubicBezTo>
-                                          <a:pt x="55658" y="65146"/>
-                                          <a:pt x="68745" y="0"/>
-                                          <a:pt x="84890" y="0"/>
-                                        </a:cubicBezTo>
-                                        <a:close/>
-                                      </a:path>
-                                    </a:pathLst>
-                                  </a:custGeom>
-                                </wps:spPr>
-                                <wps:style>
-                                  <a:lnRef idx="2">
-                                    <a:schemeClr val="accent5">
-                                      <a:shade val="50000"/>
-                                    </a:schemeClr>
-                                  </a:lnRef>
-                                  <a:fillRef idx="1">
-                                    <a:schemeClr val="accent5"/>
-                                  </a:fillRef>
-                                  <a:effectRef idx="0">
-                                    <a:schemeClr val="accent5"/>
-                                  </a:effectRef>
-                                  <a:fontRef idx="minor">
-                                    <a:schemeClr val="lt1"/>
-                                  </a:fontRef>
-                                </wps:style>
-                                <wps:txbx>
-                                  <w:txbxContent>
-                                    <w:p>
-                                      <w:pPr>
-                                        <w:ind w:firstLine="115"/>
-                                        <w:jc w:val="center"/>
-                                        <w:rPr>
-                                          <w:rFonts w:hAnsi="Calibri" w:cs="Times New Roman"/>
-                                          <w:color w:val="FFFFFF"/>
-                                          <w:szCs w:val="24"/>
-                                        </w:rPr>
-                                      </w:pPr>
-                                      <w:r>
-                                        <w:rPr>
-                                          <w:rFonts w:hAnsi="Calibri" w:cs="Times New Roman"/>
-                                          <w:color w:val="FFFFFF"/>
-                                        </w:rPr>
-                                        <w:t>1</w:t>
-                                      </w:r>
-                                    </w:p>
-                                  </w:txbxContent>
-                                </wps:txbx>
-                                <wps:bodyPr rot="0" spcFirstLastPara="0" vert="horz" wrap="square" lIns="0" tIns="0" rIns="0" bIns="0" numCol="1" spcCol="0" rtlCol="0" fromWordArt="0" anchor="ctr" anchorCtr="0" forceAA="0" compatLnSpc="1">
-                                  <a:prstTxWarp prst="textNoShape">
-                                    <a:avLst/>
-                                  </a:prstTxWarp>
-                                  <a:noAutofit/>
-                                </wps:bodyPr>
-                              </wps:wsp>
-                              <wps:wsp>
-                                <wps:cNvPr id="75" name="手繪多邊形: 圖案 75"/>
-                                <wps:cNvSpPr/>
-                                <wps:spPr>
-                                  <a:xfrm>
-                                    <a:off x="502443" y="1024891"/>
-                                    <a:ext cx="219078" cy="175260"/>
-                                  </a:xfrm>
-                                  <a:custGeom>
-                                    <a:avLst/>
-                                    <a:gdLst>
-                                      <a:gd name="connsiteX0" fmla="*/ 84890 w 453390"/>
-                                      <a:gd name="connsiteY0" fmla="*/ 0 h 263525"/>
-                                      <a:gd name="connsiteX1" fmla="*/ 453390 w 453390"/>
-                                      <a:gd name="connsiteY1" fmla="*/ 0 h 263525"/>
-                                      <a:gd name="connsiteX2" fmla="*/ 453390 w 453390"/>
-                                      <a:gd name="connsiteY2" fmla="*/ 263525 h 263525"/>
-                                      <a:gd name="connsiteX3" fmla="*/ 84890 w 453390"/>
-                                      <a:gd name="connsiteY3" fmla="*/ 263525 h 263525"/>
-                                      <a:gd name="connsiteX4" fmla="*/ 59217 w 453390"/>
-                                      <a:gd name="connsiteY4" fmla="*/ 168771 h 263525"/>
-                                      <a:gd name="connsiteX5" fmla="*/ 4819 w 453390"/>
-                                      <a:gd name="connsiteY5" fmla="*/ 221542 h 263525"/>
-                                      <a:gd name="connsiteX6" fmla="*/ 0 w 453390"/>
-                                      <a:gd name="connsiteY6" fmla="*/ 54571 h 263525"/>
-                                      <a:gd name="connsiteX7" fmla="*/ 55658 w 453390"/>
-                                      <a:gd name="connsiteY7" fmla="*/ 89403 h 263525"/>
-                                      <a:gd name="connsiteX8" fmla="*/ 84890 w 453390"/>
-                                      <a:gd name="connsiteY8" fmla="*/ 0 h 263525"/>
-                                    </a:gdLst>
-                                    <a:ahLst/>
-                                    <a:cxnLst>
-                                      <a:cxn ang="0">
-                                        <a:pos x="connsiteX0" y="connsiteY0"/>
-                                      </a:cxn>
-                                      <a:cxn ang="0">
-                                        <a:pos x="connsiteX1" y="connsiteY1"/>
-                                      </a:cxn>
-                                      <a:cxn ang="0">
-                                        <a:pos x="connsiteX2" y="connsiteY2"/>
-                                      </a:cxn>
-                                      <a:cxn ang="0">
-                                        <a:pos x="connsiteX3" y="connsiteY3"/>
-                                      </a:cxn>
-                                      <a:cxn ang="0">
-                                        <a:pos x="connsiteX4" y="connsiteY4"/>
-                                      </a:cxn>
-                                      <a:cxn ang="0">
-                                        <a:pos x="connsiteX5" y="connsiteY5"/>
-                                      </a:cxn>
-                                      <a:cxn ang="0">
-                                        <a:pos x="connsiteX6" y="connsiteY6"/>
-                                      </a:cxn>
-                                      <a:cxn ang="0">
-                                        <a:pos x="connsiteX7" y="connsiteY7"/>
-                                      </a:cxn>
-                                      <a:cxn ang="0">
-                                        <a:pos x="connsiteX8" y="connsiteY8"/>
-                                      </a:cxn>
-                                    </a:cxnLst>
-                                    <a:rect l="l" t="t" r="r" b="b"/>
-                                    <a:pathLst>
-                                      <a:path w="453390" h="263525">
-                                        <a:moveTo>
-                                          <a:pt x="84890" y="0"/>
-                                        </a:moveTo>
-                                        <a:lnTo>
-                                          <a:pt x="453390" y="0"/>
-                                        </a:lnTo>
-                                        <a:lnTo>
-                                          <a:pt x="453390" y="263525"/>
-                                        </a:lnTo>
-                                        <a:lnTo>
-                                          <a:pt x="84890" y="263525"/>
-                                        </a:lnTo>
-                                        <a:cubicBezTo>
-                                          <a:pt x="68745" y="263525"/>
-                                          <a:pt x="59217" y="193028"/>
-                                          <a:pt x="59217" y="168771"/>
-                                        </a:cubicBezTo>
-                                        <a:lnTo>
-                                          <a:pt x="4819" y="221542"/>
-                                        </a:lnTo>
-                                        <a:lnTo>
-                                          <a:pt x="0" y="54571"/>
-                                        </a:lnTo>
-                                        <a:lnTo>
-                                          <a:pt x="55658" y="89403"/>
-                                        </a:lnTo>
-                                        <a:cubicBezTo>
-                                          <a:pt x="55658" y="65146"/>
-                                          <a:pt x="68745" y="0"/>
-                                          <a:pt x="84890" y="0"/>
-                                        </a:cubicBezTo>
-                                        <a:close/>
-                                      </a:path>
-                                    </a:pathLst>
-                                  </a:custGeom>
-                                </wps:spPr>
-                                <wps:style>
-                                  <a:lnRef idx="2">
-                                    <a:schemeClr val="accent5">
-                                      <a:shade val="50000"/>
-                                    </a:schemeClr>
-                                  </a:lnRef>
-                                  <a:fillRef idx="1">
-                                    <a:schemeClr val="accent5"/>
-                                  </a:fillRef>
-                                  <a:effectRef idx="0">
-                                    <a:schemeClr val="accent5"/>
-                                  </a:effectRef>
-                                  <a:fontRef idx="minor">
-                                    <a:schemeClr val="lt1"/>
-                                  </a:fontRef>
-                                </wps:style>
-                                <wps:txbx>
-                                  <w:txbxContent>
-                                    <w:p>
-                                      <w:pPr>
-                                        <w:ind w:firstLine="115"/>
-                                        <w:jc w:val="center"/>
-                                        <w:rPr>
-                                          <w:rFonts w:hAnsi="Calibri" w:cs="Times New Roman"/>
-                                          <w:color w:val="FFFFFF"/>
-                                          <w:szCs w:val="24"/>
-                                        </w:rPr>
-                                      </w:pPr>
-                                      <w:r>
-                                        <w:rPr>
-                                          <w:rFonts w:hAnsi="Calibri" w:cs="Times New Roman"/>
-                                          <w:color w:val="FFFFFF"/>
-                                        </w:rPr>
-                                        <w:t>1</w:t>
-                                      </w:r>
-                                    </w:p>
-                                  </w:txbxContent>
-                                </wps:txbx>
-                                <wps:bodyPr rot="0" spcFirstLastPara="0" vert="horz" wrap="square" lIns="0" tIns="0" rIns="0" bIns="0" numCol="1" spcCol="0" rtlCol="0" fromWordArt="0" anchor="ctr" anchorCtr="0" forceAA="0" compatLnSpc="1">
-                                  <a:prstTxWarp prst="textNoShape">
-                                    <a:avLst/>
-                                  </a:prstTxWarp>
-                                  <a:noAutofit/>
-                                </wps:bodyPr>
-                              </wps:wsp>
-                              <wps:wsp>
-                                <wps:cNvPr id="77" name="手繪多邊形: 圖案 77"/>
-                                <wps:cNvSpPr/>
-                                <wps:spPr>
-                                  <a:xfrm>
-                                    <a:off x="783429" y="1024891"/>
-                                    <a:ext cx="219078" cy="175260"/>
-                                  </a:xfrm>
-                                  <a:custGeom>
-                                    <a:avLst/>
-                                    <a:gdLst>
-                                      <a:gd name="connsiteX0" fmla="*/ 84890 w 453390"/>
-                                      <a:gd name="connsiteY0" fmla="*/ 0 h 263525"/>
-                                      <a:gd name="connsiteX1" fmla="*/ 453390 w 453390"/>
-                                      <a:gd name="connsiteY1" fmla="*/ 0 h 263525"/>
-                                      <a:gd name="connsiteX2" fmla="*/ 453390 w 453390"/>
-                                      <a:gd name="connsiteY2" fmla="*/ 263525 h 263525"/>
-                                      <a:gd name="connsiteX3" fmla="*/ 84890 w 453390"/>
-                                      <a:gd name="connsiteY3" fmla="*/ 263525 h 263525"/>
-                                      <a:gd name="connsiteX4" fmla="*/ 59217 w 453390"/>
-                                      <a:gd name="connsiteY4" fmla="*/ 168771 h 263525"/>
-                                      <a:gd name="connsiteX5" fmla="*/ 4819 w 453390"/>
-                                      <a:gd name="connsiteY5" fmla="*/ 221542 h 263525"/>
-                                      <a:gd name="connsiteX6" fmla="*/ 0 w 453390"/>
-                                      <a:gd name="connsiteY6" fmla="*/ 54571 h 263525"/>
-                                      <a:gd name="connsiteX7" fmla="*/ 55658 w 453390"/>
-                                      <a:gd name="connsiteY7" fmla="*/ 89403 h 263525"/>
-                                      <a:gd name="connsiteX8" fmla="*/ 84890 w 453390"/>
-                                      <a:gd name="connsiteY8" fmla="*/ 0 h 263525"/>
-                                    </a:gdLst>
-                                    <a:ahLst/>
-                                    <a:cxnLst>
-                                      <a:cxn ang="0">
-                                        <a:pos x="connsiteX0" y="connsiteY0"/>
-                                      </a:cxn>
-                                      <a:cxn ang="0">
-                                        <a:pos x="connsiteX1" y="connsiteY1"/>
-                                      </a:cxn>
-                                      <a:cxn ang="0">
-                                        <a:pos x="connsiteX2" y="connsiteY2"/>
-                                      </a:cxn>
-                                      <a:cxn ang="0">
-                                        <a:pos x="connsiteX3" y="connsiteY3"/>
-                                      </a:cxn>
-                                      <a:cxn ang="0">
-                                        <a:pos x="connsiteX4" y="connsiteY4"/>
-                                      </a:cxn>
-                                      <a:cxn ang="0">
-                                        <a:pos x="connsiteX5" y="connsiteY5"/>
-                                      </a:cxn>
-                                      <a:cxn ang="0">
-                                        <a:pos x="connsiteX6" y="connsiteY6"/>
-                                      </a:cxn>
-                                      <a:cxn ang="0">
-                                        <a:pos x="connsiteX7" y="connsiteY7"/>
-                                      </a:cxn>
-                                      <a:cxn ang="0">
-                                        <a:pos x="connsiteX8" y="connsiteY8"/>
-                                      </a:cxn>
-                                    </a:cxnLst>
-                                    <a:rect l="l" t="t" r="r" b="b"/>
-                                    <a:pathLst>
-                                      <a:path w="453390" h="263525">
-                                        <a:moveTo>
-                                          <a:pt x="84890" y="0"/>
-                                        </a:moveTo>
-                                        <a:lnTo>
-                                          <a:pt x="453390" y="0"/>
-                                        </a:lnTo>
-                                        <a:lnTo>
-                                          <a:pt x="453390" y="263525"/>
-                                        </a:lnTo>
-                                        <a:lnTo>
-                                          <a:pt x="84890" y="263525"/>
-                                        </a:lnTo>
-                                        <a:cubicBezTo>
-                                          <a:pt x="68745" y="263525"/>
-                                          <a:pt x="59217" y="193028"/>
-                                          <a:pt x="59217" y="168771"/>
-                                        </a:cubicBezTo>
-                                        <a:lnTo>
-                                          <a:pt x="4819" y="221542"/>
-                                        </a:lnTo>
-                                        <a:lnTo>
-                                          <a:pt x="0" y="54571"/>
-                                        </a:lnTo>
-                                        <a:lnTo>
-                                          <a:pt x="55658" y="89403"/>
-                                        </a:lnTo>
-                                        <a:cubicBezTo>
-                                          <a:pt x="55658" y="65146"/>
-                                          <a:pt x="68745" y="0"/>
-                                          <a:pt x="84890" y="0"/>
-                                        </a:cubicBezTo>
-                                        <a:close/>
-                                      </a:path>
-                                    </a:pathLst>
-                                  </a:custGeom>
-                                </wps:spPr>
-                                <wps:style>
-                                  <a:lnRef idx="2">
-                                    <a:schemeClr val="accent5">
-                                      <a:shade val="50000"/>
-                                    </a:schemeClr>
-                                  </a:lnRef>
-                                  <a:fillRef idx="1">
-                                    <a:schemeClr val="accent5"/>
-                                  </a:fillRef>
-                                  <a:effectRef idx="0">
-                                    <a:schemeClr val="accent5"/>
-                                  </a:effectRef>
-                                  <a:fontRef idx="minor">
-                                    <a:schemeClr val="lt1"/>
-                                  </a:fontRef>
-                                </wps:style>
-                                <wps:txbx>
-                                  <w:txbxContent>
-                                    <w:p>
-                                      <w:pPr>
-                                        <w:ind w:firstLine="115"/>
-                                        <w:jc w:val="center"/>
-                                        <w:rPr>
-                                          <w:rFonts w:hAnsi="Calibri" w:cs="Times New Roman"/>
-                                          <w:color w:val="FFFFFF"/>
-                                          <w:szCs w:val="24"/>
-                                        </w:rPr>
-                                      </w:pPr>
-                                      <w:r>
-                                        <w:rPr>
-                                          <w:rFonts w:hAnsi="Calibri" w:cs="Times New Roman"/>
-                                          <w:color w:val="FFFFFF"/>
-                                        </w:rPr>
-                                        <w:t>1</w:t>
-                                      </w:r>
-                                    </w:p>
-                                  </w:txbxContent>
-                                </wps:txbx>
-                                <wps:bodyPr rot="0" spcFirstLastPara="0" vert="horz" wrap="square" lIns="0" tIns="0" rIns="0" bIns="0" numCol="1" spcCol="0" rtlCol="0" fromWordArt="0" anchor="ctr" anchorCtr="0" forceAA="0" compatLnSpc="1">
-                                  <a:prstTxWarp prst="textNoShape">
-                                    <a:avLst/>
-                                  </a:prstTxWarp>
-                                  <a:noAutofit/>
-                                </wps:bodyPr>
-                              </wps:wsp>
-                              <wps:wsp>
-                                <wps:cNvPr id="78" name="手繪多邊形: 圖案 78"/>
-                                <wps:cNvSpPr/>
-                                <wps:spPr>
-                                  <a:xfrm>
-                                    <a:off x="1064415" y="1024891"/>
-                                    <a:ext cx="219078" cy="175260"/>
-                                  </a:xfrm>
-                                  <a:custGeom>
-                                    <a:avLst/>
-                                    <a:gdLst>
-                                      <a:gd name="connsiteX0" fmla="*/ 84890 w 453390"/>
-                                      <a:gd name="connsiteY0" fmla="*/ 0 h 263525"/>
-                                      <a:gd name="connsiteX1" fmla="*/ 453390 w 453390"/>
-                                      <a:gd name="connsiteY1" fmla="*/ 0 h 263525"/>
-                                      <a:gd name="connsiteX2" fmla="*/ 453390 w 453390"/>
-                                      <a:gd name="connsiteY2" fmla="*/ 263525 h 263525"/>
-                                      <a:gd name="connsiteX3" fmla="*/ 84890 w 453390"/>
-                                      <a:gd name="connsiteY3" fmla="*/ 263525 h 263525"/>
-                                      <a:gd name="connsiteX4" fmla="*/ 59217 w 453390"/>
-                                      <a:gd name="connsiteY4" fmla="*/ 168771 h 263525"/>
-                                      <a:gd name="connsiteX5" fmla="*/ 4819 w 453390"/>
-                                      <a:gd name="connsiteY5" fmla="*/ 221542 h 263525"/>
-                                      <a:gd name="connsiteX6" fmla="*/ 0 w 453390"/>
-                                      <a:gd name="connsiteY6" fmla="*/ 54571 h 263525"/>
-                                      <a:gd name="connsiteX7" fmla="*/ 55658 w 453390"/>
-                                      <a:gd name="connsiteY7" fmla="*/ 89403 h 263525"/>
-                                      <a:gd name="connsiteX8" fmla="*/ 84890 w 453390"/>
-                                      <a:gd name="connsiteY8" fmla="*/ 0 h 263525"/>
-                                    </a:gdLst>
-                                    <a:ahLst/>
-                                    <a:cxnLst>
-                                      <a:cxn ang="0">
-                                        <a:pos x="connsiteX0" y="connsiteY0"/>
-                                      </a:cxn>
-                                      <a:cxn ang="0">
-                                        <a:pos x="connsiteX1" y="connsiteY1"/>
-                                      </a:cxn>
-                                      <a:cxn ang="0">
-                                        <a:pos x="connsiteX2" y="connsiteY2"/>
-                                      </a:cxn>
-                                      <a:cxn ang="0">
-                                        <a:pos x="connsiteX3" y="connsiteY3"/>
-                                      </a:cxn>
-                                      <a:cxn ang="0">
-                                        <a:pos x="connsiteX4" y="connsiteY4"/>
-                                      </a:cxn>
-                                      <a:cxn ang="0">
-                                        <a:pos x="connsiteX5" y="connsiteY5"/>
-                                      </a:cxn>
-                                      <a:cxn ang="0">
-                                        <a:pos x="connsiteX6" y="connsiteY6"/>
-                                      </a:cxn>
-                                      <a:cxn ang="0">
-                                        <a:pos x="connsiteX7" y="connsiteY7"/>
-                                      </a:cxn>
-                                      <a:cxn ang="0">
-                                        <a:pos x="connsiteX8" y="connsiteY8"/>
-                                      </a:cxn>
-                                    </a:cxnLst>
-                                    <a:rect l="l" t="t" r="r" b="b"/>
-                                    <a:pathLst>
-                                      <a:path w="453390" h="263525">
-                                        <a:moveTo>
-                                          <a:pt x="84890" y="0"/>
-                                        </a:moveTo>
-                                        <a:lnTo>
-                                          <a:pt x="453390" y="0"/>
-                                        </a:lnTo>
-                                        <a:lnTo>
-                                          <a:pt x="453390" y="263525"/>
-                                        </a:lnTo>
-                                        <a:lnTo>
-                                          <a:pt x="84890" y="263525"/>
-                                        </a:lnTo>
-                                        <a:cubicBezTo>
-                                          <a:pt x="68745" y="263525"/>
-                                          <a:pt x="59217" y="193028"/>
-                                          <a:pt x="59217" y="168771"/>
-                                        </a:cubicBezTo>
-                                        <a:lnTo>
-                                          <a:pt x="4819" y="221542"/>
-                                        </a:lnTo>
-                                        <a:lnTo>
-                                          <a:pt x="0" y="54571"/>
-                                        </a:lnTo>
-                                        <a:lnTo>
-                                          <a:pt x="55658" y="89403"/>
-                                        </a:lnTo>
-                                        <a:cubicBezTo>
-                                          <a:pt x="55658" y="65146"/>
-                                          <a:pt x="68745" y="0"/>
-                                          <a:pt x="84890" y="0"/>
-                                        </a:cubicBezTo>
-                                        <a:close/>
-                                      </a:path>
-                                    </a:pathLst>
-                                  </a:custGeom>
-                                </wps:spPr>
-                                <wps:style>
-                                  <a:lnRef idx="2">
-                                    <a:schemeClr val="accent5">
-                                      <a:shade val="50000"/>
-                                    </a:schemeClr>
-                                  </a:lnRef>
-                                  <a:fillRef idx="1">
-                                    <a:schemeClr val="accent5"/>
-                                  </a:fillRef>
-                                  <a:effectRef idx="0">
-                                    <a:schemeClr val="accent5"/>
-                                  </a:effectRef>
-                                  <a:fontRef idx="minor">
-                                    <a:schemeClr val="lt1"/>
-                                  </a:fontRef>
-                                </wps:style>
-                                <wps:txbx>
-                                  <w:txbxContent>
-                                    <w:p>
-                                      <w:pPr>
-                                        <w:ind w:firstLine="115"/>
-                                        <w:jc w:val="center"/>
-                                        <w:rPr>
-                                          <w:rFonts w:hAnsi="Calibri" w:cs="Times New Roman"/>
-                                          <w:color w:val="FFFFFF"/>
-                                          <w:szCs w:val="24"/>
-                                        </w:rPr>
-                                      </w:pPr>
-                                      <w:r>
-                                        <w:rPr>
-                                          <w:rFonts w:hAnsi="Calibri" w:cs="Times New Roman"/>
-                                          <w:color w:val="FFFFFF"/>
-                                        </w:rPr>
-                                        <w:t>1</w:t>
-                                      </w:r>
-                                    </w:p>
-                                  </w:txbxContent>
-                                </wps:txbx>
-                                <wps:bodyPr rot="0" spcFirstLastPara="0" vert="horz" wrap="square" lIns="0" tIns="0" rIns="0" bIns="0" numCol="1" spcCol="0" rtlCol="0" fromWordArt="0" anchor="ctr" anchorCtr="0" forceAA="0" compatLnSpc="1">
-                                  <a:prstTxWarp prst="textNoShape">
-                                    <a:avLst/>
-                                  </a:prstTxWarp>
-                                  <a:noAutofit/>
-                                </wps:bodyPr>
-                              </wps:wsp>
-                              <wps:wsp>
-                                <wps:cNvPr id="79" name="手繪多邊形: 圖案 79"/>
-                                <wps:cNvSpPr/>
-                                <wps:spPr>
-                                  <a:xfrm>
-                                    <a:off x="1352080" y="1024891"/>
-                                    <a:ext cx="219078" cy="175260"/>
-                                  </a:xfrm>
-                                  <a:custGeom>
-                                    <a:avLst/>
-                                    <a:gdLst>
-                                      <a:gd name="connsiteX0" fmla="*/ 84890 w 453390"/>
-                                      <a:gd name="connsiteY0" fmla="*/ 0 h 263525"/>
-                                      <a:gd name="connsiteX1" fmla="*/ 453390 w 453390"/>
-                                      <a:gd name="connsiteY1" fmla="*/ 0 h 263525"/>
-                                      <a:gd name="connsiteX2" fmla="*/ 453390 w 453390"/>
-                                      <a:gd name="connsiteY2" fmla="*/ 263525 h 263525"/>
-                                      <a:gd name="connsiteX3" fmla="*/ 84890 w 453390"/>
-                                      <a:gd name="connsiteY3" fmla="*/ 263525 h 263525"/>
-                                      <a:gd name="connsiteX4" fmla="*/ 59217 w 453390"/>
-                                      <a:gd name="connsiteY4" fmla="*/ 168771 h 263525"/>
-                                      <a:gd name="connsiteX5" fmla="*/ 4819 w 453390"/>
-                                      <a:gd name="connsiteY5" fmla="*/ 221542 h 263525"/>
-                                      <a:gd name="connsiteX6" fmla="*/ 0 w 453390"/>
-                                      <a:gd name="connsiteY6" fmla="*/ 54571 h 263525"/>
-                                      <a:gd name="connsiteX7" fmla="*/ 55658 w 453390"/>
-                                      <a:gd name="connsiteY7" fmla="*/ 89403 h 263525"/>
-                                      <a:gd name="connsiteX8" fmla="*/ 84890 w 453390"/>
-                                      <a:gd name="connsiteY8" fmla="*/ 0 h 263525"/>
-                                    </a:gdLst>
-                                    <a:ahLst/>
-                                    <a:cxnLst>
-                                      <a:cxn ang="0">
-                                        <a:pos x="connsiteX0" y="connsiteY0"/>
-                                      </a:cxn>
-                                      <a:cxn ang="0">
-                                        <a:pos x="connsiteX1" y="connsiteY1"/>
-                                      </a:cxn>
-                                      <a:cxn ang="0">
-                                        <a:pos x="connsiteX2" y="connsiteY2"/>
-                                      </a:cxn>
-                                      <a:cxn ang="0">
-                                        <a:pos x="connsiteX3" y="connsiteY3"/>
-                                      </a:cxn>
-                                      <a:cxn ang="0">
-                                        <a:pos x="connsiteX4" y="connsiteY4"/>
-                                      </a:cxn>
-                                      <a:cxn ang="0">
-                                        <a:pos x="connsiteX5" y="connsiteY5"/>
-                                      </a:cxn>
-                                      <a:cxn ang="0">
-                                        <a:pos x="connsiteX6" y="connsiteY6"/>
-                                      </a:cxn>
-                                      <a:cxn ang="0">
-                                        <a:pos x="connsiteX7" y="connsiteY7"/>
-                                      </a:cxn>
-                                      <a:cxn ang="0">
-                                        <a:pos x="connsiteX8" y="connsiteY8"/>
-                                      </a:cxn>
-                                    </a:cxnLst>
-                                    <a:rect l="l" t="t" r="r" b="b"/>
-                                    <a:pathLst>
-                                      <a:path w="453390" h="263525">
-                                        <a:moveTo>
-                                          <a:pt x="84890" y="0"/>
-                                        </a:moveTo>
-                                        <a:lnTo>
-                                          <a:pt x="453390" y="0"/>
-                                        </a:lnTo>
-                                        <a:lnTo>
-                                          <a:pt x="453390" y="263525"/>
-                                        </a:lnTo>
-                                        <a:lnTo>
-                                          <a:pt x="84890" y="263525"/>
-                                        </a:lnTo>
-                                        <a:cubicBezTo>
-                                          <a:pt x="68745" y="263525"/>
-                                          <a:pt x="59217" y="193028"/>
-                                          <a:pt x="59217" y="168771"/>
-                                        </a:cubicBezTo>
-                                        <a:lnTo>
-                                          <a:pt x="4819" y="221542"/>
-                                        </a:lnTo>
-                                        <a:lnTo>
-                                          <a:pt x="0" y="54571"/>
-                                        </a:lnTo>
-                                        <a:lnTo>
-                                          <a:pt x="55658" y="89403"/>
-                                        </a:lnTo>
-                                        <a:cubicBezTo>
-                                          <a:pt x="55658" y="65146"/>
-                                          <a:pt x="68745" y="0"/>
-                                          <a:pt x="84890" y="0"/>
-                                        </a:cubicBezTo>
-                                        <a:close/>
-                                      </a:path>
-                                    </a:pathLst>
-                                  </a:custGeom>
-                                </wps:spPr>
-                                <wps:style>
-                                  <a:lnRef idx="2">
-                                    <a:schemeClr val="accent5">
-                                      <a:shade val="50000"/>
-                                    </a:schemeClr>
-                                  </a:lnRef>
-                                  <a:fillRef idx="1">
-                                    <a:schemeClr val="accent5"/>
-                                  </a:fillRef>
-                                  <a:effectRef idx="0">
-                                    <a:schemeClr val="accent5"/>
-                                  </a:effectRef>
-                                  <a:fontRef idx="minor">
-                                    <a:schemeClr val="lt1"/>
-                                  </a:fontRef>
-                                </wps:style>
-                                <wps:txbx>
-                                  <w:txbxContent>
-                                    <w:p>
-                                      <w:pPr>
-                                        <w:ind w:firstLine="115"/>
-                                        <w:jc w:val="center"/>
-                                        <w:rPr>
-                                          <w:rFonts w:hAnsi="Calibri" w:cs="Times New Roman"/>
-                                          <w:color w:val="FFFFFF"/>
-                                          <w:szCs w:val="24"/>
-                                        </w:rPr>
-                                      </w:pPr>
-                                      <w:r>
-                                        <w:rPr>
-                                          <w:rFonts w:hAnsi="Calibri" w:cs="Times New Roman"/>
-                                          <w:color w:val="FFFFFF"/>
-                                        </w:rPr>
-                                        <w:t>1</w:t>
-                                      </w:r>
-                                    </w:p>
-                                  </w:txbxContent>
-                                </wps:txbx>
-                                <wps:bodyPr rot="0" spcFirstLastPara="0" vert="horz" wrap="square" lIns="0" tIns="0" rIns="0" bIns="0" numCol="1" spcCol="0" rtlCol="0" fromWordArt="0" anchor="ctr" anchorCtr="0" forceAA="0" compatLnSpc="1">
-                                  <a:prstTxWarp prst="textNoShape">
-                                    <a:avLst/>
-                                  </a:prstTxWarp>
-                                  <a:noAutofit/>
-                                </wps:bodyPr>
-                              </wps:wsp>
-                              <wps:wsp>
-                                <wps:cNvPr id="80" name="手繪多邊形: 圖案 80"/>
-                                <wps:cNvSpPr/>
-                                <wps:spPr>
-                                  <a:xfrm>
-                                    <a:off x="1633066" y="1024891"/>
                                     <a:ext cx="219078" cy="175260"/>
                                   </a:xfrm>
                                   <a:custGeom>
@@ -9076,13 +7651,13 @@
                 </mc:Choice>
                 <mc:Fallback>
                   <w:pict>
-                    <v:group w14:anchorId="46BA5D51" id="群組 2" o:spid="_x0000_s1041" style="width:163.65pt;height:108.75pt;mso-position-horizontal-relative:char;mso-position-vertical-relative:line" coordsize="20782,13809" o:gfxdata="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">
-                      <v:shape id="_x0000_s1042" style="position:absolute;width:20782;height:13809;visibility:visible;mso-wrap-style:square;v-text-anchor:middle" coordsize="4424680,377646" o:gfxdata="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" path="m,60115c,26914,26914,,60115,v96802,,67273,56799,290405,l4364565,v33201,,60115,26914,60115,60115l4424680,300565v,33201,-26914,60115,-60115,60115l330200,360680v-159383,38175,-180057,,-270085,c26914,360680,,333766,,300565l,60115xe" fillcolor="#4472c4 [3204]" strokecolor="#1f3763 [1604]" strokeweight="1pt">
+                    <v:group w14:anchorId="21FB4D4D" id="群組 3" o:spid="_x0000_s1043" style="width:163.65pt;height:28.05pt;mso-position-horizontal-relative:char;mso-position-vertical-relative:line" coordsize="20782,3560" o:gfxdata="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">
+                      <v:shape id="_x0000_s1044" style="position:absolute;width:20782;height:3560;visibility:visible;mso-wrap-style:square;v-text-anchor:middle" coordsize="4424680,377646" o:gfxdata="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" path="m,60115c,26914,26914,,60115,v96802,,67273,56799,290405,l4364565,v33201,,60115,26914,60115,60115l4424680,300565v,33201,-26914,60115,-60115,60115l330200,360680v-159383,38175,-180057,,-270085,c26914,360680,,333766,,300565l,60115xe" fillcolor="#4472c4 [3204]" strokecolor="#1f3763 [1604]" strokeweight="1pt">
                         <v:stroke joinstyle="miter"/>
-                        <v:path arrowok="t" o:connecttype="custom" o:connectlocs="0,219818;28235,0;164636,0;2049993,0;2078228,219818;2078228,1099054;2049993,1318872;155092,1318872;28235,1318872;0,1099054;0,219818" o:connectangles="0,0,0,0,0,0,0,0,0,0,0"/>
+                        <v:path arrowok="t" o:connecttype="custom" o:connectlocs="0,56672;28235,0;164636,0;2049993,0;2078228,56672;2078228,283352;2049993,340025;155092,340025;28235,340025;0,283352;0,56672" o:connectangles="0,0,0,0,0,0,0,0,0,0,0"/>
                       </v:shape>
-                      <v:group id="群組 42" o:spid="_x0000_s1043" style="position:absolute;left:2214;top:965;width:16307;height:1752" coordorigin="2214,965" coordsize="16306,1752" o:gfxdata="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">
-                        <v:shape id="手繪多邊形: 圖案 43" o:spid="_x0000_s1044" style="position:absolute;left:2214;top:965;width:2191;height:1752;visibility:visible;mso-wrap-style:square;v-text-anchor:middle" coordsize="453390,263525" o:spt="100" o:gfxdata="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" adj="-11796480,,5400" path="m84890,l453390,r,263525l84890,263525v-16145,,-25673,-70497,-25673,-94754l4819,221542,,54571,55658,89403c55658,65146,68745,,84890,xe" fillcolor="#5b9bd5 [3208]" strokecolor="#1f4d78 [1608]" strokeweight="1pt">
+                      <v:group id="_x0000_s1045" style="position:absolute;left:2214;top:965;width:16307;height:1752" coordorigin="2214,965" coordsize="16306,1752" o:gfxdata="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">
+                        <v:shape id="手繪多邊形: 圖案 5" o:spid="_x0000_s1046" style="position:absolute;left:2214;top:965;width:2191;height:1752;visibility:visible;mso-wrap-style:square;v-text-anchor:middle" coordsize="453390,263525" o:spt="100" o:gfxdata="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" adj="-11796480,,5400" path="m84890,l453390,r,263525l84890,263525v-16145,,-25673,-70497,-25673,-94754l4819,221542,,54571,55658,89403c55658,65146,68745,,84890,xe" fillcolor="#5b9bd5 [3208]" strokecolor="#1f4d78 [1608]" strokeweight="1pt">
                           <v:stroke joinstyle="miter"/>
                           <v:formulas/>
                           <v:path arrowok="t" o:connecttype="custom" o:connectlocs="41019,0;219078,0;219078,175260;41019,175260;28614,112243;2329,147339;0,36293;26894,59458;41019,0" o:connectangles="0,0,0,0,0,0,0,0,0" textboxrect="0,0,453390,263525"/>
@@ -9109,7 +7684,7 @@
                             </w:txbxContent>
                           </v:textbox>
                         </v:shape>
-                        <v:shape id="手繪多邊形: 圖案 44" o:spid="_x0000_s1045" style="position:absolute;left:5024;top:965;width:2191;height:1752;visibility:visible;mso-wrap-style:square;v-text-anchor:middle" coordsize="453390,263525" o:spt="100" o:gfxdata="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" adj="-11796480,,5400" path="m84890,l453390,r,263525l84890,263525v-16145,,-25673,-70497,-25673,-94754l4819,221542,,54571,55658,89403c55658,65146,68745,,84890,xe" fillcolor="#5b9bd5 [3208]" strokecolor="#1f4d78 [1608]" strokeweight="1pt">
+                        <v:shape id="手繪多邊形: 圖案 6" o:spid="_x0000_s1047" style="position:absolute;left:5024;top:965;width:2191;height:1752;visibility:visible;mso-wrap-style:square;v-text-anchor:middle" coordsize="453390,263525" o:spt="100" o:gfxdata="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" adj="-11796480,,5400" path="m84890,l453390,r,263525l84890,263525v-16145,,-25673,-70497,-25673,-94754l4819,221542,,54571,55658,89403c55658,65146,68745,,84890,xe" fillcolor="#5b9bd5 [3208]" strokecolor="#1f4d78 [1608]" strokeweight="1pt">
                           <v:stroke joinstyle="miter"/>
                           <v:formulas/>
                           <v:path arrowok="t" o:connecttype="custom" o:connectlocs="41019,0;219078,0;219078,175260;41019,175260;28614,112243;2329,147339;0,36293;26894,59458;41019,0" o:connectangles="0,0,0,0,0,0,0,0,0" textboxrect="0,0,453390,263525"/>
@@ -9136,7 +7711,7 @@
                             </w:txbxContent>
                           </v:textbox>
                         </v:shape>
-                        <v:shape id="手繪多邊形: 圖案 45" o:spid="_x0000_s1046" style="position:absolute;left:7834;top:965;width:2191;height:1752;visibility:visible;mso-wrap-style:square;v-text-anchor:middle" coordsize="453390,263525" o:spt="100" o:gfxdata="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" adj="-11796480,,5400" path="m84890,l453390,r,263525l84890,263525v-16145,,-25673,-70497,-25673,-94754l4819,221542,,54571,55658,89403c55658,65146,68745,,84890,xe" fillcolor="#5b9bd5 [3208]" strokecolor="#1f4d78 [1608]" strokeweight="1pt">
+                        <v:shape id="手繪多邊形: 圖案 7" o:spid="_x0000_s1048" style="position:absolute;left:7834;top:965;width:2191;height:1752;visibility:visible;mso-wrap-style:square;v-text-anchor:middle" coordsize="453390,263525" o:spt="100" o:gfxdata="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" adj="-11796480,,5400" path="m84890,l453390,r,263525l84890,263525v-16145,,-25673,-70497,-25673,-94754l4819,221542,,54571,55658,89403c55658,65146,68745,,84890,xe" fillcolor="#5b9bd5 [3208]" strokecolor="#1f4d78 [1608]" strokeweight="1pt">
                           <v:stroke joinstyle="miter"/>
                           <v:formulas/>
                           <v:path arrowok="t" o:connecttype="custom" o:connectlocs="41019,0;219078,0;219078,175260;41019,175260;28614,112243;2329,147339;0,36293;26894,59458;41019,0" o:connectangles="0,0,0,0,0,0,0,0,0" textboxrect="0,0,453390,263525"/>
@@ -9163,7 +7738,7 @@
                             </w:txbxContent>
                           </v:textbox>
                         </v:shape>
-                        <v:shape id="手繪多邊形: 圖案 47" o:spid="_x0000_s1047" style="position:absolute;left:10644;top:965;width:2190;height:1752;visibility:visible;mso-wrap-style:square;v-text-anchor:middle" coordsize="453390,263525" o:spt="100" o:gfxdata="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" adj="-11796480,,5400" path="m84890,l453390,r,263525l84890,263525v-16145,,-25673,-70497,-25673,-94754l4819,221542,,54571,55658,89403c55658,65146,68745,,84890,xe" fillcolor="#5b9bd5 [3208]" strokecolor="#1f4d78 [1608]" strokeweight="1pt">
+                        <v:shape id="手繪多邊形: 圖案 8" o:spid="_x0000_s1049" style="position:absolute;left:10644;top:965;width:2190;height:1752;visibility:visible;mso-wrap-style:square;v-text-anchor:middle" coordsize="453390,263525" o:spt="100" o:gfxdata="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" adj="-11796480,,5400" path="m84890,l453390,r,263525l84890,263525v-16145,,-25673,-70497,-25673,-94754l4819,221542,,54571,55658,89403c55658,65146,68745,,84890,xe" fillcolor="#5b9bd5 [3208]" strokecolor="#1f4d78 [1608]" strokeweight="1pt">
                           <v:stroke joinstyle="miter"/>
                           <v:formulas/>
                           <v:path arrowok="t" o:connecttype="custom" o:connectlocs="41019,0;219078,0;219078,175260;41019,175260;28614,112243;2329,147339;0,36293;26894,59458;41019,0" o:connectangles="0,0,0,0,0,0,0,0,0" textboxrect="0,0,453390,263525"/>
@@ -9190,7 +7765,7 @@
                             </w:txbxContent>
                           </v:textbox>
                         </v:shape>
-                        <v:shape id="手繪多邊形: 圖案 50" o:spid="_x0000_s1048" style="position:absolute;left:13520;top:965;width:2191;height:1752;visibility:visible;mso-wrap-style:square;v-text-anchor:middle" coordsize="453390,263525" o:spt="100" o:gfxdata="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" adj="-11796480,,5400" path="m84890,l453390,r,263525l84890,263525v-16145,,-25673,-70497,-25673,-94754l4819,221542,,54571,55658,89403c55658,65146,68745,,84890,xe" fillcolor="#5b9bd5 [3208]" strokecolor="#1f4d78 [1608]" strokeweight="1pt">
+                        <v:shape id="手繪多邊形: 圖案 9" o:spid="_x0000_s1050" style="position:absolute;left:13520;top:965;width:2191;height:1752;visibility:visible;mso-wrap-style:square;v-text-anchor:middle" coordsize="453390,263525" o:spt="100" o:gfxdata="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" adj="-11796480,,5400" path="m84890,l453390,r,263525l84890,263525v-16145,,-25673,-70497,-25673,-94754l4819,221542,,54571,55658,89403c55658,65146,68745,,84890,xe" fillcolor="#5b9bd5 [3208]" strokecolor="#1f4d78 [1608]" strokeweight="1pt">
                           <v:stroke joinstyle="miter"/>
                           <v:formulas/>
                           <v:path arrowok="t" o:connecttype="custom" o:connectlocs="41019,0;219078,0;219078,175260;41019,175260;28614,112243;2329,147339;0,36293;26894,59458;41019,0" o:connectangles="0,0,0,0,0,0,0,0,0" textboxrect="0,0,453390,263525"/>
@@ -9217,499 +7792,7 @@
                             </w:txbxContent>
                           </v:textbox>
                         </v:shape>
-                        <v:shape id="手繪多邊形: 圖案 52" o:spid="_x0000_s1049" style="position:absolute;left:16330;top:965;width:2191;height:1752;visibility:visible;mso-wrap-style:square;v-text-anchor:middle" coordsize="453390,263525" o:spt="100" o:gfxdata="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" adj="-11796480,,5400" path="m84890,l453390,r,263525l84890,263525v-16145,,-25673,-70497,-25673,-94754l4819,221542,,54571,55658,89403c55658,65146,68745,,84890,xe" fillcolor="#5b9bd5 [3208]" strokecolor="#1f4d78 [1608]" strokeweight="1pt">
-                          <v:stroke joinstyle="miter"/>
-                          <v:formulas/>
-                          <v:path arrowok="t" o:connecttype="custom" o:connectlocs="41019,0;219078,0;219078,175260;41019,175260;28614,112243;2329,147339;0,36293;26894,59458;41019,0" o:connectangles="0,0,0,0,0,0,0,0,0" textboxrect="0,0,453390,263525"/>
-                          <v:textbox inset="0,0,0,0">
-                            <w:txbxContent>
-                              <w:p>
-                                <w:pPr>
-                                  <w:ind w:firstLine="115"/>
-                                  <w:jc w:val="center"/>
-                                  <w:rPr>
-                                    <w:rFonts w:hAnsi="Calibri" w:cs="Times New Roman"/>
-                                    <w:color w:val="FFFFFF"/>
-                                    <w:szCs w:val="24"/>
-                                  </w:rPr>
-                                </w:pPr>
-                                <w:r>
-                                  <w:rPr>
-                                    <w:rFonts w:hAnsi="Calibri" w:cs="Times New Roman"/>
-                                    <w:color w:val="FFFFFF"/>
-                                  </w:rPr>
-                                  <w:t>1</w:t>
-                                </w:r>
-                              </w:p>
-                            </w:txbxContent>
-                          </v:textbox>
-                        </v:shape>
-                      </v:group>
-                      <v:group id="群組 53" o:spid="_x0000_s1050" style="position:absolute;left:2214;top:4059;width:16307;height:1753" coordorigin="2214,4059" coordsize="16306,1752" o:gfxdata="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">
-                        <v:shape id="手繪多邊形: 圖案 54" o:spid="_x0000_s1051" style="position:absolute;left:2214;top:4059;width:2191;height:1753;visibility:visible;mso-wrap-style:square;v-text-anchor:middle" coordsize="453390,263525" o:spt="100" o:gfxdata="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" adj="-11796480,,5400" path="m84890,l453390,r,263525l84890,263525v-16145,,-25673,-70497,-25673,-94754l4819,221542,,54571,55658,89403c55658,65146,68745,,84890,xe" fillcolor="#5b9bd5 [3208]" strokecolor="#1f4d78 [1608]" strokeweight="1pt">
-                          <v:stroke joinstyle="miter"/>
-                          <v:formulas/>
-                          <v:path arrowok="t" o:connecttype="custom" o:connectlocs="41019,0;219078,0;219078,175260;41019,175260;28614,112243;2329,147339;0,36293;26894,59458;41019,0" o:connectangles="0,0,0,0,0,0,0,0,0" textboxrect="0,0,453390,263525"/>
-                          <v:textbox inset="0,0,0,0">
-                            <w:txbxContent>
-                              <w:p>
-                                <w:pPr>
-                                  <w:ind w:firstLine="115"/>
-                                  <w:jc w:val="center"/>
-                                  <w:rPr>
-                                    <w:rFonts w:hAnsi="Calibri" w:cs="Times New Roman"/>
-                                    <w:color w:val="FFFFFF"/>
-                                    <w:szCs w:val="24"/>
-                                  </w:rPr>
-                                </w:pPr>
-                                <w:r>
-                                  <w:rPr>
-                                    <w:rFonts w:hAnsi="Calibri" w:cs="Times New Roman"/>
-                                    <w:color w:val="FFFFFF"/>
-                                  </w:rPr>
-                                  <w:t>1</w:t>
-                                </w:r>
-                              </w:p>
-                            </w:txbxContent>
-                          </v:textbox>
-                        </v:shape>
-                        <v:shape id="手繪多邊形: 圖案 55" o:spid="_x0000_s1052" style="position:absolute;left:5024;top:4059;width:2191;height:1753;visibility:visible;mso-wrap-style:square;v-text-anchor:middle" coordsize="453390,263525" o:spt="100" o:gfxdata="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" adj="-11796480,,5400" path="m84890,l453390,r,263525l84890,263525v-16145,,-25673,-70497,-25673,-94754l4819,221542,,54571,55658,89403c55658,65146,68745,,84890,xe" fillcolor="#5b9bd5 [3208]" strokecolor="#1f4d78 [1608]" strokeweight="1pt">
-                          <v:stroke joinstyle="miter"/>
-                          <v:formulas/>
-                          <v:path arrowok="t" o:connecttype="custom" o:connectlocs="41019,0;219078,0;219078,175260;41019,175260;28614,112243;2329,147339;0,36293;26894,59458;41019,0" o:connectangles="0,0,0,0,0,0,0,0,0" textboxrect="0,0,453390,263525"/>
-                          <v:textbox inset="0,0,0,0">
-                            <w:txbxContent>
-                              <w:p>
-                                <w:pPr>
-                                  <w:ind w:firstLine="115"/>
-                                  <w:jc w:val="center"/>
-                                  <w:rPr>
-                                    <w:rFonts w:hAnsi="Calibri" w:cs="Times New Roman"/>
-                                    <w:color w:val="FFFFFF"/>
-                                    <w:szCs w:val="24"/>
-                                  </w:rPr>
-                                </w:pPr>
-                                <w:r>
-                                  <w:rPr>
-                                    <w:rFonts w:hAnsi="Calibri" w:cs="Times New Roman"/>
-                                    <w:color w:val="FFFFFF"/>
-                                  </w:rPr>
-                                  <w:t>1</w:t>
-                                </w:r>
-                              </w:p>
-                            </w:txbxContent>
-                          </v:textbox>
-                        </v:shape>
-                        <v:shape id="手繪多邊形: 圖案 56" o:spid="_x0000_s1053" style="position:absolute;left:7834;top:4059;width:2191;height:1753;visibility:visible;mso-wrap-style:square;v-text-anchor:middle" coordsize="453390,263525" o:spt="100" o:gfxdata="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" adj="-11796480,,5400" path="m84890,l453390,r,263525l84890,263525v-16145,,-25673,-70497,-25673,-94754l4819,221542,,54571,55658,89403c55658,65146,68745,,84890,xe" fillcolor="#5b9bd5 [3208]" strokecolor="#1f4d78 [1608]" strokeweight="1pt">
-                          <v:stroke joinstyle="miter"/>
-                          <v:formulas/>
-                          <v:path arrowok="t" o:connecttype="custom" o:connectlocs="41019,0;219078,0;219078,175260;41019,175260;28614,112243;2329,147339;0,36293;26894,59458;41019,0" o:connectangles="0,0,0,0,0,0,0,0,0" textboxrect="0,0,453390,263525"/>
-                          <v:textbox inset="0,0,0,0">
-                            <w:txbxContent>
-                              <w:p>
-                                <w:pPr>
-                                  <w:ind w:firstLine="115"/>
-                                  <w:jc w:val="center"/>
-                                  <w:rPr>
-                                    <w:rFonts w:hAnsi="Calibri" w:cs="Times New Roman"/>
-                                    <w:color w:val="FFFFFF"/>
-                                    <w:szCs w:val="24"/>
-                                  </w:rPr>
-                                </w:pPr>
-                                <w:r>
-                                  <w:rPr>
-                                    <w:rFonts w:hAnsi="Calibri" w:cs="Times New Roman"/>
-                                    <w:color w:val="FFFFFF"/>
-                                  </w:rPr>
-                                  <w:t>1</w:t>
-                                </w:r>
-                              </w:p>
-                            </w:txbxContent>
-                          </v:textbox>
-                        </v:shape>
-                        <v:shape id="手繪多邊形: 圖案 57" o:spid="_x0000_s1054" style="position:absolute;left:10644;top:4059;width:2190;height:1753;visibility:visible;mso-wrap-style:square;v-text-anchor:middle" coordsize="453390,263525" o:spt="100" o:gfxdata="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" adj="-11796480,,5400" path="m84890,l453390,r,263525l84890,263525v-16145,,-25673,-70497,-25673,-94754l4819,221542,,54571,55658,89403c55658,65146,68745,,84890,xe" fillcolor="#5b9bd5 [3208]" strokecolor="#1f4d78 [1608]" strokeweight="1pt">
-                          <v:stroke joinstyle="miter"/>
-                          <v:formulas/>
-                          <v:path arrowok="t" o:connecttype="custom" o:connectlocs="41019,0;219078,0;219078,175260;41019,175260;28614,112243;2329,147339;0,36293;26894,59458;41019,0" o:connectangles="0,0,0,0,0,0,0,0,0" textboxrect="0,0,453390,263525"/>
-                          <v:textbox inset="0,0,0,0">
-                            <w:txbxContent>
-                              <w:p>
-                                <w:pPr>
-                                  <w:ind w:firstLine="115"/>
-                                  <w:jc w:val="center"/>
-                                  <w:rPr>
-                                    <w:rFonts w:hAnsi="Calibri" w:cs="Times New Roman"/>
-                                    <w:color w:val="FFFFFF"/>
-                                    <w:szCs w:val="24"/>
-                                  </w:rPr>
-                                </w:pPr>
-                                <w:r>
-                                  <w:rPr>
-                                    <w:rFonts w:hAnsi="Calibri" w:cs="Times New Roman"/>
-                                    <w:color w:val="FFFFFF"/>
-                                  </w:rPr>
-                                  <w:t>1</w:t>
-                                </w:r>
-                              </w:p>
-                            </w:txbxContent>
-                          </v:textbox>
-                        </v:shape>
-                        <v:shape id="手繪多邊形: 圖案 58" o:spid="_x0000_s1055" style="position:absolute;left:13520;top:4059;width:2191;height:1753;visibility:visible;mso-wrap-style:square;v-text-anchor:middle" coordsize="453390,263525" o:spt="100" o:gfxdata="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" adj="-11796480,,5400" path="m84890,l453390,r,263525l84890,263525v-16145,,-25673,-70497,-25673,-94754l4819,221542,,54571,55658,89403c55658,65146,68745,,84890,xe" fillcolor="#5b9bd5 [3208]" strokecolor="#1f4d78 [1608]" strokeweight="1pt">
-                          <v:stroke joinstyle="miter"/>
-                          <v:formulas/>
-                          <v:path arrowok="t" o:connecttype="custom" o:connectlocs="41019,0;219078,0;219078,175260;41019,175260;28614,112243;2329,147339;0,36293;26894,59458;41019,0" o:connectangles="0,0,0,0,0,0,0,0,0" textboxrect="0,0,453390,263525"/>
-                          <v:textbox inset="0,0,0,0">
-                            <w:txbxContent>
-                              <w:p>
-                                <w:pPr>
-                                  <w:ind w:firstLine="115"/>
-                                  <w:jc w:val="center"/>
-                                  <w:rPr>
-                                    <w:rFonts w:hAnsi="Calibri" w:cs="Times New Roman"/>
-                                    <w:color w:val="FFFFFF"/>
-                                    <w:szCs w:val="24"/>
-                                  </w:rPr>
-                                </w:pPr>
-                                <w:r>
-                                  <w:rPr>
-                                    <w:rFonts w:hAnsi="Calibri" w:cs="Times New Roman"/>
-                                    <w:color w:val="FFFFFF"/>
-                                  </w:rPr>
-                                  <w:t>1</w:t>
-                                </w:r>
-                              </w:p>
-                            </w:txbxContent>
-                          </v:textbox>
-                        </v:shape>
-                        <v:shape id="手繪多邊形: 圖案 59" o:spid="_x0000_s1056" style="position:absolute;left:16330;top:4059;width:2191;height:1753;visibility:visible;mso-wrap-style:square;v-text-anchor:middle" coordsize="453390,263525" o:spt="100" o:gfxdata="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" adj="-11796480,,5400" path="m84890,l453390,r,263525l84890,263525v-16145,,-25673,-70497,-25673,-94754l4819,221542,,54571,55658,89403c55658,65146,68745,,84890,xe" fillcolor="#5b9bd5 [3208]" strokecolor="#1f4d78 [1608]" strokeweight="1pt">
-                          <v:stroke joinstyle="miter"/>
-                          <v:formulas/>
-                          <v:path arrowok="t" o:connecttype="custom" o:connectlocs="41019,0;219078,0;219078,175260;41019,175260;28614,112243;2329,147339;0,36293;26894,59458;41019,0" o:connectangles="0,0,0,0,0,0,0,0,0" textboxrect="0,0,453390,263525"/>
-                          <v:textbox inset="0,0,0,0">
-                            <w:txbxContent>
-                              <w:p>
-                                <w:pPr>
-                                  <w:ind w:firstLine="115"/>
-                                  <w:jc w:val="center"/>
-                                  <w:rPr>
-                                    <w:rFonts w:hAnsi="Calibri" w:cs="Times New Roman"/>
-                                    <w:color w:val="FFFFFF"/>
-                                    <w:szCs w:val="24"/>
-                                  </w:rPr>
-                                </w:pPr>
-                                <w:r>
-                                  <w:rPr>
-                                    <w:rFonts w:hAnsi="Calibri" w:cs="Times New Roman"/>
-                                    <w:color w:val="FFFFFF"/>
-                                  </w:rPr>
-                                  <w:t>1</w:t>
-                                </w:r>
-                              </w:p>
-                            </w:txbxContent>
-                          </v:textbox>
-                        </v:shape>
-                      </v:group>
-                      <v:group id="群組 61" o:spid="_x0000_s1057" style="position:absolute;left:2214;top:7154;width:16307;height:1752" coordorigin="2214,7154" coordsize="16306,1752" o:gfxdata="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">
-                        <v:shape id="手繪多邊形: 圖案 62" o:spid="_x0000_s1058" style="position:absolute;left:2214;top:7154;width:2191;height:1752;visibility:visible;mso-wrap-style:square;v-text-anchor:middle" coordsize="453390,263525" o:spt="100" o:gfxdata="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" adj="-11796480,,5400" path="m84890,l453390,r,263525l84890,263525v-16145,,-25673,-70497,-25673,-94754l4819,221542,,54571,55658,89403c55658,65146,68745,,84890,xe" fillcolor="#5b9bd5 [3208]" strokecolor="#1f4d78 [1608]" strokeweight="1pt">
-                          <v:stroke joinstyle="miter"/>
-                          <v:formulas/>
-                          <v:path arrowok="t" o:connecttype="custom" o:connectlocs="41019,0;219078,0;219078,175260;41019,175260;28614,112243;2329,147339;0,36293;26894,59458;41019,0" o:connectangles="0,0,0,0,0,0,0,0,0" textboxrect="0,0,453390,263525"/>
-                          <v:textbox inset="0,0,0,0">
-                            <w:txbxContent>
-                              <w:p>
-                                <w:pPr>
-                                  <w:ind w:firstLine="115"/>
-                                  <w:jc w:val="center"/>
-                                  <w:rPr>
-                                    <w:rFonts w:hAnsi="Calibri" w:cs="Times New Roman"/>
-                                    <w:color w:val="FFFFFF"/>
-                                    <w:szCs w:val="24"/>
-                                  </w:rPr>
-                                </w:pPr>
-                                <w:r>
-                                  <w:rPr>
-                                    <w:rFonts w:hAnsi="Calibri" w:cs="Times New Roman"/>
-                                    <w:color w:val="FFFFFF"/>
-                                  </w:rPr>
-                                  <w:t>1</w:t>
-                                </w:r>
-                              </w:p>
-                            </w:txbxContent>
-                          </v:textbox>
-                        </v:shape>
-                        <v:shape id="手繪多邊形: 圖案 63" o:spid="_x0000_s1059" style="position:absolute;left:5024;top:7154;width:2191;height:1752;visibility:visible;mso-wrap-style:square;v-text-anchor:middle" coordsize="453390,263525" o:spt="100" o:gfxdata="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" adj="-11796480,,5400" path="m84890,l453390,r,263525l84890,263525v-16145,,-25673,-70497,-25673,-94754l4819,221542,,54571,55658,89403c55658,65146,68745,,84890,xe" fillcolor="#5b9bd5 [3208]" strokecolor="#1f4d78 [1608]" strokeweight="1pt">
-                          <v:stroke joinstyle="miter"/>
-                          <v:formulas/>
-                          <v:path arrowok="t" o:connecttype="custom" o:connectlocs="41019,0;219078,0;219078,175260;41019,175260;28614,112243;2329,147339;0,36293;26894,59458;41019,0" o:connectangles="0,0,0,0,0,0,0,0,0" textboxrect="0,0,453390,263525"/>
-                          <v:textbox inset="0,0,0,0">
-                            <w:txbxContent>
-                              <w:p>
-                                <w:pPr>
-                                  <w:ind w:firstLine="115"/>
-                                  <w:jc w:val="center"/>
-                                  <w:rPr>
-                                    <w:rFonts w:hAnsi="Calibri" w:cs="Times New Roman"/>
-                                    <w:color w:val="FFFFFF"/>
-                                    <w:szCs w:val="24"/>
-                                  </w:rPr>
-                                </w:pPr>
-                                <w:r>
-                                  <w:rPr>
-                                    <w:rFonts w:hAnsi="Calibri" w:cs="Times New Roman"/>
-                                    <w:color w:val="FFFFFF"/>
-                                  </w:rPr>
-                                  <w:t>1</w:t>
-                                </w:r>
-                              </w:p>
-                            </w:txbxContent>
-                          </v:textbox>
-                        </v:shape>
-                        <v:shape id="手繪多邊形: 圖案 64" o:spid="_x0000_s1060" style="position:absolute;left:7834;top:7154;width:2191;height:1752;visibility:visible;mso-wrap-style:square;v-text-anchor:middle" coordsize="453390,263525" o:spt="100" o:gfxdata="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" adj="-11796480,,5400" path="m84890,l453390,r,263525l84890,263525v-16145,,-25673,-70497,-25673,-94754l4819,221542,,54571,55658,89403c55658,65146,68745,,84890,xe" fillcolor="#5b9bd5 [3208]" strokecolor="#1f4d78 [1608]" strokeweight="1pt">
-                          <v:stroke joinstyle="miter"/>
-                          <v:formulas/>
-                          <v:path arrowok="t" o:connecttype="custom" o:connectlocs="41019,0;219078,0;219078,175260;41019,175260;28614,112243;2329,147339;0,36293;26894,59458;41019,0" o:connectangles="0,0,0,0,0,0,0,0,0" textboxrect="0,0,453390,263525"/>
-                          <v:textbox inset="0,0,0,0">
-                            <w:txbxContent>
-                              <w:p>
-                                <w:pPr>
-                                  <w:ind w:firstLine="115"/>
-                                  <w:jc w:val="center"/>
-                                  <w:rPr>
-                                    <w:rFonts w:hAnsi="Calibri" w:cs="Times New Roman"/>
-                                    <w:color w:val="FFFFFF"/>
-                                    <w:szCs w:val="24"/>
-                                  </w:rPr>
-                                </w:pPr>
-                                <w:r>
-                                  <w:rPr>
-                                    <w:rFonts w:hAnsi="Calibri" w:cs="Times New Roman"/>
-                                    <w:color w:val="FFFFFF"/>
-                                  </w:rPr>
-                                  <w:t>1</w:t>
-                                </w:r>
-                              </w:p>
-                            </w:txbxContent>
-                          </v:textbox>
-                        </v:shape>
-                        <v:shape id="手繪多邊形: 圖案 65" o:spid="_x0000_s1061" style="position:absolute;left:10644;top:7154;width:2190;height:1752;visibility:visible;mso-wrap-style:square;v-text-anchor:middle" coordsize="453390,263525" o:spt="100" o:gfxdata="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" adj="-11796480,,5400" path="m84890,l453390,r,263525l84890,263525v-16145,,-25673,-70497,-25673,-94754l4819,221542,,54571,55658,89403c55658,65146,68745,,84890,xe" fillcolor="#5b9bd5 [3208]" strokecolor="#1f4d78 [1608]" strokeweight="1pt">
-                          <v:stroke joinstyle="miter"/>
-                          <v:formulas/>
-                          <v:path arrowok="t" o:connecttype="custom" o:connectlocs="41019,0;219078,0;219078,175260;41019,175260;28614,112243;2329,147339;0,36293;26894,59458;41019,0" o:connectangles="0,0,0,0,0,0,0,0,0" textboxrect="0,0,453390,263525"/>
-                          <v:textbox inset="0,0,0,0">
-                            <w:txbxContent>
-                              <w:p>
-                                <w:pPr>
-                                  <w:ind w:firstLine="115"/>
-                                  <w:jc w:val="center"/>
-                                  <w:rPr>
-                                    <w:rFonts w:hAnsi="Calibri" w:cs="Times New Roman"/>
-                                    <w:color w:val="FFFFFF"/>
-                                    <w:szCs w:val="24"/>
-                                  </w:rPr>
-                                </w:pPr>
-                                <w:r>
-                                  <w:rPr>
-                                    <w:rFonts w:hAnsi="Calibri" w:cs="Times New Roman"/>
-                                    <w:color w:val="FFFFFF"/>
-                                  </w:rPr>
-                                  <w:t>1</w:t>
-                                </w:r>
-                              </w:p>
-                            </w:txbxContent>
-                          </v:textbox>
-                        </v:shape>
-                        <v:shape id="手繪多邊形: 圖案 66" o:spid="_x0000_s1062" style="position:absolute;left:13520;top:7154;width:2191;height:1752;visibility:visible;mso-wrap-style:square;v-text-anchor:middle" coordsize="453390,263525" o:spt="100" o:gfxdata="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" adj="-11796480,,5400" path="m84890,l453390,r,263525l84890,263525v-16145,,-25673,-70497,-25673,-94754l4819,221542,,54571,55658,89403c55658,65146,68745,,84890,xe" fillcolor="#5b9bd5 [3208]" strokecolor="#1f4d78 [1608]" strokeweight="1pt">
-                          <v:stroke joinstyle="miter"/>
-                          <v:formulas/>
-                          <v:path arrowok="t" o:connecttype="custom" o:connectlocs="41019,0;219078,0;219078,175260;41019,175260;28614,112243;2329,147339;0,36293;26894,59458;41019,0" o:connectangles="0,0,0,0,0,0,0,0,0" textboxrect="0,0,453390,263525"/>
-                          <v:textbox inset="0,0,0,0">
-                            <w:txbxContent>
-                              <w:p>
-                                <w:pPr>
-                                  <w:ind w:firstLine="115"/>
-                                  <w:jc w:val="center"/>
-                                  <w:rPr>
-                                    <w:rFonts w:hAnsi="Calibri" w:cs="Times New Roman"/>
-                                    <w:color w:val="FFFFFF"/>
-                                    <w:szCs w:val="24"/>
-                                  </w:rPr>
-                                </w:pPr>
-                                <w:r>
-                                  <w:rPr>
-                                    <w:rFonts w:hAnsi="Calibri" w:cs="Times New Roman"/>
-                                    <w:color w:val="FFFFFF"/>
-                                  </w:rPr>
-                                  <w:t>1</w:t>
-                                </w:r>
-                              </w:p>
-                            </w:txbxContent>
-                          </v:textbox>
-                        </v:shape>
-                        <v:shape id="手繪多邊形: 圖案 72" o:spid="_x0000_s1063" style="position:absolute;left:16330;top:7154;width:2191;height:1752;visibility:visible;mso-wrap-style:square;v-text-anchor:middle" coordsize="453390,263525" o:spt="100" o:gfxdata="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" adj="-11796480,,5400" path="m84890,l453390,r,263525l84890,263525v-16145,,-25673,-70497,-25673,-94754l4819,221542,,54571,55658,89403c55658,65146,68745,,84890,xe" fillcolor="#5b9bd5 [3208]" strokecolor="#1f4d78 [1608]" strokeweight="1pt">
-                          <v:stroke joinstyle="miter"/>
-                          <v:formulas/>
-                          <v:path arrowok="t" o:connecttype="custom" o:connectlocs="41019,0;219078,0;219078,175260;41019,175260;28614,112243;2329,147339;0,36293;26894,59458;41019,0" o:connectangles="0,0,0,0,0,0,0,0,0" textboxrect="0,0,453390,263525"/>
-                          <v:textbox inset="0,0,0,0">
-                            <w:txbxContent>
-                              <w:p>
-                                <w:pPr>
-                                  <w:ind w:firstLine="115"/>
-                                  <w:jc w:val="center"/>
-                                  <w:rPr>
-                                    <w:rFonts w:hAnsi="Calibri" w:cs="Times New Roman"/>
-                                    <w:color w:val="FFFFFF"/>
-                                    <w:szCs w:val="24"/>
-                                  </w:rPr>
-                                </w:pPr>
-                                <w:r>
-                                  <w:rPr>
-                                    <w:rFonts w:hAnsi="Calibri" w:cs="Times New Roman"/>
-                                    <w:color w:val="FFFFFF"/>
-                                  </w:rPr>
-                                  <w:t>1</w:t>
-                                </w:r>
-                              </w:p>
-                            </w:txbxContent>
-                          </v:textbox>
-                        </v:shape>
-                      </v:group>
-                      <v:group id="群組 73" o:spid="_x0000_s1064" style="position:absolute;left:2214;top:10248;width:16307;height:1753" coordorigin="2214,10248" coordsize="16306,1752" o:gfxdata="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">
-                        <v:shape id="手繪多邊形: 圖案 74" o:spid="_x0000_s1065" style="position:absolute;left:2214;top:10248;width:2191;height:1753;visibility:visible;mso-wrap-style:square;v-text-anchor:middle" coordsize="453390,263525" o:spt="100" o:gfxdata="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" adj="-11796480,,5400" path="m84890,l453390,r,263525l84890,263525v-16145,,-25673,-70497,-25673,-94754l4819,221542,,54571,55658,89403c55658,65146,68745,,84890,xe" fillcolor="#5b9bd5 [3208]" strokecolor="#1f4d78 [1608]" strokeweight="1pt">
-                          <v:stroke joinstyle="miter"/>
-                          <v:formulas/>
-                          <v:path arrowok="t" o:connecttype="custom" o:connectlocs="41019,0;219078,0;219078,175260;41019,175260;28614,112243;2329,147339;0,36293;26894,59458;41019,0" o:connectangles="0,0,0,0,0,0,0,0,0" textboxrect="0,0,453390,263525"/>
-                          <v:textbox inset="0,0,0,0">
-                            <w:txbxContent>
-                              <w:p>
-                                <w:pPr>
-                                  <w:ind w:firstLine="115"/>
-                                  <w:jc w:val="center"/>
-                                  <w:rPr>
-                                    <w:rFonts w:hAnsi="Calibri" w:cs="Times New Roman"/>
-                                    <w:color w:val="FFFFFF"/>
-                                    <w:szCs w:val="24"/>
-                                  </w:rPr>
-                                </w:pPr>
-                                <w:r>
-                                  <w:rPr>
-                                    <w:rFonts w:hAnsi="Calibri" w:cs="Times New Roman"/>
-                                    <w:color w:val="FFFFFF"/>
-                                  </w:rPr>
-                                  <w:t>1</w:t>
-                                </w:r>
-                              </w:p>
-                            </w:txbxContent>
-                          </v:textbox>
-                        </v:shape>
-                        <v:shape id="手繪多邊形: 圖案 75" o:spid="_x0000_s1066" style="position:absolute;left:5024;top:10248;width:2191;height:1753;visibility:visible;mso-wrap-style:square;v-text-anchor:middle" coordsize="453390,263525" o:spt="100" o:gfxdata="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" adj="-11796480,,5400" path="m84890,l453390,r,263525l84890,263525v-16145,,-25673,-70497,-25673,-94754l4819,221542,,54571,55658,89403c55658,65146,68745,,84890,xe" fillcolor="#5b9bd5 [3208]" strokecolor="#1f4d78 [1608]" strokeweight="1pt">
-                          <v:stroke joinstyle="miter"/>
-                          <v:formulas/>
-                          <v:path arrowok="t" o:connecttype="custom" o:connectlocs="41019,0;219078,0;219078,175260;41019,175260;28614,112243;2329,147339;0,36293;26894,59458;41019,0" o:connectangles="0,0,0,0,0,0,0,0,0" textboxrect="0,0,453390,263525"/>
-                          <v:textbox inset="0,0,0,0">
-                            <w:txbxContent>
-                              <w:p>
-                                <w:pPr>
-                                  <w:ind w:firstLine="115"/>
-                                  <w:jc w:val="center"/>
-                                  <w:rPr>
-                                    <w:rFonts w:hAnsi="Calibri" w:cs="Times New Roman"/>
-                                    <w:color w:val="FFFFFF"/>
-                                    <w:szCs w:val="24"/>
-                                  </w:rPr>
-                                </w:pPr>
-                                <w:r>
-                                  <w:rPr>
-                                    <w:rFonts w:hAnsi="Calibri" w:cs="Times New Roman"/>
-                                    <w:color w:val="FFFFFF"/>
-                                  </w:rPr>
-                                  <w:t>1</w:t>
-                                </w:r>
-                              </w:p>
-                            </w:txbxContent>
-                          </v:textbox>
-                        </v:shape>
-                        <v:shape id="手繪多邊形: 圖案 77" o:spid="_x0000_s1067" style="position:absolute;left:7834;top:10248;width:2191;height:1753;visibility:visible;mso-wrap-style:square;v-text-anchor:middle" coordsize="453390,263525" o:spt="100" o:gfxdata="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" adj="-11796480,,5400" path="m84890,l453390,r,263525l84890,263525v-16145,,-25673,-70497,-25673,-94754l4819,221542,,54571,55658,89403c55658,65146,68745,,84890,xe" fillcolor="#5b9bd5 [3208]" strokecolor="#1f4d78 [1608]" strokeweight="1pt">
-                          <v:stroke joinstyle="miter"/>
-                          <v:formulas/>
-                          <v:path arrowok="t" o:connecttype="custom" o:connectlocs="41019,0;219078,0;219078,175260;41019,175260;28614,112243;2329,147339;0,36293;26894,59458;41019,0" o:connectangles="0,0,0,0,0,0,0,0,0" textboxrect="0,0,453390,263525"/>
-                          <v:textbox inset="0,0,0,0">
-                            <w:txbxContent>
-                              <w:p>
-                                <w:pPr>
-                                  <w:ind w:firstLine="115"/>
-                                  <w:jc w:val="center"/>
-                                  <w:rPr>
-                                    <w:rFonts w:hAnsi="Calibri" w:cs="Times New Roman"/>
-                                    <w:color w:val="FFFFFF"/>
-                                    <w:szCs w:val="24"/>
-                                  </w:rPr>
-                                </w:pPr>
-                                <w:r>
-                                  <w:rPr>
-                                    <w:rFonts w:hAnsi="Calibri" w:cs="Times New Roman"/>
-                                    <w:color w:val="FFFFFF"/>
-                                  </w:rPr>
-                                  <w:t>1</w:t>
-                                </w:r>
-                              </w:p>
-                            </w:txbxContent>
-                          </v:textbox>
-                        </v:shape>
-                        <v:shape id="手繪多邊形: 圖案 78" o:spid="_x0000_s1068" style="position:absolute;left:10644;top:10248;width:2190;height:1753;visibility:visible;mso-wrap-style:square;v-text-anchor:middle" coordsize="453390,263525" o:spt="100" o:gfxdata="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" adj="-11796480,,5400" path="m84890,l453390,r,263525l84890,263525v-16145,,-25673,-70497,-25673,-94754l4819,221542,,54571,55658,89403c55658,65146,68745,,84890,xe" fillcolor="#5b9bd5 [3208]" strokecolor="#1f4d78 [1608]" strokeweight="1pt">
-                          <v:stroke joinstyle="miter"/>
-                          <v:formulas/>
-                          <v:path arrowok="t" o:connecttype="custom" o:connectlocs="41019,0;219078,0;219078,175260;41019,175260;28614,112243;2329,147339;0,36293;26894,59458;41019,0" o:connectangles="0,0,0,0,0,0,0,0,0" textboxrect="0,0,453390,263525"/>
-                          <v:textbox inset="0,0,0,0">
-                            <w:txbxContent>
-                              <w:p>
-                                <w:pPr>
-                                  <w:ind w:firstLine="115"/>
-                                  <w:jc w:val="center"/>
-                                  <w:rPr>
-                                    <w:rFonts w:hAnsi="Calibri" w:cs="Times New Roman"/>
-                                    <w:color w:val="FFFFFF"/>
-                                    <w:szCs w:val="24"/>
-                                  </w:rPr>
-                                </w:pPr>
-                                <w:r>
-                                  <w:rPr>
-                                    <w:rFonts w:hAnsi="Calibri" w:cs="Times New Roman"/>
-                                    <w:color w:val="FFFFFF"/>
-                                  </w:rPr>
-                                  <w:t>1</w:t>
-                                </w:r>
-                              </w:p>
-                            </w:txbxContent>
-                          </v:textbox>
-                        </v:shape>
-                        <v:shape id="手繪多邊形: 圖案 79" o:spid="_x0000_s1069" style="position:absolute;left:13520;top:10248;width:2191;height:1753;visibility:visible;mso-wrap-style:square;v-text-anchor:middle" coordsize="453390,263525" o:spt="100" o:gfxdata="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" adj="-11796480,,5400" path="m84890,l453390,r,263525l84890,263525v-16145,,-25673,-70497,-25673,-94754l4819,221542,,54571,55658,89403c55658,65146,68745,,84890,xe" fillcolor="#5b9bd5 [3208]" strokecolor="#1f4d78 [1608]" strokeweight="1pt">
-                          <v:stroke joinstyle="miter"/>
-                          <v:formulas/>
-                          <v:path arrowok="t" o:connecttype="custom" o:connectlocs="41019,0;219078,0;219078,175260;41019,175260;28614,112243;2329,147339;0,36293;26894,59458;41019,0" o:connectangles="0,0,0,0,0,0,0,0,0" textboxrect="0,0,453390,263525"/>
-                          <v:textbox inset="0,0,0,0">
-                            <w:txbxContent>
-                              <w:p>
-                                <w:pPr>
-                                  <w:ind w:firstLine="115"/>
-                                  <w:jc w:val="center"/>
-                                  <w:rPr>
-                                    <w:rFonts w:hAnsi="Calibri" w:cs="Times New Roman"/>
-                                    <w:color w:val="FFFFFF"/>
-                                    <w:szCs w:val="24"/>
-                                  </w:rPr>
-                                </w:pPr>
-                                <w:r>
-                                  <w:rPr>
-                                    <w:rFonts w:hAnsi="Calibri" w:cs="Times New Roman"/>
-                                    <w:color w:val="FFFFFF"/>
-                                  </w:rPr>
-                                  <w:t>1</w:t>
-                                </w:r>
-                              </w:p>
-                            </w:txbxContent>
-                          </v:textbox>
-                        </v:shape>
-                        <v:shape id="手繪多邊形: 圖案 80" o:spid="_x0000_s1070" style="position:absolute;left:16330;top:10248;width:2191;height:1753;visibility:visible;mso-wrap-style:square;v-text-anchor:middle" coordsize="453390,263525" o:spt="100" o:gfxdata="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" adj="-11796480,,5400" path="m84890,l453390,r,263525l84890,263525v-16145,,-25673,-70497,-25673,-94754l4819,221542,,54571,55658,89403c55658,65146,68745,,84890,xe" fillcolor="#5b9bd5 [3208]" strokecolor="#1f4d78 [1608]" strokeweight="1pt">
+                        <v:shape id="手繪多邊形: 圖案 10" o:spid="_x0000_s1051" style="position:absolute;left:16330;top:965;width:2191;height:1752;visibility:visible;mso-wrap-style:square;v-text-anchor:middle" coordsize="453390,263525" o:spt="100" o:gfxdata="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" adj="-11796480,,5400" path="m84890,l453390,r,263525l84890,263525v-16145,,-25673,-70497,-25673,-94754l4819,221542,,54571,55658,89403c55658,65146,68745,,84890,xe" fillcolor="#5b9bd5 [3208]" strokecolor="#1f4d78 [1608]" strokeweight="1pt">
                           <v:stroke joinstyle="miter"/>
                           <v:formulas/>
                           <v:path arrowok="t" o:connecttype="custom" o:connectlocs="41019,0;219078,0;219078,175260;41019,175260;28614,112243;2329,147339;0,36293;26894,59458;41019,0" o:connectangles="0,0,0,0,0,0,0,0,0" textboxrect="0,0,453390,263525"/>
@@ -9744,7 +7827,412 @@
               </mc:AlternateContent>
             </w:r>
           </w:p>
-          <w:p/>
+          <w:p>
+            <w:pPr>
+              <w:spacing w:line="200" w:lineRule="exact"/>
+              <w:rPr>
+                <w:sz w:val="16"/>
+                <w:szCs w:val="14"/>
+              </w:rPr>
+            </w:pPr>
+            <w:r>
+              <w:rPr>
+                <w:sz w:val="14"/>
+                <w:szCs w:val="14"/>
+              </w:rPr>
+              <w:t xml:space="preserve"> </w:t>
+            </w:r>
+            <w:r>
+              <w:rPr>
+                <w:color w:val="538135" w:themeColor="accent6" w:themeShade="BF"/>
+              </w:rPr>
+              <w:t>'</w:t>
+            </w:r>
+            <w:r>
+              <w:rPr>
+                <w:sz w:val="14"/>
+                <w:szCs w:val="14"/>
+              </w:rPr>
+              <w:t xml:space="preserve">  </w:t>
+            </w:r>
+            <w:r>
+              <w:rPr>
+                <w:sz w:val="14"/>
+                <w:szCs w:val="14"/>
+              </w:rPr>
+              <w:t xml:space="preserve"> </w:t>
+            </w:r>
+            <w:r>
+              <w:rPr>
+                <w:sz w:val="14"/>
+                <w:szCs w:val="14"/>
+              </w:rPr>
+              <w:t xml:space="preserve"> { </w:t>
+            </w:r>
+            <w:r>
+              <w:rPr>
+                <w:color w:val="538135" w:themeColor="accent6" w:themeShade="BF"/>
+              </w:rPr>
+              <w:t>'</w:t>
+            </w:r>
+            <w:r>
+              <w:rPr>
+                <w:rFonts w:hint="eastAsia"/>
+                <w:color w:val="4472C4" w:themeColor="accent1"/>
+                <w:sz w:val="18"/>
+                <w:szCs w:val="16"/>
+              </w:rPr>
+              <w:t>+</w:t>
+            </w:r>
+            <w:r>
+              <w:rPr>
+                <w:color w:val="FF0000"/>
+                <w:sz w:val="14"/>
+                <w:szCs w:val="14"/>
+              </w:rPr>
+              <w:t>value_00</w:t>
+            </w:r>
+            <w:r>
+              <w:rPr>
+                <w:rFonts w:hint="eastAsia"/>
+                <w:color w:val="4472C4" w:themeColor="accent1"/>
+                <w:sz w:val="18"/>
+                <w:szCs w:val="16"/>
+              </w:rPr>
+              <w:t>+</w:t>
+            </w:r>
+            <w:r>
+              <w:rPr>
+                <w:color w:val="538135" w:themeColor="accent6" w:themeShade="BF"/>
+              </w:rPr>
+              <w:t>'</w:t>
+            </w:r>
+            <w:r>
+              <w:rPr>
+                <w:sz w:val="14"/>
+                <w:szCs w:val="14"/>
+              </w:rPr>
+              <w:t>,</w:t>
+            </w:r>
+            <w:r>
+              <w:rPr>
+                <w:color w:val="538135" w:themeColor="accent6" w:themeShade="BF"/>
+              </w:rPr>
+              <w:t>'</w:t>
+            </w:r>
+            <w:r>
+              <w:rPr>
+                <w:sz w:val="14"/>
+                <w:szCs w:val="14"/>
+              </w:rPr>
+              <w:t xml:space="preserve"> </w:t>
+            </w:r>
+            <w:r>
+              <w:rPr>
+                <w:rFonts w:hint="eastAsia"/>
+                <w:color w:val="4472C4" w:themeColor="accent1"/>
+                <w:sz w:val="18"/>
+                <w:szCs w:val="16"/>
+              </w:rPr>
+              <w:t>+</w:t>
+            </w:r>
+            <w:r>
+              <w:rPr>
+                <w:color w:val="FF0000"/>
+                <w:sz w:val="14"/>
+                <w:szCs w:val="14"/>
+              </w:rPr>
+              <w:t>value_01</w:t>
+            </w:r>
+            <w:r>
+              <w:rPr>
+                <w:rFonts w:hint="eastAsia"/>
+                <w:color w:val="4472C4" w:themeColor="accent1"/>
+                <w:sz w:val="18"/>
+                <w:szCs w:val="16"/>
+              </w:rPr>
+              <w:t>+</w:t>
+            </w:r>
+            <w:r>
+              <w:rPr>
+                <w:color w:val="538135" w:themeColor="accent6" w:themeShade="BF"/>
+              </w:rPr>
+              <w:t>'</w:t>
+            </w:r>
+            <w:r>
+              <w:rPr>
+                <w:sz w:val="14"/>
+                <w:szCs w:val="14"/>
+              </w:rPr>
+              <w:t>,</w:t>
+            </w:r>
+            <w:r>
+              <w:rPr>
+                <w:color w:val="538135" w:themeColor="accent6" w:themeShade="BF"/>
+              </w:rPr>
+              <w:t>'</w:t>
+            </w:r>
+            <w:r>
+              <w:rPr>
+                <w:sz w:val="14"/>
+                <w:szCs w:val="14"/>
+              </w:rPr>
+              <w:t xml:space="preserve"> </w:t>
+            </w:r>
+            <w:r>
+              <w:rPr>
+                <w:rFonts w:hint="eastAsia"/>
+                <w:color w:val="4472C4" w:themeColor="accent1"/>
+                <w:sz w:val="18"/>
+                <w:szCs w:val="16"/>
+              </w:rPr>
+              <w:t>+</w:t>
+            </w:r>
+            <w:r>
+              <w:rPr>
+                <w:color w:val="FF0000"/>
+                <w:sz w:val="14"/>
+                <w:szCs w:val="14"/>
+              </w:rPr>
+              <w:t>value_02</w:t>
+            </w:r>
+            <w:r>
+              <w:rPr>
+                <w:rFonts w:hint="eastAsia"/>
+                <w:color w:val="4472C4" w:themeColor="accent1"/>
+                <w:sz w:val="18"/>
+                <w:szCs w:val="16"/>
+              </w:rPr>
+              <w:t>+</w:t>
+            </w:r>
+            <w:r>
+              <w:rPr>
+                <w:color w:val="538135" w:themeColor="accent6" w:themeShade="BF"/>
+              </w:rPr>
+              <w:t>'</w:t>
+            </w:r>
+            <w:r>
+              <w:rPr>
+                <w:sz w:val="14"/>
+                <w:szCs w:val="14"/>
+              </w:rPr>
+              <w:t>,</w:t>
+            </w:r>
+            <w:r>
+              <w:rPr>
+                <w:color w:val="538135" w:themeColor="accent6" w:themeShade="BF"/>
+              </w:rPr>
+              <w:t>'</w:t>
+            </w:r>
+            <w:r>
+              <w:rPr>
+                <w:sz w:val="14"/>
+                <w:szCs w:val="14"/>
+              </w:rPr>
+              <w:t xml:space="preserve"> </w:t>
+            </w:r>
+            <w:r>
+              <w:rPr>
+                <w:rFonts w:hint="eastAsia"/>
+                <w:color w:val="4472C4" w:themeColor="accent1"/>
+                <w:sz w:val="18"/>
+                <w:szCs w:val="16"/>
+              </w:rPr>
+              <w:t>+</w:t>
+            </w:r>
+            <w:r>
+              <w:rPr>
+                <w:color w:val="FF0000"/>
+                <w:sz w:val="14"/>
+                <w:szCs w:val="14"/>
+              </w:rPr>
+              <w:t>value_03</w:t>
+            </w:r>
+            <w:r>
+              <w:rPr>
+                <w:rFonts w:hint="eastAsia"/>
+                <w:color w:val="4472C4" w:themeColor="accent1"/>
+                <w:sz w:val="18"/>
+                <w:szCs w:val="16"/>
+              </w:rPr>
+              <w:t>+</w:t>
+            </w:r>
+            <w:r>
+              <w:rPr>
+                <w:color w:val="538135" w:themeColor="accent6" w:themeShade="BF"/>
+              </w:rPr>
+              <w:t>'</w:t>
+            </w:r>
+            <w:r>
+              <w:rPr>
+                <w:sz w:val="14"/>
+                <w:szCs w:val="14"/>
+              </w:rPr>
+              <w:t>,</w:t>
+            </w:r>
+            <w:r>
+              <w:rPr>
+                <w:color w:val="538135" w:themeColor="accent6" w:themeShade="BF"/>
+              </w:rPr>
+              <w:t>'</w:t>
+            </w:r>
+            <w:r>
+              <w:rPr>
+                <w:sz w:val="14"/>
+                <w:szCs w:val="14"/>
+              </w:rPr>
+              <w:t xml:space="preserve"> </w:t>
+            </w:r>
+            <w:r>
+              <w:rPr>
+                <w:rFonts w:hint="eastAsia"/>
+                <w:color w:val="4472C4" w:themeColor="accent1"/>
+                <w:sz w:val="18"/>
+                <w:szCs w:val="16"/>
+              </w:rPr>
+              <w:t>+</w:t>
+            </w:r>
+            <w:r>
+              <w:rPr>
+                <w:color w:val="FF0000"/>
+                <w:sz w:val="14"/>
+                <w:szCs w:val="14"/>
+              </w:rPr>
+              <w:t>value_04</w:t>
+            </w:r>
+            <w:r>
+              <w:rPr>
+                <w:rFonts w:hint="eastAsia"/>
+                <w:color w:val="4472C4" w:themeColor="accent1"/>
+                <w:sz w:val="18"/>
+                <w:szCs w:val="16"/>
+              </w:rPr>
+              <w:t>+</w:t>
+            </w:r>
+            <w:r>
+              <w:rPr>
+                <w:color w:val="538135" w:themeColor="accent6" w:themeShade="BF"/>
+              </w:rPr>
+              <w:t>'</w:t>
+            </w:r>
+            <w:r>
+              <w:rPr>
+                <w:sz w:val="14"/>
+                <w:szCs w:val="14"/>
+              </w:rPr>
+              <w:t>,</w:t>
+            </w:r>
+            <w:r>
+              <w:rPr>
+                <w:color w:val="538135" w:themeColor="accent6" w:themeShade="BF"/>
+              </w:rPr>
+              <w:t>'</w:t>
+            </w:r>
+            <w:r>
+              <w:rPr>
+                <w:sz w:val="14"/>
+                <w:szCs w:val="14"/>
+              </w:rPr>
+              <w:t xml:space="preserve"> </w:t>
+            </w:r>
+            <w:r>
+              <w:rPr>
+                <w:rFonts w:hint="eastAsia"/>
+                <w:color w:val="4472C4" w:themeColor="accent1"/>
+                <w:sz w:val="18"/>
+                <w:szCs w:val="16"/>
+              </w:rPr>
+              <w:t>+</w:t>
+            </w:r>
+            <w:r>
+              <w:rPr>
+                <w:color w:val="FF0000"/>
+                <w:sz w:val="14"/>
+                <w:szCs w:val="14"/>
+              </w:rPr>
+              <w:t>value_05</w:t>
+            </w:r>
+            <w:r>
+              <w:rPr>
+                <w:rFonts w:hint="eastAsia"/>
+                <w:color w:val="4472C4" w:themeColor="accent1"/>
+                <w:sz w:val="14"/>
+                <w:szCs w:val="14"/>
+              </w:rPr>
+              <w:t>+</w:t>
+            </w:r>
+            <w:r>
+              <w:rPr>
+                <w:sz w:val="14"/>
+                <w:szCs w:val="14"/>
+              </w:rPr>
+              <w:t xml:space="preserve"> </w:t>
+            </w:r>
+            <w:r>
+              <w:rPr>
+                <w:color w:val="538135" w:themeColor="accent6" w:themeShade="BF"/>
+              </w:rPr>
+              <w:t>'</w:t>
+            </w:r>
+            <w:r>
+              <w:rPr>
+                <w:sz w:val="14"/>
+                <w:szCs w:val="14"/>
+              </w:rPr>
+              <w:t>},</w:t>
+            </w:r>
+            <w:r>
+              <w:rPr>
+                <w:color w:val="538135" w:themeColor="accent6" w:themeShade="BF"/>
+              </w:rPr>
+              <w:t>'</w:t>
+            </w:r>
+          </w:p>
+          <w:p>
+            <w:pPr>
+              <w:spacing w:line="200" w:lineRule="exact"/>
+              <w:rPr>
+                <w:sz w:val="16"/>
+                <w:szCs w:val="14"/>
+              </w:rPr>
+            </w:pPr>
+          </w:p>
+          <w:p>
+            <w:pPr>
+              <w:spacing w:line="200" w:lineRule="exact"/>
+              <w:rPr>
+                <w:sz w:val="16"/>
+                <w:szCs w:val="14"/>
+              </w:rPr>
+            </w:pPr>
+          </w:p>
+          <w:p>
+            <w:pPr>
+              <w:spacing w:line="200" w:lineRule="exact"/>
+              <w:rPr>
+                <w:sz w:val="16"/>
+                <w:szCs w:val="14"/>
+              </w:rPr>
+            </w:pPr>
+          </w:p>
+          <w:p>
+            <w:pPr>
+              <w:spacing w:line="200" w:lineRule="exact"/>
+              <w:rPr>
+                <w:rFonts w:hint="eastAsia"/>
+                <w:sz w:val="16"/>
+                <w:szCs w:val="14"/>
+              </w:rPr>
+            </w:pPr>
+          </w:p>
+          <w:p>
+            <w:pPr>
+              <w:spacing w:line="200" w:lineRule="exact"/>
+              <w:rPr>
+                <w:rFonts w:hint="eastAsia"/>
+              </w:rPr>
+            </w:pPr>
+          </w:p>
           <w:p>
             <w:pPr>
               <w:spacing w:line="200" w:lineRule="exact"/>
@@ -11716,7 +10204,7 @@
                 </mc:Choice>
                 <mc:Fallback>
                   <w:pict>
-                    <v:shape w14:anchorId="1C9A4427" id="圓角矩形 4" o:spid="_x0000_s1071" style="width:103.2pt;height:23.3pt;visibility:visible;mso-wrap-style:square;mso-left-percent:-10001;mso-top-percent:-10001;mso-position-horizontal:absolute;mso-position-horizontal-relative:char;mso-position-vertical:absolute;mso-position-vertical-relative:line;mso-left-percent:-10001;mso-top-percent:-10001;v-text-anchor:middle" coordsize="4424680,421640" o:spt="100" o:gfxdata="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" adj="-11796480,,5400" path="m,60115c,26914,26914,,60115,v96802,,147883,121920,290405,l4364565,v33201,,60115,26914,60115,60115l4424680,300565v,33201,-26914,60115,-60115,60115l330200,360680v-191628,137160,-180057,,-270085,c26914,360680,,333766,,300565l,60115xe" fillcolor="#4472c4 [3204]" strokecolor="#1f3763 [1604]" strokeweight="1pt">
+                    <v:shape w14:anchorId="1C9A4427" id="_x0000_s1052" style="width:103.2pt;height:23.3pt;visibility:visible;mso-wrap-style:square;mso-left-percent:-10001;mso-top-percent:-10001;mso-position-horizontal:absolute;mso-position-horizontal-relative:char;mso-position-vertical:absolute;mso-position-vertical-relative:line;mso-left-percent:-10001;mso-top-percent:-10001;v-text-anchor:middle" coordsize="4424680,421640" o:spt="100" o:gfxdata="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" adj="-11796480,,5400" path="m,60115c,26914,26914,,60115,v96802,,147883,121920,290405,l4364565,v33201,,60115,26914,60115,60115l4424680,300565v,33201,-26914,60115,-60115,60115l330200,360680v-191628,137160,-180057,,-270085,c26914,360680,,333766,,300565l,60115xe" fillcolor="#4472c4 [3204]" strokecolor="#1f3763 [1604]" strokeweight="1pt">
                       <v:stroke joinstyle="miter"/>
                       <v:formulas/>
                       <v:path arrowok="t" o:connecttype="custom" o:connectlocs="0,42196;17807,0;103828,0;1292830,0;1310637,42196;1310637,210974;1292830,253170;97809,253170;17807,253170;0,210974;0,42196" o:connectangles="0,0,0,0,0,0,0,0,0,0,0" textboxrect="0,0,4424680,421640"/>
@@ -14277,7 +12765,7 @@
                 </mc:Choice>
                 <mc:Fallback>
                   <w:pict>
-                    <v:shape w14:anchorId="7320AF24" id="_x0000_s1072" style="width:157.25pt;height:33.2pt;visibility:visible;mso-wrap-style:square;mso-left-percent:-10001;mso-top-percent:-10001;mso-position-horizontal:absolute;mso-position-horizontal-relative:char;mso-position-vertical:absolute;mso-position-vertical-relative:line;mso-left-percent:-10001;mso-top-percent:-10001;v-text-anchor:middle" coordsize="4424680,421640" o:spt="100" o:gfxdata="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" adj="-11796480,,5400" path="m,60115c,26914,26914,,60115,v96802,,147883,121920,290405,l4364565,v33201,,60115,26914,60115,60115l4424680,300565v,33201,-26914,60115,-60115,60115l330200,360680v-191628,137160,-180057,,-270085,c26914,360680,,333766,,300565l,60115xe" fillcolor="#4472c4 [3204]" strokecolor="#1f3763 [1604]" strokeweight="1pt">
+                    <v:shape w14:anchorId="7320AF24" id="_x0000_s1053" style="width:157.25pt;height:33.2pt;visibility:visible;mso-wrap-style:square;mso-left-percent:-10001;mso-top-percent:-10001;mso-position-horizontal:absolute;mso-position-horizontal-relative:char;mso-position-vertical:absolute;mso-position-vertical-relative:line;mso-left-percent:-10001;mso-top-percent:-10001;v-text-anchor:middle" coordsize="4424680,421640" o:spt="100" o:gfxdata="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" adj="-11796480,,5400" path="m,60115c,26914,26914,,60115,v96802,,147883,121920,290405,l4364565,v33201,,60115,26914,60115,60115l4424680,300565v,33201,-26914,60115,-60115,60115l330200,360680v-191628,137160,-180057,,-270085,c26914,360680,,333766,,300565l,60115xe" fillcolor="#4472c4 [3204]" strokecolor="#1f3763 [1604]" strokeweight="1pt">
                       <v:stroke joinstyle="miter"/>
                       <v:formulas/>
                       <v:path arrowok="t" o:connecttype="custom" o:connectlocs="0,60115;27132,0;158205,0;1969917,0;1997049,60115;1997049,300565;1969917,360680;149034,360680;27132,360680;0,300565;0,60115" o:connectangles="0,0,0,0,0,0,0,0,0,0,0" textboxrect="0,0,4424680,421640"/>
@@ -14867,7 +13355,7 @@
                 </mc:Choice>
                 <mc:Fallback>
                   <w:pict>
-                    <v:shape w14:anchorId="751A0250" id="圓角矩形 48" o:spid="_x0000_s1073" style="position:absolute;margin-left:-.7pt;margin-top:18.4pt;width:99.05pt;height:20.75pt;z-index:251659264;visibility:visible;mso-wrap-style:square;mso-width-percent:0;mso-wrap-distance-left:9pt;mso-wrap-distance-top:0;mso-wrap-distance-right:9pt;mso-wrap-distance-bottom:0;mso-position-horizontal:absolute;mso-position-horizontal-relative:text;mso-position-vertical:absolute;mso-position-vertical-relative:text;mso-width-percent:0;mso-width-relative:margin;v-text-anchor:middle" coordsize="4625868,375557" o:spt="100" o:gfxdata="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" adj="-11796480,,5400" path="m119183,127411c119183,92841,147207,,181777,l4563274,v34570,,62594,28024,62594,62594l4625868,312963v,34570,-28024,62594,-62594,62594l181777,375557v-34570,,-54974,-100467,-54974,-135037l10319,315726,,77770r119183,49641xe" fillcolor="#ffc000 [3207]" strokecolor="#7f5f00 [1607]" strokeweight="1pt">
+                    <v:shape w14:anchorId="751A0250" id="圓角矩形 48" o:spid="_x0000_s1054" style="position:absolute;margin-left:-.7pt;margin-top:18.4pt;width:99.05pt;height:20.75pt;z-index:251659264;visibility:visible;mso-wrap-style:square;mso-width-percent:0;mso-wrap-distance-left:9pt;mso-wrap-distance-top:0;mso-wrap-distance-right:9pt;mso-wrap-distance-bottom:0;mso-position-horizontal:absolute;mso-position-horizontal-relative:text;mso-position-vertical:absolute;mso-position-vertical-relative:text;mso-width-percent:0;mso-width-relative:margin;v-text-anchor:middle" coordsize="4625868,375557" o:spt="100" o:gfxdata="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" adj="-11796480,,5400" path="m119183,127411c119183,92841,147207,,181777,l4563274,v34570,,62594,28024,62594,62594l4625868,312963v,34570,-28024,62594,-62594,62594l181777,375557v-34570,,-54974,-100467,-54974,-135037l10319,315726,,77770r119183,49641xe" fillcolor="#ffc000 [3207]" strokecolor="#7f5f00 [1607]" strokeweight="1pt">
                       <v:stroke joinstyle="miter"/>
                       <v:formulas/>
                       <v:path arrowok="t" o:connecttype="custom" o:connectlocs="32403,89403;49421,0;1240641,0;1257659,43922;1257659,219603;1240641,263525;49421,263525;34475,168771;2805,221542;0,54571;32403,89403" o:connectangles="0,0,0,0,0,0,0,0,0,0,0" textboxrect="0,0,4625868,375557"/>
@@ -15334,7 +13822,7 @@
                 </mc:Choice>
                 <mc:Fallback>
                   <w:pict>
-                    <v:shape w14:anchorId="092198D6" id="_x0000_s1074" style="width:203.5pt;height:33.2pt;visibility:visible;mso-wrap-style:square;mso-left-percent:-10001;mso-top-percent:-10001;mso-position-horizontal:absolute;mso-position-horizontal-relative:char;mso-position-vertical:absolute;mso-position-vertical-relative:line;mso-left-percent:-10001;mso-top-percent:-10001;v-text-anchor:middle" coordsize="4424680,421640" o:spt="100" o:gfxdata="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" adj="-11796480,,5400" path="m,60115c,26914,26914,,60115,v96802,,147883,121920,290405,l4364565,v33201,,60115,26914,60115,60115l4424680,300565v,33201,-26914,60115,-60115,60115l330200,360680v-191628,137160,-180057,,-270085,c26914,360680,,333766,,300565l,60115xe" fillcolor="#4472c4 [3204]" strokecolor="#1f3763 [1604]" strokeweight="1pt">
+                    <v:shape w14:anchorId="092198D6" id="_x0000_s1055" style="width:203.5pt;height:33.2pt;visibility:visible;mso-wrap-style:square;mso-left-percent:-10001;mso-top-percent:-10001;mso-position-horizontal:absolute;mso-position-horizontal-relative:char;mso-position-vertical:absolute;mso-position-vertical-relative:line;mso-left-percent:-10001;mso-top-percent:-10001;v-text-anchor:middle" coordsize="4424680,421640" o:spt="100" o:gfxdata="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" adj="-11796480,,5400" path="m,60115c,26914,26914,,60115,v96802,,147883,121920,290405,l4364565,v33201,,60115,26914,60115,60115l4424680,300565v,33201,-26914,60115,-60115,60115l330200,360680v-191628,137160,-180057,,-270085,c26914,360680,,333766,,300565l,60115xe" fillcolor="#4472c4 [3204]" strokecolor="#1f3763 [1604]" strokeweight="1pt">
                       <v:stroke joinstyle="miter"/>
                       <v:formulas/>
                       <v:path arrowok="t" o:connecttype="custom" o:connectlocs="0,60115;35113,0;204738,0;2549337,0;2584450,60115;2584450,300565;2549337,360680;192869,360680;35113,360680;0,300565;0,60115" o:connectangles="0,0,0,0,0,0,0,0,0,0,0" textboxrect="0,0,4424680,421640"/>

--- a/tools/myCustomBlockly/iMi/ESP32Map/ESP32Map規劃.docx
+++ b/tools/myCustomBlockly/iMi/ESP32Map/ESP32Map規劃.docx
@@ -5194,16 +5194,7 @@
                 <w:sz w:val="20"/>
                 <w:szCs w:val="20"/>
               </w:rPr>
-              <w:t>spmap_map</w:t>
-            </w:r>
-            <w:r>
-              <w:rPr>
-                <w:rFonts w:ascii="Arial Unicode MS" w:hAnsi="Arial Unicode MS"/>
-                <w:color w:val="008800"/>
-                <w:sz w:val="20"/>
-                <w:szCs w:val="20"/>
-              </w:rPr>
-              <w:t>s</w:t>
+              <w:t>spmap_maps</w:t>
             </w:r>
           </w:p>
           <w:p>
@@ -5771,9 +5762,6 @@
                                   <w:pPr>
                                     <w:pStyle w:val="Web"/>
                                     <w:spacing w:before="0" w:beforeAutospacing="0" w:after="0" w:afterAutospacing="0"/>
-                                    <w:rPr>
-                                      <w:rFonts w:hint="eastAsia"/>
-                                    </w:rPr>
                                   </w:pPr>
                                   <w:r>
                                     <w:rPr>
@@ -5810,9 +5798,6 @@
                             <w:pPr>
                               <w:pStyle w:val="Web"/>
                               <w:spacing w:before="0" w:beforeAutospacing="0" w:after="0" w:afterAutospacing="0"/>
-                              <w:rPr>
-                                <w:rFonts w:hint="eastAsia"/>
-                              </w:rPr>
                             </w:pPr>
                             <w:r>
                               <w:rPr>
@@ -5858,7 +5843,7 @@
               <w:adjustRightInd w:val="0"/>
               <w:snapToGrid w:val="0"/>
               <w:rPr>
-                <w:rFonts w:ascii="Arial Unicode MS" w:hAnsi="Arial Unicode MS" w:hint="eastAsia"/>
+                <w:rFonts w:ascii="Arial Unicode MS" w:hAnsi="Arial Unicode MS"/>
                 <w:color w:val="008800"/>
                 <w:sz w:val="20"/>
                 <w:szCs w:val="20"/>
@@ -6281,7 +6266,7 @@
               <w:adjustRightInd w:val="0"/>
               <w:snapToGrid w:val="0"/>
               <w:rPr>
-                <w:rFonts w:ascii="Arial Unicode MS" w:hAnsi="Arial Unicode MS" w:hint="eastAsia"/>
+                <w:rFonts w:ascii="Arial Unicode MS" w:hAnsi="Arial Unicode MS"/>
                 <w:color w:val="008800"/>
                 <w:sz w:val="20"/>
                 <w:szCs w:val="20"/>
@@ -6390,7 +6375,7 @@
                               </a:xfrm>
                             </wpg:grpSpPr>
                             <wps:wsp>
-                              <wps:cNvPr id="2" name="圓角矩形 4">
+                              <wps:cNvPr id="6" name="圓角矩形 4">
                                 <a:extLst>
                                   <a:ext uri="{FF2B5EF4-FFF2-40B4-BE49-F238E27FC236}">
                                     <a16:creationId xmlns:a16="http://schemas.microsoft.com/office/drawing/2014/main" id="{12693324-BB8A-4EF0-911F-120B52AF01D0}"/>
@@ -6726,7 +6711,7 @@
                               </wps:bodyPr>
                             </wps:wsp>
                             <wpg:grpSp>
-                              <wpg:cNvPr id="3" name="群組 3">
+                              <wpg:cNvPr id="7" name="群組 3">
                                 <a:extLst>
                                   <a:ext uri="{FF2B5EF4-FFF2-40B4-BE49-F238E27FC236}">
                                     <a16:creationId xmlns:a16="http://schemas.microsoft.com/office/drawing/2014/main" id="{B3D6B8DE-20C5-4DB9-9BC7-6B43F9F9D937}"/>
@@ -6743,7 +6728,7 @@
                                 </a:xfrm>
                               </wpg:grpSpPr>
                               <wps:wsp>
-                                <wps:cNvPr id="5" name="手繪多邊形: 圖案 5">
+                                <wps:cNvPr id="8" name="手繪多邊形: 圖案 5">
                                   <a:extLst>
                                     <a:ext uri="{FF2B5EF4-FFF2-40B4-BE49-F238E27FC236}">
                                       <a16:creationId xmlns:a16="http://schemas.microsoft.com/office/drawing/2014/main" id="{CA69C971-2702-4CBF-B887-2808C3511312}"/>
@@ -6893,7 +6878,7 @@
                                 </wps:bodyPr>
                               </wps:wsp>
                               <wps:wsp>
-                                <wps:cNvPr id="6" name="手繪多邊形: 圖案 6">
+                                <wps:cNvPr id="9" name="手繪多邊形: 圖案 6">
                                   <a:extLst>
                                     <a:ext uri="{FF2B5EF4-FFF2-40B4-BE49-F238E27FC236}">
                                       <a16:creationId xmlns:a16="http://schemas.microsoft.com/office/drawing/2014/main" id="{DC3ECA74-FB0E-4100-B7F7-0500A237D421}"/>
@@ -7043,7 +7028,7 @@
                                 </wps:bodyPr>
                               </wps:wsp>
                               <wps:wsp>
-                                <wps:cNvPr id="7" name="手繪多邊形: 圖案 7">
+                                <wps:cNvPr id="10" name="手繪多邊形: 圖案 7">
                                   <a:extLst>
                                     <a:ext uri="{FF2B5EF4-FFF2-40B4-BE49-F238E27FC236}">
                                       <a16:creationId xmlns:a16="http://schemas.microsoft.com/office/drawing/2014/main" id="{78138566-24AD-4699-928B-2EB8A9FEF365}"/>
@@ -7193,7 +7178,7 @@
                                 </wps:bodyPr>
                               </wps:wsp>
                               <wps:wsp>
-                                <wps:cNvPr id="8" name="手繪多邊形: 圖案 8">
+                                <wps:cNvPr id="11" name="手繪多邊形: 圖案 8">
                                   <a:extLst>
                                     <a:ext uri="{FF2B5EF4-FFF2-40B4-BE49-F238E27FC236}">
                                       <a16:creationId xmlns:a16="http://schemas.microsoft.com/office/drawing/2014/main" id="{E5EE9EAE-AF7F-4C0E-ADFC-6090D13F9E2B}"/>
@@ -7343,7 +7328,7 @@
                                 </wps:bodyPr>
                               </wps:wsp>
                               <wps:wsp>
-                                <wps:cNvPr id="9" name="手繪多邊形: 圖案 9">
+                                <wps:cNvPr id="14" name="手繪多邊形: 圖案 9">
                                   <a:extLst>
                                     <a:ext uri="{FF2B5EF4-FFF2-40B4-BE49-F238E27FC236}">
                                       <a16:creationId xmlns:a16="http://schemas.microsoft.com/office/drawing/2014/main" id="{FB5B7E53-40D1-4385-B45F-5DA60EF3CDE8}"/>
@@ -7493,7 +7478,7 @@
                                 </wps:bodyPr>
                               </wps:wsp>
                               <wps:wsp>
-                                <wps:cNvPr id="10" name="手繪多邊形: 圖案 10">
+                                <wps:cNvPr id="15" name="手繪多邊形: 圖案 10">
                                   <a:extLst>
                                     <a:ext uri="{FF2B5EF4-FFF2-40B4-BE49-F238E27FC236}">
                                       <a16:creationId xmlns:a16="http://schemas.microsoft.com/office/drawing/2014/main" id="{07F9982E-E889-44E5-ACF9-ED931F71E801}"/>
@@ -7651,13 +7636,13 @@
                 </mc:Choice>
                 <mc:Fallback>
                   <w:pict>
-                    <v:group w14:anchorId="21FB4D4D" id="群組 3" o:spid="_x0000_s1043" style="width:163.65pt;height:28.05pt;mso-position-horizontal-relative:char;mso-position-vertical-relative:line" coordsize="20782,3560" o:gfxdata="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">
-                      <v:shape id="_x0000_s1044" style="position:absolute;width:20782;height:3560;visibility:visible;mso-wrap-style:square;v-text-anchor:middle" coordsize="4424680,377646" o:gfxdata="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" path="m,60115c,26914,26914,,60115,v96802,,67273,56799,290405,l4364565,v33201,,60115,26914,60115,60115l4424680,300565v,33201,-26914,60115,-60115,60115l330200,360680v-159383,38175,-180057,,-270085,c26914,360680,,333766,,300565l,60115xe" fillcolor="#4472c4 [3204]" strokecolor="#1f3763 [1604]" strokeweight="1pt">
+                    <v:group w14:anchorId="21FB4D4D" id="群組 3" o:spid="_x0000_s1043" style="width:163.65pt;height:28.05pt;mso-position-horizontal-relative:char;mso-position-vertical-relative:line" coordsize="20782,3560" o:gfxdata="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">
+                      <v:shape id="_x0000_s1044" style="position:absolute;width:20782;height:3560;visibility:visible;mso-wrap-style:square;v-text-anchor:middle" coordsize="4424680,377646" o:gfxdata="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" path="m,60115c,26914,26914,,60115,v96802,,67273,56799,290405,l4364565,v33201,,60115,26914,60115,60115l4424680,300565v,33201,-26914,60115,-60115,60115l330200,360680v-159383,38175,-180057,,-270085,c26914,360680,,333766,,300565l,60115xe" fillcolor="#4472c4 [3204]" strokecolor="#1f3763 [1604]" strokeweight="1pt">
                         <v:stroke joinstyle="miter"/>
                         <v:path arrowok="t" o:connecttype="custom" o:connectlocs="0,56672;28235,0;164636,0;2049993,0;2078228,56672;2078228,283352;2049993,340025;155092,340025;28235,340025;0,283352;0,56672" o:connectangles="0,0,0,0,0,0,0,0,0,0,0"/>
                       </v:shape>
-                      <v:group id="_x0000_s1045" style="position:absolute;left:2214;top:965;width:16307;height:1752" coordorigin="2214,965" coordsize="16306,1752" o:gfxdata="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">
-                        <v:shape id="手繪多邊形: 圖案 5" o:spid="_x0000_s1046" style="position:absolute;left:2214;top:965;width:2191;height:1752;visibility:visible;mso-wrap-style:square;v-text-anchor:middle" coordsize="453390,263525" o:spt="100" o:gfxdata="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" adj="-11796480,,5400" path="m84890,l453390,r,263525l84890,263525v-16145,,-25673,-70497,-25673,-94754l4819,221542,,54571,55658,89403c55658,65146,68745,,84890,xe" fillcolor="#5b9bd5 [3208]" strokecolor="#1f4d78 [1608]" strokeweight="1pt">
+                      <v:group id="_x0000_s1045" style="position:absolute;left:2214;top:965;width:16307;height:1752" coordorigin="2214,965" coordsize="16306,1752" o:gfxdata="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">
+                        <v:shape id="手繪多邊形: 圖案 5" o:spid="_x0000_s1046" style="position:absolute;left:2214;top:965;width:2191;height:1752;visibility:visible;mso-wrap-style:square;v-text-anchor:middle" coordsize="453390,263525" o:spt="100" o:gfxdata="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" adj="-11796480,,5400" path="m84890,l453390,r,263525l84890,263525v-16145,,-25673,-70497,-25673,-94754l4819,221542,,54571,55658,89403c55658,65146,68745,,84890,xe" fillcolor="#5b9bd5 [3208]" strokecolor="#1f4d78 [1608]" strokeweight="1pt">
                           <v:stroke joinstyle="miter"/>
                           <v:formulas/>
                           <v:path arrowok="t" o:connecttype="custom" o:connectlocs="41019,0;219078,0;219078,175260;41019,175260;28614,112243;2329,147339;0,36293;26894,59458;41019,0" o:connectangles="0,0,0,0,0,0,0,0,0" textboxrect="0,0,453390,263525"/>
@@ -7684,7 +7669,7 @@
                             </w:txbxContent>
                           </v:textbox>
                         </v:shape>
-                        <v:shape id="手繪多邊形: 圖案 6" o:spid="_x0000_s1047" style="position:absolute;left:5024;top:965;width:2191;height:1752;visibility:visible;mso-wrap-style:square;v-text-anchor:middle" coordsize="453390,263525" o:spt="100" o:gfxdata="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" adj="-11796480,,5400" path="m84890,l453390,r,263525l84890,263525v-16145,,-25673,-70497,-25673,-94754l4819,221542,,54571,55658,89403c55658,65146,68745,,84890,xe" fillcolor="#5b9bd5 [3208]" strokecolor="#1f4d78 [1608]" strokeweight="1pt">
+                        <v:shape id="手繪多邊形: 圖案 6" o:spid="_x0000_s1047" style="position:absolute;left:5024;top:965;width:2191;height:1752;visibility:visible;mso-wrap-style:square;v-text-anchor:middle" coordsize="453390,263525" o:spt="100" o:gfxdata="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" adj="-11796480,,5400" path="m84890,l453390,r,263525l84890,263525v-16145,,-25673,-70497,-25673,-94754l4819,221542,,54571,55658,89403c55658,65146,68745,,84890,xe" fillcolor="#5b9bd5 [3208]" strokecolor="#1f4d78 [1608]" strokeweight="1pt">
                           <v:stroke joinstyle="miter"/>
                           <v:formulas/>
                           <v:path arrowok="t" o:connecttype="custom" o:connectlocs="41019,0;219078,0;219078,175260;41019,175260;28614,112243;2329,147339;0,36293;26894,59458;41019,0" o:connectangles="0,0,0,0,0,0,0,0,0" textboxrect="0,0,453390,263525"/>
@@ -7711,7 +7696,7 @@
                             </w:txbxContent>
                           </v:textbox>
                         </v:shape>
-                        <v:shape id="手繪多邊形: 圖案 7" o:spid="_x0000_s1048" style="position:absolute;left:7834;top:965;width:2191;height:1752;visibility:visible;mso-wrap-style:square;v-text-anchor:middle" coordsize="453390,263525" o:spt="100" o:gfxdata="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" adj="-11796480,,5400" path="m84890,l453390,r,263525l84890,263525v-16145,,-25673,-70497,-25673,-94754l4819,221542,,54571,55658,89403c55658,65146,68745,,84890,xe" fillcolor="#5b9bd5 [3208]" strokecolor="#1f4d78 [1608]" strokeweight="1pt">
+                        <v:shape id="手繪多邊形: 圖案 7" o:spid="_x0000_s1048" style="position:absolute;left:7834;top:965;width:2191;height:1752;visibility:visible;mso-wrap-style:square;v-text-anchor:middle" coordsize="453390,263525" o:spt="100" o:gfxdata="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" adj="-11796480,,5400" path="m84890,l453390,r,263525l84890,263525v-16145,,-25673,-70497,-25673,-94754l4819,221542,,54571,55658,89403c55658,65146,68745,,84890,xe" fillcolor="#5b9bd5 [3208]" strokecolor="#1f4d78 [1608]" strokeweight="1pt">
                           <v:stroke joinstyle="miter"/>
                           <v:formulas/>
                           <v:path arrowok="t" o:connecttype="custom" o:connectlocs="41019,0;219078,0;219078,175260;41019,175260;28614,112243;2329,147339;0,36293;26894,59458;41019,0" o:connectangles="0,0,0,0,0,0,0,0,0" textboxrect="0,0,453390,263525"/>
@@ -7738,7 +7723,7 @@
                             </w:txbxContent>
                           </v:textbox>
                         </v:shape>
-                        <v:shape id="手繪多邊形: 圖案 8" o:spid="_x0000_s1049" style="position:absolute;left:10644;top:965;width:2190;height:1752;visibility:visible;mso-wrap-style:square;v-text-anchor:middle" coordsize="453390,263525" o:spt="100" o:gfxdata="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" adj="-11796480,,5400" path="m84890,l453390,r,263525l84890,263525v-16145,,-25673,-70497,-25673,-94754l4819,221542,,54571,55658,89403c55658,65146,68745,,84890,xe" fillcolor="#5b9bd5 [3208]" strokecolor="#1f4d78 [1608]" strokeweight="1pt">
+                        <v:shape id="手繪多邊形: 圖案 8" o:spid="_x0000_s1049" style="position:absolute;left:10644;top:965;width:2190;height:1752;visibility:visible;mso-wrap-style:square;v-text-anchor:middle" coordsize="453390,263525" o:spt="100" o:gfxdata="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" adj="-11796480,,5400" path="m84890,l453390,r,263525l84890,263525v-16145,,-25673,-70497,-25673,-94754l4819,221542,,54571,55658,89403c55658,65146,68745,,84890,xe" fillcolor="#5b9bd5 [3208]" strokecolor="#1f4d78 [1608]" strokeweight="1pt">
                           <v:stroke joinstyle="miter"/>
                           <v:formulas/>
                           <v:path arrowok="t" o:connecttype="custom" o:connectlocs="41019,0;219078,0;219078,175260;41019,175260;28614,112243;2329,147339;0,36293;26894,59458;41019,0" o:connectangles="0,0,0,0,0,0,0,0,0" textboxrect="0,0,453390,263525"/>
@@ -7765,7 +7750,7 @@
                             </w:txbxContent>
                           </v:textbox>
                         </v:shape>
-                        <v:shape id="手繪多邊形: 圖案 9" o:spid="_x0000_s1050" style="position:absolute;left:13520;top:965;width:2191;height:1752;visibility:visible;mso-wrap-style:square;v-text-anchor:middle" coordsize="453390,263525" o:spt="100" o:gfxdata="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" adj="-11796480,,5400" path="m84890,l453390,r,263525l84890,263525v-16145,,-25673,-70497,-25673,-94754l4819,221542,,54571,55658,89403c55658,65146,68745,,84890,xe" fillcolor="#5b9bd5 [3208]" strokecolor="#1f4d78 [1608]" strokeweight="1pt">
+                        <v:shape id="手繪多邊形: 圖案 9" o:spid="_x0000_s1050" style="position:absolute;left:13520;top:965;width:2191;height:1752;visibility:visible;mso-wrap-style:square;v-text-anchor:middle" coordsize="453390,263525" o:spt="100" o:gfxdata="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" adj="-11796480,,5400" path="m84890,l453390,r,263525l84890,263525v-16145,,-25673,-70497,-25673,-94754l4819,221542,,54571,55658,89403c55658,65146,68745,,84890,xe" fillcolor="#5b9bd5 [3208]" strokecolor="#1f4d78 [1608]" strokeweight="1pt">
                           <v:stroke joinstyle="miter"/>
                           <v:formulas/>
                           <v:path arrowok="t" o:connecttype="custom" o:connectlocs="41019,0;219078,0;219078,175260;41019,175260;28614,112243;2329,147339;0,36293;26894,59458;41019,0" o:connectangles="0,0,0,0,0,0,0,0,0" textboxrect="0,0,453390,263525"/>
@@ -7792,7 +7777,7 @@
                             </w:txbxContent>
                           </v:textbox>
                         </v:shape>
-                        <v:shape id="手繪多邊形: 圖案 10" o:spid="_x0000_s1051" style="position:absolute;left:16330;top:965;width:2191;height:1752;visibility:visible;mso-wrap-style:square;v-text-anchor:middle" coordsize="453390,263525" o:spt="100" o:gfxdata="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" adj="-11796480,,5400" path="m84890,l453390,r,263525l84890,263525v-16145,,-25673,-70497,-25673,-94754l4819,221542,,54571,55658,89403c55658,65146,68745,,84890,xe" fillcolor="#5b9bd5 [3208]" strokecolor="#1f4d78 [1608]" strokeweight="1pt">
+                        <v:shape id="手繪多邊形: 圖案 10" o:spid="_x0000_s1051" style="position:absolute;left:16330;top:965;width:2191;height:1752;visibility:visible;mso-wrap-style:square;v-text-anchor:middle" coordsize="453390,263525" o:spt="100" o:gfxdata="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" adj="-11796480,,5400" path="m84890,l453390,r,263525l84890,263525v-16145,,-25673,-70497,-25673,-94754l4819,221542,,54571,55658,89403c55658,65146,68745,,84890,xe" fillcolor="#5b9bd5 [3208]" strokecolor="#1f4d78 [1608]" strokeweight="1pt">
                           <v:stroke joinstyle="miter"/>
                           <v:formulas/>
                           <v:path arrowok="t" o:connecttype="custom" o:connectlocs="41019,0;219078,0;219078,175260;41019,175260;28614,112243;2329,147339;0,36293;26894,59458;41019,0" o:connectangles="0,0,0,0,0,0,0,0,0" textboxrect="0,0,453390,263525"/>
@@ -8219,7 +8204,6 @@
             <w:pPr>
               <w:spacing w:line="200" w:lineRule="exact"/>
               <w:rPr>
-                <w:rFonts w:hint="eastAsia"/>
                 <w:sz w:val="16"/>
                 <w:szCs w:val="14"/>
               </w:rPr>
@@ -8228,27 +8212,27 @@
           <w:p>
             <w:pPr>
               <w:spacing w:line="200" w:lineRule="exact"/>
-              <w:rPr>
-                <w:rFonts w:hint="eastAsia"/>
-              </w:rPr>
-            </w:pPr>
-          </w:p>
-          <w:p>
-            <w:pPr>
-              <w:spacing w:line="200" w:lineRule="exact"/>
-              <w:rPr>
+            </w:pPr>
+          </w:p>
+          <w:p>
+            <w:pPr>
+              <w:spacing w:line="200" w:lineRule="exact"/>
+              <w:rPr>
+                <w:strike/>
                 <w:sz w:val="14"/>
                 <w:szCs w:val="14"/>
               </w:rPr>
             </w:pPr>
             <w:r>
               <w:rPr>
+                <w:strike/>
                 <w:color w:val="538135" w:themeColor="accent6" w:themeShade="BF"/>
               </w:rPr>
               <w:t>'</w:t>
             </w:r>
             <w:r>
               <w:rPr>
+                <w:strike/>
                 <w:sz w:val="14"/>
                 <w:szCs w:val="14"/>
               </w:rPr>
@@ -8256,6 +8240,7 @@
             </w:r>
             <w:r>
               <w:rPr>
+                <w:strike/>
                 <w:color w:val="538135" w:themeColor="accent6" w:themeShade="BF"/>
               </w:rPr>
               <w:t>'</w:t>
@@ -8265,12 +8250,14 @@
             <w:pPr>
               <w:spacing w:line="200" w:lineRule="exact"/>
               <w:rPr>
+                <w:strike/>
                 <w:sz w:val="14"/>
                 <w:szCs w:val="14"/>
               </w:rPr>
             </w:pPr>
             <w:r>
               <w:rPr>
+                <w:strike/>
                 <w:sz w:val="14"/>
                 <w:szCs w:val="14"/>
               </w:rPr>
@@ -8278,12 +8265,14 @@
             </w:r>
             <w:r>
               <w:rPr>
+                <w:strike/>
                 <w:color w:val="538135" w:themeColor="accent6" w:themeShade="BF"/>
               </w:rPr>
               <w:t>'</w:t>
             </w:r>
             <w:r>
               <w:rPr>
+                <w:strike/>
                 <w:sz w:val="14"/>
                 <w:szCs w:val="14"/>
               </w:rPr>
@@ -8291,6 +8280,7 @@
             </w:r>
             <w:r>
               <w:rPr>
+                <w:strike/>
                 <w:sz w:val="14"/>
                 <w:szCs w:val="14"/>
               </w:rPr>
@@ -8298,6 +8288,7 @@
             </w:r>
             <w:r>
               <w:rPr>
+                <w:strike/>
                 <w:sz w:val="14"/>
                 <w:szCs w:val="14"/>
               </w:rPr>
@@ -8305,6 +8296,7 @@
             </w:r>
             <w:r>
               <w:rPr>
+                <w:strike/>
                 <w:color w:val="538135" w:themeColor="accent6" w:themeShade="BF"/>
               </w:rPr>
               <w:t>'</w:t>
@@ -8312,6 +8304,7 @@
             <w:r>
               <w:rPr>
                 <w:rFonts w:hint="eastAsia"/>
+                <w:strike/>
                 <w:color w:val="4472C4" w:themeColor="accent1"/>
                 <w:sz w:val="18"/>
                 <w:szCs w:val="16"/>
@@ -8320,6 +8313,7 @@
             </w:r>
             <w:r>
               <w:rPr>
+                <w:strike/>
                 <w:color w:val="FF0000"/>
                 <w:sz w:val="14"/>
                 <w:szCs w:val="14"/>
@@ -8329,6 +8323,7 @@
             <w:r>
               <w:rPr>
                 <w:rFonts w:hint="eastAsia"/>
+                <w:strike/>
                 <w:color w:val="4472C4" w:themeColor="accent1"/>
                 <w:sz w:val="18"/>
                 <w:szCs w:val="16"/>
@@ -8337,12 +8332,14 @@
             </w:r>
             <w:r>
               <w:rPr>
+                <w:strike/>
                 <w:color w:val="538135" w:themeColor="accent6" w:themeShade="BF"/>
               </w:rPr>
               <w:t>'</w:t>
             </w:r>
             <w:r>
               <w:rPr>
+                <w:strike/>
                 <w:sz w:val="14"/>
                 <w:szCs w:val="14"/>
               </w:rPr>
@@ -8350,12 +8347,14 @@
             </w:r>
             <w:r>
               <w:rPr>
+                <w:strike/>
                 <w:color w:val="538135" w:themeColor="accent6" w:themeShade="BF"/>
               </w:rPr>
               <w:t>'</w:t>
             </w:r>
             <w:r>
               <w:rPr>
+                <w:strike/>
                 <w:sz w:val="14"/>
                 <w:szCs w:val="14"/>
               </w:rPr>
@@ -8364,6 +8363,7 @@
             <w:r>
               <w:rPr>
                 <w:rFonts w:hint="eastAsia"/>
+                <w:strike/>
                 <w:color w:val="4472C4" w:themeColor="accent1"/>
                 <w:sz w:val="18"/>
                 <w:szCs w:val="16"/>
@@ -8372,6 +8372,7 @@
             </w:r>
             <w:r>
               <w:rPr>
+                <w:strike/>
                 <w:color w:val="FF0000"/>
                 <w:sz w:val="14"/>
                 <w:szCs w:val="14"/>
@@ -8381,6 +8382,7 @@
             <w:r>
               <w:rPr>
                 <w:rFonts w:hint="eastAsia"/>
+                <w:strike/>
                 <w:color w:val="4472C4" w:themeColor="accent1"/>
                 <w:sz w:val="18"/>
                 <w:szCs w:val="16"/>
@@ -8389,12 +8391,14 @@
             </w:r>
             <w:r>
               <w:rPr>
+                <w:strike/>
                 <w:color w:val="538135" w:themeColor="accent6" w:themeShade="BF"/>
               </w:rPr>
               <w:t>'</w:t>
             </w:r>
             <w:r>
               <w:rPr>
+                <w:strike/>
                 <w:sz w:val="14"/>
                 <w:szCs w:val="14"/>
               </w:rPr>
@@ -8402,12 +8406,14 @@
             </w:r>
             <w:r>
               <w:rPr>
+                <w:strike/>
                 <w:color w:val="538135" w:themeColor="accent6" w:themeShade="BF"/>
               </w:rPr>
               <w:t>'</w:t>
             </w:r>
             <w:r>
               <w:rPr>
+                <w:strike/>
                 <w:sz w:val="14"/>
                 <w:szCs w:val="14"/>
               </w:rPr>
@@ -8416,6 +8422,7 @@
             <w:r>
               <w:rPr>
                 <w:rFonts w:hint="eastAsia"/>
+                <w:strike/>
                 <w:color w:val="4472C4" w:themeColor="accent1"/>
                 <w:sz w:val="18"/>
                 <w:szCs w:val="16"/>
@@ -8424,6 +8431,7 @@
             </w:r>
             <w:r>
               <w:rPr>
+                <w:strike/>
                 <w:color w:val="FF0000"/>
                 <w:sz w:val="14"/>
                 <w:szCs w:val="14"/>
@@ -8433,6 +8441,7 @@
             <w:r>
               <w:rPr>
                 <w:rFonts w:hint="eastAsia"/>
+                <w:strike/>
                 <w:color w:val="4472C4" w:themeColor="accent1"/>
                 <w:sz w:val="18"/>
                 <w:szCs w:val="16"/>
@@ -8441,12 +8450,14 @@
             </w:r>
             <w:r>
               <w:rPr>
+                <w:strike/>
                 <w:color w:val="538135" w:themeColor="accent6" w:themeShade="BF"/>
               </w:rPr>
               <w:t>'</w:t>
             </w:r>
             <w:r>
               <w:rPr>
+                <w:strike/>
                 <w:sz w:val="14"/>
                 <w:szCs w:val="14"/>
               </w:rPr>
@@ -8454,12 +8465,14 @@
             </w:r>
             <w:r>
               <w:rPr>
+                <w:strike/>
                 <w:color w:val="538135" w:themeColor="accent6" w:themeShade="BF"/>
               </w:rPr>
               <w:t>'</w:t>
             </w:r>
             <w:r>
               <w:rPr>
+                <w:strike/>
                 <w:sz w:val="14"/>
                 <w:szCs w:val="14"/>
               </w:rPr>
@@ -8468,6 +8481,7 @@
             <w:r>
               <w:rPr>
                 <w:rFonts w:hint="eastAsia"/>
+                <w:strike/>
                 <w:color w:val="4472C4" w:themeColor="accent1"/>
                 <w:sz w:val="18"/>
                 <w:szCs w:val="16"/>
@@ -8476,6 +8490,7 @@
             </w:r>
             <w:r>
               <w:rPr>
+                <w:strike/>
                 <w:color w:val="FF0000"/>
                 <w:sz w:val="14"/>
                 <w:szCs w:val="14"/>
@@ -8485,6 +8500,7 @@
             <w:r>
               <w:rPr>
                 <w:rFonts w:hint="eastAsia"/>
+                <w:strike/>
                 <w:color w:val="4472C4" w:themeColor="accent1"/>
                 <w:sz w:val="18"/>
                 <w:szCs w:val="16"/>
@@ -8493,12 +8509,14 @@
             </w:r>
             <w:r>
               <w:rPr>
+                <w:strike/>
                 <w:color w:val="538135" w:themeColor="accent6" w:themeShade="BF"/>
               </w:rPr>
               <w:t>'</w:t>
             </w:r>
             <w:r>
               <w:rPr>
+                <w:strike/>
                 <w:sz w:val="14"/>
                 <w:szCs w:val="14"/>
               </w:rPr>
@@ -8506,12 +8524,14 @@
             </w:r>
             <w:r>
               <w:rPr>
+                <w:strike/>
                 <w:color w:val="538135" w:themeColor="accent6" w:themeShade="BF"/>
               </w:rPr>
               <w:t>'</w:t>
             </w:r>
             <w:r>
               <w:rPr>
+                <w:strike/>
                 <w:sz w:val="14"/>
                 <w:szCs w:val="14"/>
               </w:rPr>
@@ -8520,6 +8540,7 @@
             <w:r>
               <w:rPr>
                 <w:rFonts w:hint="eastAsia"/>
+                <w:strike/>
                 <w:color w:val="4472C4" w:themeColor="accent1"/>
                 <w:sz w:val="18"/>
                 <w:szCs w:val="16"/>
@@ -8528,6 +8549,7 @@
             </w:r>
             <w:r>
               <w:rPr>
+                <w:strike/>
                 <w:color w:val="FF0000"/>
                 <w:sz w:val="14"/>
                 <w:szCs w:val="14"/>
@@ -8537,6 +8559,7 @@
             <w:r>
               <w:rPr>
                 <w:rFonts w:hint="eastAsia"/>
+                <w:strike/>
                 <w:color w:val="4472C4" w:themeColor="accent1"/>
                 <w:sz w:val="18"/>
                 <w:szCs w:val="16"/>
@@ -8545,12 +8568,14 @@
             </w:r>
             <w:r>
               <w:rPr>
+                <w:strike/>
                 <w:color w:val="538135" w:themeColor="accent6" w:themeShade="BF"/>
               </w:rPr>
               <w:t>'</w:t>
             </w:r>
             <w:r>
               <w:rPr>
+                <w:strike/>
                 <w:sz w:val="14"/>
                 <w:szCs w:val="14"/>
               </w:rPr>
@@ -8558,12 +8583,14 @@
             </w:r>
             <w:r>
               <w:rPr>
+                <w:strike/>
                 <w:color w:val="538135" w:themeColor="accent6" w:themeShade="BF"/>
               </w:rPr>
               <w:t>'</w:t>
             </w:r>
             <w:r>
               <w:rPr>
+                <w:strike/>
                 <w:sz w:val="14"/>
                 <w:szCs w:val="14"/>
               </w:rPr>
@@ -8572,6 +8599,7 @@
             <w:r>
               <w:rPr>
                 <w:rFonts w:hint="eastAsia"/>
+                <w:strike/>
                 <w:color w:val="4472C4" w:themeColor="accent1"/>
                 <w:sz w:val="18"/>
                 <w:szCs w:val="16"/>
@@ -8580,6 +8608,7 @@
             </w:r>
             <w:r>
               <w:rPr>
+                <w:strike/>
                 <w:color w:val="FF0000"/>
                 <w:sz w:val="14"/>
                 <w:szCs w:val="14"/>
@@ -8589,6 +8618,7 @@
             <w:r>
               <w:rPr>
                 <w:rFonts w:hint="eastAsia"/>
+                <w:strike/>
                 <w:color w:val="4472C4" w:themeColor="accent1"/>
                 <w:sz w:val="14"/>
                 <w:szCs w:val="14"/>
@@ -8597,6 +8627,7 @@
             </w:r>
             <w:r>
               <w:rPr>
+                <w:strike/>
                 <w:sz w:val="14"/>
                 <w:szCs w:val="14"/>
               </w:rPr>
@@ -8604,12 +8635,14 @@
             </w:r>
             <w:r>
               <w:rPr>
+                <w:strike/>
                 <w:color w:val="538135" w:themeColor="accent6" w:themeShade="BF"/>
               </w:rPr>
               <w:t>'</w:t>
             </w:r>
             <w:r>
               <w:rPr>
+                <w:strike/>
                 <w:sz w:val="14"/>
                 <w:szCs w:val="14"/>
               </w:rPr>
@@ -8617,6 +8650,7 @@
             </w:r>
             <w:r>
               <w:rPr>
+                <w:strike/>
                 <w:color w:val="538135" w:themeColor="accent6" w:themeShade="BF"/>
               </w:rPr>
               <w:t>'</w:t>
@@ -8626,12 +8660,14 @@
             <w:pPr>
               <w:spacing w:line="200" w:lineRule="exact"/>
               <w:rPr>
+                <w:strike/>
                 <w:sz w:val="14"/>
                 <w:szCs w:val="14"/>
               </w:rPr>
             </w:pPr>
             <w:r>
               <w:rPr>
+                <w:strike/>
                 <w:sz w:val="14"/>
                 <w:szCs w:val="14"/>
               </w:rPr>
@@ -8639,12 +8675,14 @@
             </w:r>
             <w:r>
               <w:rPr>
+                <w:strike/>
                 <w:color w:val="538135" w:themeColor="accent6" w:themeShade="BF"/>
               </w:rPr>
               <w:t>'</w:t>
             </w:r>
             <w:r>
               <w:rPr>
+                <w:strike/>
                 <w:sz w:val="14"/>
                 <w:szCs w:val="14"/>
               </w:rPr>
@@ -8652,6 +8690,7 @@
             </w:r>
             <w:r>
               <w:rPr>
+                <w:strike/>
                 <w:sz w:val="14"/>
                 <w:szCs w:val="14"/>
               </w:rPr>
@@ -8659,6 +8698,7 @@
             </w:r>
             <w:r>
               <w:rPr>
+                <w:strike/>
                 <w:sz w:val="14"/>
                 <w:szCs w:val="14"/>
               </w:rPr>
@@ -8666,6 +8706,7 @@
             </w:r>
             <w:r>
               <w:rPr>
+                <w:strike/>
                 <w:color w:val="538135" w:themeColor="accent6" w:themeShade="BF"/>
               </w:rPr>
               <w:t>'</w:t>
@@ -8673,6 +8714,7 @@
             <w:r>
               <w:rPr>
                 <w:rFonts w:hint="eastAsia"/>
+                <w:strike/>
                 <w:color w:val="4472C4" w:themeColor="accent1"/>
                 <w:sz w:val="18"/>
                 <w:szCs w:val="16"/>
@@ -8681,6 +8723,7 @@
             </w:r>
             <w:r>
               <w:rPr>
+                <w:strike/>
                 <w:color w:val="FF0000"/>
                 <w:sz w:val="14"/>
                 <w:szCs w:val="14"/>
@@ -8690,6 +8733,7 @@
             <w:r>
               <w:rPr>
                 <w:rFonts w:hint="eastAsia"/>
+                <w:strike/>
                 <w:color w:val="4472C4" w:themeColor="accent1"/>
                 <w:sz w:val="18"/>
                 <w:szCs w:val="16"/>
@@ -8698,12 +8742,14 @@
             </w:r>
             <w:r>
               <w:rPr>
+                <w:strike/>
                 <w:color w:val="538135" w:themeColor="accent6" w:themeShade="BF"/>
               </w:rPr>
               <w:t>'</w:t>
             </w:r>
             <w:r>
               <w:rPr>
+                <w:strike/>
                 <w:sz w:val="14"/>
                 <w:szCs w:val="14"/>
               </w:rPr>
@@ -8711,12 +8757,14 @@
             </w:r>
             <w:r>
               <w:rPr>
+                <w:strike/>
                 <w:color w:val="538135" w:themeColor="accent6" w:themeShade="BF"/>
               </w:rPr>
               <w:t>'</w:t>
             </w:r>
             <w:r>
               <w:rPr>
+                <w:strike/>
                 <w:sz w:val="14"/>
                 <w:szCs w:val="14"/>
               </w:rPr>
@@ -8725,6 +8773,7 @@
             <w:r>
               <w:rPr>
                 <w:rFonts w:hint="eastAsia"/>
+                <w:strike/>
                 <w:color w:val="4472C4" w:themeColor="accent1"/>
                 <w:sz w:val="18"/>
                 <w:szCs w:val="16"/>
@@ -8733,6 +8782,7 @@
             </w:r>
             <w:r>
               <w:rPr>
+                <w:strike/>
                 <w:color w:val="FF0000"/>
                 <w:sz w:val="14"/>
                 <w:szCs w:val="14"/>
@@ -8742,6 +8792,7 @@
             <w:r>
               <w:rPr>
                 <w:rFonts w:hint="eastAsia"/>
+                <w:strike/>
                 <w:color w:val="4472C4" w:themeColor="accent1"/>
                 <w:sz w:val="18"/>
                 <w:szCs w:val="16"/>
@@ -8750,12 +8801,14 @@
             </w:r>
             <w:r>
               <w:rPr>
+                <w:strike/>
                 <w:color w:val="538135" w:themeColor="accent6" w:themeShade="BF"/>
               </w:rPr>
               <w:t>'</w:t>
             </w:r>
             <w:r>
               <w:rPr>
+                <w:strike/>
                 <w:sz w:val="14"/>
                 <w:szCs w:val="14"/>
               </w:rPr>
@@ -8763,12 +8816,14 @@
             </w:r>
             <w:r>
               <w:rPr>
+                <w:strike/>
                 <w:color w:val="538135" w:themeColor="accent6" w:themeShade="BF"/>
               </w:rPr>
               <w:t>'</w:t>
             </w:r>
             <w:r>
               <w:rPr>
+                <w:strike/>
                 <w:sz w:val="14"/>
                 <w:szCs w:val="14"/>
               </w:rPr>
@@ -8777,6 +8832,7 @@
             <w:r>
               <w:rPr>
                 <w:rFonts w:hint="eastAsia"/>
+                <w:strike/>
                 <w:color w:val="4472C4" w:themeColor="accent1"/>
                 <w:sz w:val="18"/>
                 <w:szCs w:val="16"/>
@@ -8785,6 +8841,7 @@
             </w:r>
             <w:r>
               <w:rPr>
+                <w:strike/>
                 <w:color w:val="FF0000"/>
                 <w:sz w:val="14"/>
                 <w:szCs w:val="14"/>
@@ -8794,6 +8851,7 @@
             <w:r>
               <w:rPr>
                 <w:rFonts w:hint="eastAsia"/>
+                <w:strike/>
                 <w:color w:val="4472C4" w:themeColor="accent1"/>
                 <w:sz w:val="18"/>
                 <w:szCs w:val="16"/>
@@ -8802,12 +8860,14 @@
             </w:r>
             <w:r>
               <w:rPr>
+                <w:strike/>
                 <w:color w:val="538135" w:themeColor="accent6" w:themeShade="BF"/>
               </w:rPr>
               <w:t>'</w:t>
             </w:r>
             <w:r>
               <w:rPr>
+                <w:strike/>
                 <w:sz w:val="14"/>
                 <w:szCs w:val="14"/>
               </w:rPr>
@@ -8815,12 +8875,14 @@
             </w:r>
             <w:r>
               <w:rPr>
+                <w:strike/>
                 <w:color w:val="538135" w:themeColor="accent6" w:themeShade="BF"/>
               </w:rPr>
               <w:t>'</w:t>
             </w:r>
             <w:r>
               <w:rPr>
+                <w:strike/>
                 <w:sz w:val="14"/>
                 <w:szCs w:val="14"/>
               </w:rPr>
@@ -8829,6 +8891,7 @@
             <w:r>
               <w:rPr>
                 <w:rFonts w:hint="eastAsia"/>
+                <w:strike/>
                 <w:color w:val="4472C4" w:themeColor="accent1"/>
                 <w:sz w:val="18"/>
                 <w:szCs w:val="16"/>
@@ -8837,6 +8900,7 @@
             </w:r>
             <w:r>
               <w:rPr>
+                <w:strike/>
                 <w:color w:val="FF0000"/>
                 <w:sz w:val="14"/>
                 <w:szCs w:val="14"/>
@@ -8846,6 +8910,7 @@
             <w:r>
               <w:rPr>
                 <w:rFonts w:hint="eastAsia"/>
+                <w:strike/>
                 <w:color w:val="4472C4" w:themeColor="accent1"/>
                 <w:sz w:val="18"/>
                 <w:szCs w:val="16"/>
@@ -8854,12 +8919,14 @@
             </w:r>
             <w:r>
               <w:rPr>
+                <w:strike/>
                 <w:color w:val="538135" w:themeColor="accent6" w:themeShade="BF"/>
               </w:rPr>
               <w:t>'</w:t>
             </w:r>
             <w:r>
               <w:rPr>
+                <w:strike/>
                 <w:sz w:val="14"/>
                 <w:szCs w:val="14"/>
               </w:rPr>
@@ -8867,12 +8934,14 @@
             </w:r>
             <w:r>
               <w:rPr>
+                <w:strike/>
                 <w:color w:val="538135" w:themeColor="accent6" w:themeShade="BF"/>
               </w:rPr>
               <w:t>'</w:t>
             </w:r>
             <w:r>
               <w:rPr>
+                <w:strike/>
                 <w:sz w:val="14"/>
                 <w:szCs w:val="14"/>
               </w:rPr>
@@ -8881,6 +8950,7 @@
             <w:r>
               <w:rPr>
                 <w:rFonts w:hint="eastAsia"/>
+                <w:strike/>
                 <w:color w:val="4472C4" w:themeColor="accent1"/>
                 <w:sz w:val="18"/>
                 <w:szCs w:val="16"/>
@@ -8889,6 +8959,7 @@
             </w:r>
             <w:r>
               <w:rPr>
+                <w:strike/>
                 <w:color w:val="FF0000"/>
                 <w:sz w:val="14"/>
                 <w:szCs w:val="14"/>
@@ -8898,6 +8969,7 @@
             <w:r>
               <w:rPr>
                 <w:rFonts w:hint="eastAsia"/>
+                <w:strike/>
                 <w:color w:val="4472C4" w:themeColor="accent1"/>
                 <w:sz w:val="18"/>
                 <w:szCs w:val="16"/>
@@ -8906,12 +8978,14 @@
             </w:r>
             <w:r>
               <w:rPr>
+                <w:strike/>
                 <w:color w:val="538135" w:themeColor="accent6" w:themeShade="BF"/>
               </w:rPr>
               <w:t>'</w:t>
             </w:r>
             <w:r>
               <w:rPr>
+                <w:strike/>
                 <w:sz w:val="14"/>
                 <w:szCs w:val="14"/>
               </w:rPr>
@@ -8919,12 +8993,14 @@
             </w:r>
             <w:r>
               <w:rPr>
+                <w:strike/>
                 <w:color w:val="538135" w:themeColor="accent6" w:themeShade="BF"/>
               </w:rPr>
               <w:t>'</w:t>
             </w:r>
             <w:r>
               <w:rPr>
+                <w:strike/>
                 <w:sz w:val="14"/>
                 <w:szCs w:val="14"/>
               </w:rPr>
@@ -8933,6 +9009,7 @@
             <w:r>
               <w:rPr>
                 <w:rFonts w:hint="eastAsia"/>
+                <w:strike/>
                 <w:color w:val="4472C4" w:themeColor="accent1"/>
                 <w:sz w:val="18"/>
                 <w:szCs w:val="16"/>
@@ -8941,6 +9018,7 @@
             </w:r>
             <w:r>
               <w:rPr>
+                <w:strike/>
                 <w:color w:val="FF0000"/>
                 <w:sz w:val="14"/>
                 <w:szCs w:val="14"/>
@@ -8949,6 +9027,7 @@
             </w:r>
             <w:r>
               <w:rPr>
+                <w:strike/>
                 <w:sz w:val="14"/>
                 <w:szCs w:val="14"/>
               </w:rPr>
@@ -8957,6 +9036,7 @@
             <w:r>
               <w:rPr>
                 <w:rFonts w:hint="eastAsia"/>
+                <w:strike/>
                 <w:color w:val="4472C4" w:themeColor="accent1"/>
                 <w:sz w:val="18"/>
                 <w:szCs w:val="16"/>
@@ -8965,12 +9045,14 @@
             </w:r>
             <w:r>
               <w:rPr>
+                <w:strike/>
                 <w:color w:val="538135" w:themeColor="accent6" w:themeShade="BF"/>
               </w:rPr>
               <w:t>'</w:t>
             </w:r>
             <w:r>
               <w:rPr>
+                <w:strike/>
                 <w:sz w:val="14"/>
                 <w:szCs w:val="14"/>
               </w:rPr>
@@ -8978,6 +9060,7 @@
             </w:r>
             <w:r>
               <w:rPr>
+                <w:strike/>
                 <w:color w:val="538135" w:themeColor="accent6" w:themeShade="BF"/>
               </w:rPr>
               <w:t>'</w:t>
@@ -8987,12 +9070,14 @@
             <w:pPr>
               <w:spacing w:line="200" w:lineRule="exact"/>
               <w:rPr>
+                <w:strike/>
                 <w:sz w:val="14"/>
                 <w:szCs w:val="14"/>
               </w:rPr>
             </w:pPr>
             <w:r>
               <w:rPr>
+                <w:strike/>
                 <w:sz w:val="14"/>
                 <w:szCs w:val="14"/>
               </w:rPr>
@@ -9000,12 +9085,14 @@
             </w:r>
             <w:r>
               <w:rPr>
+                <w:strike/>
                 <w:color w:val="538135" w:themeColor="accent6" w:themeShade="BF"/>
               </w:rPr>
               <w:t>'</w:t>
             </w:r>
             <w:r>
               <w:rPr>
+                <w:strike/>
                 <w:sz w:val="14"/>
                 <w:szCs w:val="14"/>
               </w:rPr>
@@ -9013,6 +9100,7 @@
             </w:r>
             <w:r>
               <w:rPr>
+                <w:strike/>
                 <w:sz w:val="14"/>
                 <w:szCs w:val="14"/>
               </w:rPr>
@@ -9020,6 +9108,7 @@
             </w:r>
             <w:r>
               <w:rPr>
+                <w:strike/>
                 <w:sz w:val="14"/>
                 <w:szCs w:val="14"/>
               </w:rPr>
@@ -9027,6 +9116,7 @@
             </w:r>
             <w:r>
               <w:rPr>
+                <w:strike/>
                 <w:color w:val="538135" w:themeColor="accent6" w:themeShade="BF"/>
               </w:rPr>
               <w:t>'</w:t>
@@ -9034,6 +9124,7 @@
             <w:r>
               <w:rPr>
                 <w:rFonts w:hint="eastAsia"/>
+                <w:strike/>
                 <w:color w:val="4472C4" w:themeColor="accent1"/>
                 <w:sz w:val="18"/>
                 <w:szCs w:val="16"/>
@@ -9042,6 +9133,7 @@
             </w:r>
             <w:r>
               <w:rPr>
+                <w:strike/>
                 <w:color w:val="FF0000"/>
                 <w:sz w:val="14"/>
                 <w:szCs w:val="14"/>
@@ -9051,6 +9143,7 @@
             <w:r>
               <w:rPr>
                 <w:rFonts w:hint="eastAsia"/>
+                <w:strike/>
                 <w:color w:val="4472C4" w:themeColor="accent1"/>
                 <w:sz w:val="18"/>
                 <w:szCs w:val="16"/>
@@ -9059,12 +9152,14 @@
             </w:r>
             <w:r>
               <w:rPr>
+                <w:strike/>
                 <w:color w:val="538135" w:themeColor="accent6" w:themeShade="BF"/>
               </w:rPr>
               <w:t>'</w:t>
             </w:r>
             <w:r>
               <w:rPr>
+                <w:strike/>
                 <w:sz w:val="14"/>
                 <w:szCs w:val="14"/>
               </w:rPr>
@@ -9072,12 +9167,14 @@
             </w:r>
             <w:r>
               <w:rPr>
+                <w:strike/>
                 <w:color w:val="538135" w:themeColor="accent6" w:themeShade="BF"/>
               </w:rPr>
               <w:t>'</w:t>
             </w:r>
             <w:r>
               <w:rPr>
+                <w:strike/>
                 <w:sz w:val="14"/>
                 <w:szCs w:val="14"/>
               </w:rPr>
@@ -9086,6 +9183,7 @@
             <w:r>
               <w:rPr>
                 <w:rFonts w:hint="eastAsia"/>
+                <w:strike/>
                 <w:color w:val="4472C4" w:themeColor="accent1"/>
                 <w:sz w:val="18"/>
                 <w:szCs w:val="16"/>
@@ -9094,6 +9192,7 @@
             </w:r>
             <w:r>
               <w:rPr>
+                <w:strike/>
                 <w:color w:val="FF0000"/>
                 <w:sz w:val="14"/>
                 <w:szCs w:val="14"/>
@@ -9103,6 +9202,7 @@
             <w:r>
               <w:rPr>
                 <w:rFonts w:hint="eastAsia"/>
+                <w:strike/>
                 <w:color w:val="4472C4" w:themeColor="accent1"/>
                 <w:sz w:val="18"/>
                 <w:szCs w:val="16"/>
@@ -9111,12 +9211,14 @@
             </w:r>
             <w:r>
               <w:rPr>
+                <w:strike/>
                 <w:color w:val="538135" w:themeColor="accent6" w:themeShade="BF"/>
               </w:rPr>
               <w:t>'</w:t>
             </w:r>
             <w:r>
               <w:rPr>
+                <w:strike/>
                 <w:sz w:val="14"/>
                 <w:szCs w:val="14"/>
               </w:rPr>
@@ -9124,12 +9226,14 @@
             </w:r>
             <w:r>
               <w:rPr>
+                <w:strike/>
                 <w:color w:val="538135" w:themeColor="accent6" w:themeShade="BF"/>
               </w:rPr>
               <w:t>'</w:t>
             </w:r>
             <w:r>
               <w:rPr>
+                <w:strike/>
                 <w:sz w:val="14"/>
                 <w:szCs w:val="14"/>
               </w:rPr>
@@ -9138,6 +9242,7 @@
             <w:r>
               <w:rPr>
                 <w:rFonts w:hint="eastAsia"/>
+                <w:strike/>
                 <w:color w:val="4472C4" w:themeColor="accent1"/>
                 <w:sz w:val="18"/>
                 <w:szCs w:val="16"/>
@@ -9146,6 +9251,7 @@
             </w:r>
             <w:r>
               <w:rPr>
+                <w:strike/>
                 <w:color w:val="FF0000"/>
                 <w:sz w:val="14"/>
                 <w:szCs w:val="14"/>
@@ -9155,6 +9261,7 @@
             <w:r>
               <w:rPr>
                 <w:rFonts w:hint="eastAsia"/>
+                <w:strike/>
                 <w:color w:val="4472C4" w:themeColor="accent1"/>
                 <w:sz w:val="18"/>
                 <w:szCs w:val="16"/>
@@ -9163,12 +9270,14 @@
             </w:r>
             <w:r>
               <w:rPr>
+                <w:strike/>
                 <w:color w:val="538135" w:themeColor="accent6" w:themeShade="BF"/>
               </w:rPr>
               <w:t>'</w:t>
             </w:r>
             <w:r>
               <w:rPr>
+                <w:strike/>
                 <w:sz w:val="14"/>
                 <w:szCs w:val="14"/>
               </w:rPr>
@@ -9176,12 +9285,14 @@
             </w:r>
             <w:r>
               <w:rPr>
+                <w:strike/>
                 <w:color w:val="538135" w:themeColor="accent6" w:themeShade="BF"/>
               </w:rPr>
               <w:t>'</w:t>
             </w:r>
             <w:r>
               <w:rPr>
+                <w:strike/>
                 <w:sz w:val="14"/>
                 <w:szCs w:val="14"/>
               </w:rPr>
@@ -9190,6 +9301,7 @@
             <w:r>
               <w:rPr>
                 <w:rFonts w:hint="eastAsia"/>
+                <w:strike/>
                 <w:color w:val="4472C4" w:themeColor="accent1"/>
                 <w:sz w:val="18"/>
                 <w:szCs w:val="16"/>
@@ -9198,6 +9310,7 @@
             </w:r>
             <w:r>
               <w:rPr>
+                <w:strike/>
                 <w:color w:val="FF0000"/>
                 <w:sz w:val="14"/>
                 <w:szCs w:val="14"/>
@@ -9207,6 +9320,7 @@
             <w:r>
               <w:rPr>
                 <w:rFonts w:hint="eastAsia"/>
+                <w:strike/>
                 <w:color w:val="4472C4" w:themeColor="accent1"/>
                 <w:sz w:val="18"/>
                 <w:szCs w:val="16"/>
@@ -9215,12 +9329,14 @@
             </w:r>
             <w:r>
               <w:rPr>
+                <w:strike/>
                 <w:color w:val="538135" w:themeColor="accent6" w:themeShade="BF"/>
               </w:rPr>
               <w:t>'</w:t>
             </w:r>
             <w:r>
               <w:rPr>
+                <w:strike/>
                 <w:sz w:val="14"/>
                 <w:szCs w:val="14"/>
               </w:rPr>
@@ -9228,12 +9344,14 @@
             </w:r>
             <w:r>
               <w:rPr>
+                <w:strike/>
                 <w:color w:val="538135" w:themeColor="accent6" w:themeShade="BF"/>
               </w:rPr>
               <w:t>'</w:t>
             </w:r>
             <w:r>
               <w:rPr>
+                <w:strike/>
                 <w:sz w:val="14"/>
                 <w:szCs w:val="14"/>
               </w:rPr>
@@ -9242,6 +9360,7 @@
             <w:r>
               <w:rPr>
                 <w:rFonts w:hint="eastAsia"/>
+                <w:strike/>
                 <w:color w:val="4472C4" w:themeColor="accent1"/>
                 <w:sz w:val="18"/>
                 <w:szCs w:val="16"/>
@@ -9250,6 +9369,7 @@
             </w:r>
             <w:r>
               <w:rPr>
+                <w:strike/>
                 <w:color w:val="FF0000"/>
                 <w:sz w:val="14"/>
                 <w:szCs w:val="14"/>
@@ -9259,6 +9379,7 @@
             <w:r>
               <w:rPr>
                 <w:rFonts w:hint="eastAsia"/>
+                <w:strike/>
                 <w:color w:val="4472C4" w:themeColor="accent1"/>
                 <w:sz w:val="18"/>
                 <w:szCs w:val="16"/>
@@ -9267,12 +9388,14 @@
             </w:r>
             <w:r>
               <w:rPr>
+                <w:strike/>
                 <w:color w:val="538135" w:themeColor="accent6" w:themeShade="BF"/>
               </w:rPr>
               <w:t>'</w:t>
             </w:r>
             <w:r>
               <w:rPr>
+                <w:strike/>
                 <w:sz w:val="14"/>
                 <w:szCs w:val="14"/>
               </w:rPr>
@@ -9280,12 +9403,14 @@
             </w:r>
             <w:r>
               <w:rPr>
+                <w:strike/>
                 <w:color w:val="538135" w:themeColor="accent6" w:themeShade="BF"/>
               </w:rPr>
               <w:t>'</w:t>
             </w:r>
             <w:r>
               <w:rPr>
+                <w:strike/>
                 <w:sz w:val="14"/>
                 <w:szCs w:val="14"/>
               </w:rPr>
@@ -9294,6 +9419,7 @@
             <w:r>
               <w:rPr>
                 <w:rFonts w:hint="eastAsia"/>
+                <w:strike/>
                 <w:color w:val="4472C4" w:themeColor="accent1"/>
                 <w:sz w:val="18"/>
                 <w:szCs w:val="16"/>
@@ -9302,6 +9428,7 @@
             </w:r>
             <w:r>
               <w:rPr>
+                <w:strike/>
                 <w:color w:val="FF0000"/>
                 <w:sz w:val="14"/>
                 <w:szCs w:val="14"/>
@@ -9310,6 +9437,7 @@
             </w:r>
             <w:r>
               <w:rPr>
+                <w:strike/>
                 <w:sz w:val="14"/>
                 <w:szCs w:val="14"/>
               </w:rPr>
@@ -9318,6 +9446,7 @@
             <w:r>
               <w:rPr>
                 <w:rFonts w:hint="eastAsia"/>
+                <w:strike/>
                 <w:color w:val="4472C4" w:themeColor="accent1"/>
                 <w:sz w:val="18"/>
                 <w:szCs w:val="16"/>
@@ -9326,12 +9455,14 @@
             </w:r>
             <w:r>
               <w:rPr>
+                <w:strike/>
                 <w:color w:val="538135" w:themeColor="accent6" w:themeShade="BF"/>
               </w:rPr>
               <w:t>'</w:t>
             </w:r>
             <w:r>
               <w:rPr>
+                <w:strike/>
                 <w:sz w:val="14"/>
                 <w:szCs w:val="14"/>
               </w:rPr>
@@ -9339,6 +9470,7 @@
             </w:r>
             <w:r>
               <w:rPr>
+                <w:strike/>
                 <w:color w:val="538135" w:themeColor="accent6" w:themeShade="BF"/>
               </w:rPr>
               <w:t>'</w:t>
@@ -9348,12 +9480,14 @@
             <w:pPr>
               <w:spacing w:line="200" w:lineRule="exact"/>
               <w:rPr>
+                <w:strike/>
                 <w:sz w:val="14"/>
                 <w:szCs w:val="14"/>
               </w:rPr>
             </w:pPr>
             <w:r>
               <w:rPr>
+                <w:strike/>
                 <w:sz w:val="14"/>
                 <w:szCs w:val="14"/>
               </w:rPr>
@@ -9361,12 +9495,14 @@
             </w:r>
             <w:r>
               <w:rPr>
+                <w:strike/>
                 <w:color w:val="538135" w:themeColor="accent6" w:themeShade="BF"/>
               </w:rPr>
               <w:t>'</w:t>
             </w:r>
             <w:r>
               <w:rPr>
+                <w:strike/>
                 <w:sz w:val="14"/>
                 <w:szCs w:val="14"/>
               </w:rPr>
@@ -9374,6 +9510,7 @@
             </w:r>
             <w:r>
               <w:rPr>
+                <w:strike/>
                 <w:sz w:val="14"/>
                 <w:szCs w:val="14"/>
               </w:rPr>
@@ -9381,6 +9518,7 @@
             </w:r>
             <w:r>
               <w:rPr>
+                <w:strike/>
                 <w:sz w:val="14"/>
                 <w:szCs w:val="14"/>
               </w:rPr>
@@ -9388,6 +9526,7 @@
             </w:r>
             <w:r>
               <w:rPr>
+                <w:strike/>
                 <w:color w:val="538135" w:themeColor="accent6" w:themeShade="BF"/>
               </w:rPr>
               <w:t>'</w:t>
@@ -9395,6 +9534,7 @@
             <w:r>
               <w:rPr>
                 <w:rFonts w:hint="eastAsia"/>
+                <w:strike/>
                 <w:color w:val="4472C4" w:themeColor="accent1"/>
                 <w:sz w:val="18"/>
                 <w:szCs w:val="16"/>
@@ -9403,6 +9543,7 @@
             </w:r>
             <w:r>
               <w:rPr>
+                <w:strike/>
                 <w:color w:val="FF0000"/>
                 <w:sz w:val="14"/>
                 <w:szCs w:val="14"/>
@@ -9412,6 +9553,7 @@
             <w:r>
               <w:rPr>
                 <w:rFonts w:hint="eastAsia"/>
+                <w:strike/>
                 <w:color w:val="4472C4" w:themeColor="accent1"/>
                 <w:sz w:val="18"/>
                 <w:szCs w:val="16"/>
@@ -9420,12 +9562,14 @@
             </w:r>
             <w:r>
               <w:rPr>
+                <w:strike/>
                 <w:color w:val="538135" w:themeColor="accent6" w:themeShade="BF"/>
               </w:rPr>
               <w:t>'</w:t>
             </w:r>
             <w:r>
               <w:rPr>
+                <w:strike/>
                 <w:sz w:val="14"/>
                 <w:szCs w:val="14"/>
               </w:rPr>
@@ -9433,12 +9577,14 @@
             </w:r>
             <w:r>
               <w:rPr>
+                <w:strike/>
                 <w:color w:val="538135" w:themeColor="accent6" w:themeShade="BF"/>
               </w:rPr>
               <w:t>'</w:t>
             </w:r>
             <w:r>
               <w:rPr>
+                <w:strike/>
                 <w:sz w:val="14"/>
                 <w:szCs w:val="14"/>
               </w:rPr>
@@ -9447,6 +9593,7 @@
             <w:r>
               <w:rPr>
                 <w:rFonts w:hint="eastAsia"/>
+                <w:strike/>
                 <w:color w:val="4472C4" w:themeColor="accent1"/>
                 <w:sz w:val="18"/>
                 <w:szCs w:val="16"/>
@@ -9455,6 +9602,7 @@
             </w:r>
             <w:r>
               <w:rPr>
+                <w:strike/>
                 <w:color w:val="FF0000"/>
                 <w:sz w:val="14"/>
                 <w:szCs w:val="14"/>
@@ -9464,6 +9612,7 @@
             <w:r>
               <w:rPr>
                 <w:rFonts w:hint="eastAsia"/>
+                <w:strike/>
                 <w:color w:val="4472C4" w:themeColor="accent1"/>
                 <w:sz w:val="18"/>
                 <w:szCs w:val="16"/>
@@ -9472,12 +9621,14 @@
             </w:r>
             <w:r>
               <w:rPr>
+                <w:strike/>
                 <w:color w:val="538135" w:themeColor="accent6" w:themeShade="BF"/>
               </w:rPr>
               <w:t>'</w:t>
             </w:r>
             <w:r>
               <w:rPr>
+                <w:strike/>
                 <w:sz w:val="14"/>
                 <w:szCs w:val="14"/>
               </w:rPr>
@@ -9485,12 +9636,14 @@
             </w:r>
             <w:r>
               <w:rPr>
+                <w:strike/>
                 <w:color w:val="538135" w:themeColor="accent6" w:themeShade="BF"/>
               </w:rPr>
               <w:t>'</w:t>
             </w:r>
             <w:r>
               <w:rPr>
+                <w:strike/>
                 <w:sz w:val="14"/>
                 <w:szCs w:val="14"/>
               </w:rPr>
@@ -9499,6 +9652,7 @@
             <w:r>
               <w:rPr>
                 <w:rFonts w:hint="eastAsia"/>
+                <w:strike/>
                 <w:color w:val="4472C4" w:themeColor="accent1"/>
                 <w:sz w:val="18"/>
                 <w:szCs w:val="16"/>
@@ -9507,6 +9661,7 @@
             </w:r>
             <w:r>
               <w:rPr>
+                <w:strike/>
                 <w:color w:val="FF0000"/>
                 <w:sz w:val="14"/>
                 <w:szCs w:val="14"/>
@@ -9516,6 +9671,7 @@
             <w:r>
               <w:rPr>
                 <w:rFonts w:hint="eastAsia"/>
+                <w:strike/>
                 <w:color w:val="4472C4" w:themeColor="accent1"/>
                 <w:sz w:val="18"/>
                 <w:szCs w:val="16"/>
@@ -9524,12 +9680,14 @@
             </w:r>
             <w:r>
               <w:rPr>
+                <w:strike/>
                 <w:color w:val="538135" w:themeColor="accent6" w:themeShade="BF"/>
               </w:rPr>
               <w:t>'</w:t>
             </w:r>
             <w:r>
               <w:rPr>
+                <w:strike/>
                 <w:sz w:val="14"/>
                 <w:szCs w:val="14"/>
               </w:rPr>
@@ -9537,12 +9695,14 @@
             </w:r>
             <w:r>
               <w:rPr>
+                <w:strike/>
                 <w:color w:val="538135" w:themeColor="accent6" w:themeShade="BF"/>
               </w:rPr>
               <w:t>'</w:t>
             </w:r>
             <w:r>
               <w:rPr>
+                <w:strike/>
                 <w:sz w:val="14"/>
                 <w:szCs w:val="14"/>
               </w:rPr>
@@ -9551,6 +9711,7 @@
             <w:r>
               <w:rPr>
                 <w:rFonts w:hint="eastAsia"/>
+                <w:strike/>
                 <w:color w:val="4472C4" w:themeColor="accent1"/>
                 <w:sz w:val="18"/>
                 <w:szCs w:val="16"/>
@@ -9559,6 +9720,7 @@
             </w:r>
             <w:r>
               <w:rPr>
+                <w:strike/>
                 <w:color w:val="FF0000"/>
                 <w:sz w:val="14"/>
                 <w:szCs w:val="14"/>
@@ -9568,6 +9730,7 @@
             <w:r>
               <w:rPr>
                 <w:rFonts w:hint="eastAsia"/>
+                <w:strike/>
                 <w:color w:val="4472C4" w:themeColor="accent1"/>
                 <w:sz w:val="18"/>
                 <w:szCs w:val="16"/>
@@ -9576,12 +9739,14 @@
             </w:r>
             <w:r>
               <w:rPr>
+                <w:strike/>
                 <w:color w:val="538135" w:themeColor="accent6" w:themeShade="BF"/>
               </w:rPr>
               <w:t>'</w:t>
             </w:r>
             <w:r>
               <w:rPr>
+                <w:strike/>
                 <w:sz w:val="14"/>
                 <w:szCs w:val="14"/>
               </w:rPr>
@@ -9589,12 +9754,14 @@
             </w:r>
             <w:r>
               <w:rPr>
+                <w:strike/>
                 <w:color w:val="538135" w:themeColor="accent6" w:themeShade="BF"/>
               </w:rPr>
               <w:t>'</w:t>
             </w:r>
             <w:r>
               <w:rPr>
+                <w:strike/>
                 <w:sz w:val="14"/>
                 <w:szCs w:val="14"/>
               </w:rPr>
@@ -9603,6 +9770,7 @@
             <w:r>
               <w:rPr>
                 <w:rFonts w:hint="eastAsia"/>
+                <w:strike/>
                 <w:color w:val="4472C4" w:themeColor="accent1"/>
                 <w:sz w:val="18"/>
                 <w:szCs w:val="16"/>
@@ -9611,6 +9779,7 @@
             </w:r>
             <w:r>
               <w:rPr>
+                <w:strike/>
                 <w:color w:val="FF0000"/>
                 <w:sz w:val="14"/>
                 <w:szCs w:val="14"/>
@@ -9620,6 +9789,7 @@
             <w:r>
               <w:rPr>
                 <w:rFonts w:hint="eastAsia"/>
+                <w:strike/>
                 <w:color w:val="4472C4" w:themeColor="accent1"/>
                 <w:sz w:val="18"/>
                 <w:szCs w:val="16"/>
@@ -9628,12 +9798,14 @@
             </w:r>
             <w:r>
               <w:rPr>
+                <w:strike/>
                 <w:color w:val="538135" w:themeColor="accent6" w:themeShade="BF"/>
               </w:rPr>
               <w:t>'</w:t>
             </w:r>
             <w:r>
               <w:rPr>
+                <w:strike/>
                 <w:sz w:val="14"/>
                 <w:szCs w:val="14"/>
               </w:rPr>
@@ -9641,12 +9813,14 @@
             </w:r>
             <w:r>
               <w:rPr>
+                <w:strike/>
                 <w:color w:val="538135" w:themeColor="accent6" w:themeShade="BF"/>
               </w:rPr>
               <w:t>'</w:t>
             </w:r>
             <w:r>
               <w:rPr>
+                <w:strike/>
                 <w:sz w:val="14"/>
                 <w:szCs w:val="14"/>
               </w:rPr>
@@ -9655,6 +9829,7 @@
             <w:r>
               <w:rPr>
                 <w:rFonts w:hint="eastAsia"/>
+                <w:strike/>
                 <w:color w:val="4472C4" w:themeColor="accent1"/>
                 <w:sz w:val="18"/>
                 <w:szCs w:val="16"/>
@@ -9663,6 +9838,7 @@
             </w:r>
             <w:r>
               <w:rPr>
+                <w:strike/>
                 <w:color w:val="FF0000"/>
                 <w:sz w:val="14"/>
                 <w:szCs w:val="14"/>
@@ -9671,6 +9847,7 @@
             </w:r>
             <w:r>
               <w:rPr>
+                <w:strike/>
                 <w:sz w:val="14"/>
                 <w:szCs w:val="14"/>
               </w:rPr>
@@ -9679,6 +9856,7 @@
             <w:r>
               <w:rPr>
                 <w:rFonts w:hint="eastAsia"/>
+                <w:strike/>
                 <w:color w:val="4472C4" w:themeColor="accent1"/>
                 <w:sz w:val="18"/>
                 <w:szCs w:val="16"/>
@@ -9687,12 +9865,14 @@
             </w:r>
             <w:r>
               <w:rPr>
+                <w:strike/>
                 <w:color w:val="538135" w:themeColor="accent6" w:themeShade="BF"/>
               </w:rPr>
               <w:t>'</w:t>
             </w:r>
             <w:r>
               <w:rPr>
+                <w:strike/>
                 <w:sz w:val="14"/>
                 <w:szCs w:val="14"/>
               </w:rPr>
@@ -9700,6 +9880,7 @@
             </w:r>
             <w:r>
               <w:rPr>
+                <w:strike/>
                 <w:color w:val="538135" w:themeColor="accent6" w:themeShade="BF"/>
               </w:rPr>
               <w:t>'</w:t>
@@ -9715,6 +9896,7 @@
             </w:pPr>
             <w:r>
               <w:rPr>
+                <w:strike/>
                 <w:sz w:val="14"/>
                 <w:szCs w:val="14"/>
               </w:rPr>
@@ -9722,12 +9904,14 @@
             </w:r>
             <w:r>
               <w:rPr>
+                <w:strike/>
                 <w:color w:val="538135" w:themeColor="accent6" w:themeShade="BF"/>
               </w:rPr>
               <w:t>'</w:t>
             </w:r>
             <w:r>
               <w:rPr>
+                <w:strike/>
                 <w:sz w:val="14"/>
                 <w:szCs w:val="14"/>
               </w:rPr>
@@ -9735,6 +9919,7 @@
             </w:r>
             <w:r>
               <w:rPr>
+                <w:strike/>
                 <w:sz w:val="14"/>
                 <w:szCs w:val="14"/>
               </w:rPr>
@@ -9742,6 +9927,7 @@
             </w:r>
             <w:r>
               <w:rPr>
+                <w:strike/>
                 <w:color w:val="538135" w:themeColor="accent6" w:themeShade="BF"/>
               </w:rPr>
               <w:t>'</w:t>
